--- a/IB-HL Lang and Lit Syllabus.docx
+++ b/IB-HL Lang and Lit Syllabus.docx
@@ -130,6 +130,3703 @@
           <w:b/>
           <w:sz w:val="36"/>
           <w:szCs w:val="36"/>
+          <w:color w:val="1F4E79"/>
+        </w:rPr>
+        <w:t xml:space="preserve">Course at a Glance</w:t>
+      </w:r>
+    </w:p>
+    <w:p>
+      <w:pPr>
+        <w:pBdr>
+          <w:top w:val="single" w:sz="6" w:space="6" w:color="BBBBBB"/>
+        </w:pBdr>
+        <w:spacing w:before="0" w:after="60"/>
+      </w:pPr>
+      <w:r>
+        <w:t xml:space="preserve"/>
+      </w:r>
+    </w:p>
+    <w:p>
+      <w:pPr>
+        <w:spacing w:before="0" w:after="200"/>
+      </w:pPr>
+      <w:r>
+        <w:rPr>
+          <w:i/>
+          <w:sz w:val="20"/>
+          <w:szCs w:val="20"/>
+          <w:color w:val="595959"/>
+        </w:rPr>
+        <w:t xml:space="preserve">The charts below summarise how the course meets IB HL requirements and how its texts are distributed. Every figure is counted from the course outline itself.</w:t>
+      </w:r>
+    </w:p>
+    <w:p>
+      <w:pPr>
+        <w:spacing w:before="160" w:after="80"/>
+      </w:pPr>
+      <w:r>
+        <w:rPr>
+          <w:b/>
+          <w:sz w:val="26"/>
+          <w:szCs w:val="26"/>
+          <w:color w:val="1F4E79"/>
+        </w:rPr>
+        <w:t xml:space="preserve">IB HL compliance</w:t>
+      </w:r>
+    </w:p>
+    <w:tbl>
+      <w:tblPr>
+        <w:tblW w:w="9360" w:type="dxa"/>
+        <w:tblBorders>
+          <w:top w:val="single" w:sz="8" w:color="1F4E79"/>
+          <w:left w:val="single" w:sz="4" w:color="BFD3E6"/>
+          <w:bottom w:val="single" w:sz="8" w:color="1F4E79"/>
+          <w:right w:val="single" w:sz="4" w:color="BFD3E6"/>
+          <w:insideH w:val="single" w:sz="4" w:color="BFD3E6"/>
+          <w:insideV w:val="single" w:sz="4" w:color="BFD3E6"/>
+        </w:tblBorders>
+        <w:tblCellMar>
+          <w:top w:w="80" w:type="dxa"/>
+          <w:left w:w="110" w:type="dxa"/>
+          <w:bottom w:w="80" w:type="dxa"/>
+          <w:right w:w="110" w:type="dxa"/>
+        </w:tblCellMar>
+      </w:tblPr>
+      <w:tblGrid>
+        <w:gridCol w:w="3400"/>
+        <w:gridCol w:w="1150"/>
+        <w:gridCol w:w="3400"/>
+        <w:gridCol w:w="1410"/>
+      </w:tblGrid>
+      <w:tr>
+        <w:trPr>
+          <w:tblHeader/>
+        </w:trPr>
+        <w:tc>
+          <w:tcPr>
+            <w:tcW w:w="3400" w:type="dxa"/>
+            <w:shd w:val="clear" w:color="auto" w:fill="1F4E79"/>
+            <w:vAlign w:val="top"/>
+          </w:tcPr>
+          <w:p>
+            <w:pPr>
+              <w:spacing w:before="30" w:after="30"/>
+            </w:pPr>
+            <w:r>
+              <w:rPr>
+                <w:b/>
+                <w:sz w:val="19"/>
+                <w:szCs w:val="19"/>
+                <w:color w:val="FFFFFF"/>
+              </w:rPr>
+              <w:t xml:space="preserve">Requirement</w:t>
+            </w:r>
+          </w:p>
+        </w:tc>
+        <w:tc>
+          <w:tcPr>
+            <w:tcW w:w="1150" w:type="dxa"/>
+            <w:shd w:val="clear" w:color="auto" w:fill="1F4E79"/>
+            <w:vAlign w:val="top"/>
+          </w:tcPr>
+          <w:p>
+            <w:pPr>
+              <w:spacing w:before="30" w:after="30"/>
+            </w:pPr>
+            <w:r>
+              <w:rPr>
+                <w:b/>
+                <w:sz w:val="19"/>
+                <w:szCs w:val="19"/>
+                <w:color w:val="FFFFFF"/>
+              </w:rPr>
+              <w:t xml:space="preserve">Minimum</w:t>
+            </w:r>
+          </w:p>
+        </w:tc>
+        <w:tc>
+          <w:tcPr>
+            <w:tcW w:w="3400" w:type="dxa"/>
+            <w:shd w:val="clear" w:color="auto" w:fill="1F4E79"/>
+            <w:vAlign w:val="top"/>
+          </w:tcPr>
+          <w:p>
+            <w:pPr>
+              <w:spacing w:before="30" w:after="30"/>
+            </w:pPr>
+            <w:r>
+              <w:rPr>
+                <w:b/>
+                <w:sz w:val="19"/>
+                <w:szCs w:val="19"/>
+                <w:color w:val="FFFFFF"/>
+              </w:rPr>
+              <w:t xml:space="preserve">This course</w:t>
+            </w:r>
+          </w:p>
+        </w:tc>
+        <w:tc>
+          <w:tcPr>
+            <w:tcW w:w="1410" w:type="dxa"/>
+            <w:shd w:val="clear" w:color="auto" w:fill="1F4E79"/>
+            <w:vAlign w:val="top"/>
+          </w:tcPr>
+          <w:p>
+            <w:pPr>
+              <w:spacing w:before="30" w:after="30"/>
+            </w:pPr>
+            <w:r>
+              <w:rPr>
+                <w:b/>
+                <w:sz w:val="19"/>
+                <w:szCs w:val="19"/>
+                <w:color w:val="FFFFFF"/>
+              </w:rPr>
+              <w:t xml:space="preserve">Status</w:t>
+            </w:r>
+          </w:p>
+        </w:tc>
+      </w:tr>
+      <w:tr>
+        <w:tc>
+          <w:tcPr>
+            <w:tcW w:w="3400" w:type="dxa"/>
+            <w:shd w:val="clear" w:color="auto" w:fill="FFFFFF"/>
+            <w:vAlign w:val="top"/>
+          </w:tcPr>
+          <w:p>
+            <w:pPr>
+              <w:spacing w:before="30" w:after="30"/>
+            </w:pPr>
+            <w:r>
+              <w:rPr>
+                <w:sz w:val="19"/>
+                <w:szCs w:val="19"/>
+              </w:rPr>
+              <w:t xml:space="preserve">Literary works studied</w:t>
+            </w:r>
+          </w:p>
+        </w:tc>
+        <w:tc>
+          <w:tcPr>
+            <w:tcW w:w="1150" w:type="dxa"/>
+            <w:shd w:val="clear" w:color="auto" w:fill="FFFFFF"/>
+            <w:vAlign w:val="top"/>
+          </w:tcPr>
+          <w:p>
+            <w:pPr>
+              <w:spacing w:before="30" w:after="30"/>
+            </w:pPr>
+            <w:r>
+              <w:rPr>
+                <w:sz w:val="19"/>
+                <w:szCs w:val="19"/>
+              </w:rPr>
+              <w:t xml:space="preserve">6</w:t>
+            </w:r>
+          </w:p>
+        </w:tc>
+        <w:tc>
+          <w:tcPr>
+            <w:tcW w:w="3400" w:type="dxa"/>
+            <w:shd w:val="clear" w:color="auto" w:fill="FFFFFF"/>
+            <w:vAlign w:val="top"/>
+          </w:tcPr>
+          <w:p>
+            <w:pPr>
+              <w:spacing w:before="30" w:after="30"/>
+            </w:pPr>
+            <w:r>
+              <w:rPr>
+                <w:sz w:val="19"/>
+                <w:szCs w:val="19"/>
+              </w:rPr>
+              <w:t xml:space="preserve">6</w:t>
+            </w:r>
+          </w:p>
+        </w:tc>
+        <w:tc>
+          <w:tcPr>
+            <w:tcW w:w="1410" w:type="dxa"/>
+            <w:shd w:val="clear" w:color="auto" w:fill="FFFFFF"/>
+            <w:vAlign w:val="top"/>
+          </w:tcPr>
+          <w:p>
+            <w:pPr>
+              <w:spacing w:before="30" w:after="30"/>
+            </w:pPr>
+            <w:r>
+              <w:rPr>
+                <w:sz w:val="19"/>
+                <w:szCs w:val="19"/>
+              </w:rPr>
+              <w:t xml:space="preserve">Met</w:t>
+            </w:r>
+          </w:p>
+        </w:tc>
+      </w:tr>
+      <w:tr>
+        <w:tc>
+          <w:tcPr>
+            <w:tcW w:w="3400" w:type="dxa"/>
+            <w:shd w:val="clear" w:color="auto" w:fill="EAF1F8"/>
+            <w:vAlign w:val="top"/>
+          </w:tcPr>
+          <w:p>
+            <w:pPr>
+              <w:spacing w:before="30" w:after="30"/>
+            </w:pPr>
+            <w:r>
+              <w:rPr>
+                <w:sz w:val="19"/>
+                <w:szCs w:val="19"/>
+              </w:rPr>
+              <w:t xml:space="preserve">Works in translation, PRL authors</w:t>
+            </w:r>
+          </w:p>
+        </w:tc>
+        <w:tc>
+          <w:tcPr>
+            <w:tcW w:w="1150" w:type="dxa"/>
+            <w:shd w:val="clear" w:color="auto" w:fill="EAF1F8"/>
+            <w:vAlign w:val="top"/>
+          </w:tcPr>
+          <w:p>
+            <w:pPr>
+              <w:spacing w:before="30" w:after="30"/>
+            </w:pPr>
+            <w:r>
+              <w:rPr>
+                <w:sz w:val="19"/>
+                <w:szCs w:val="19"/>
+              </w:rPr>
+              <w:t xml:space="preserve">2</w:t>
+            </w:r>
+          </w:p>
+        </w:tc>
+        <w:tc>
+          <w:tcPr>
+            <w:tcW w:w="3400" w:type="dxa"/>
+            <w:shd w:val="clear" w:color="auto" w:fill="EAF1F8"/>
+            <w:vAlign w:val="top"/>
+          </w:tcPr>
+          <w:p>
+            <w:pPr>
+              <w:spacing w:before="30" w:after="30"/>
+            </w:pPr>
+            <w:r>
+              <w:rPr>
+                <w:sz w:val="19"/>
+                <w:szCs w:val="19"/>
+              </w:rPr>
+              <w:t xml:space="preserve">2</w:t>
+            </w:r>
+          </w:p>
+        </w:tc>
+        <w:tc>
+          <w:tcPr>
+            <w:tcW w:w="1410" w:type="dxa"/>
+            <w:shd w:val="clear" w:color="auto" w:fill="EAF1F8"/>
+            <w:vAlign w:val="top"/>
+          </w:tcPr>
+          <w:p>
+            <w:pPr>
+              <w:spacing w:before="30" w:after="30"/>
+            </w:pPr>
+            <w:r>
+              <w:rPr>
+                <w:sz w:val="19"/>
+                <w:szCs w:val="19"/>
+              </w:rPr>
+              <w:t xml:space="preserve">Met</w:t>
+            </w:r>
+          </w:p>
+        </w:tc>
+      </w:tr>
+      <w:tr>
+        <w:tc>
+          <w:tcPr>
+            <w:tcW w:w="3400" w:type="dxa"/>
+            <w:shd w:val="clear" w:color="auto" w:fill="FFFFFF"/>
+            <w:vAlign w:val="top"/>
+          </w:tcPr>
+          <w:p>
+            <w:pPr>
+              <w:spacing w:before="30" w:after="30"/>
+            </w:pPr>
+            <w:r>
+              <w:rPr>
+                <w:sz w:val="19"/>
+                <w:szCs w:val="19"/>
+              </w:rPr>
+              <w:t xml:space="preserve">Works originally in the language studied, PRL</w:t>
+            </w:r>
+          </w:p>
+        </w:tc>
+        <w:tc>
+          <w:tcPr>
+            <w:tcW w:w="1150" w:type="dxa"/>
+            <w:shd w:val="clear" w:color="auto" w:fill="FFFFFF"/>
+            <w:vAlign w:val="top"/>
+          </w:tcPr>
+          <w:p>
+            <w:pPr>
+              <w:spacing w:before="30" w:after="30"/>
+            </w:pPr>
+            <w:r>
+              <w:rPr>
+                <w:sz w:val="19"/>
+                <w:szCs w:val="19"/>
+              </w:rPr>
+              <w:t xml:space="preserve">2</w:t>
+            </w:r>
+          </w:p>
+        </w:tc>
+        <w:tc>
+          <w:tcPr>
+            <w:tcW w:w="3400" w:type="dxa"/>
+            <w:shd w:val="clear" w:color="auto" w:fill="FFFFFF"/>
+            <w:vAlign w:val="top"/>
+          </w:tcPr>
+          <w:p>
+            <w:pPr>
+              <w:spacing w:before="30" w:after="30"/>
+            </w:pPr>
+            <w:r>
+              <w:rPr>
+                <w:sz w:val="19"/>
+                <w:szCs w:val="19"/>
+              </w:rPr>
+              <w:t xml:space="preserve">2</w:t>
+            </w:r>
+          </w:p>
+        </w:tc>
+        <w:tc>
+          <w:tcPr>
+            <w:tcW w:w="1410" w:type="dxa"/>
+            <w:shd w:val="clear" w:color="auto" w:fill="FFFFFF"/>
+            <w:vAlign w:val="top"/>
+          </w:tcPr>
+          <w:p>
+            <w:pPr>
+              <w:spacing w:before="30" w:after="30"/>
+            </w:pPr>
+            <w:r>
+              <w:rPr>
+                <w:sz w:val="19"/>
+                <w:szCs w:val="19"/>
+              </w:rPr>
+              <w:t xml:space="preserve">Met</w:t>
+            </w:r>
+          </w:p>
+        </w:tc>
+      </w:tr>
+      <w:tr>
+        <w:tc>
+          <w:tcPr>
+            <w:tcW w:w="3400" w:type="dxa"/>
+            <w:shd w:val="clear" w:color="auto" w:fill="EAF1F8"/>
+            <w:vAlign w:val="top"/>
+          </w:tcPr>
+          <w:p>
+            <w:pPr>
+              <w:spacing w:before="30" w:after="30"/>
+            </w:pPr>
+            <w:r>
+              <w:rPr>
+                <w:sz w:val="19"/>
+                <w:szCs w:val="19"/>
+              </w:rPr>
+              <w:t xml:space="preserve">Free choice works</w:t>
+            </w:r>
+          </w:p>
+        </w:tc>
+        <w:tc>
+          <w:tcPr>
+            <w:tcW w:w="1150" w:type="dxa"/>
+            <w:shd w:val="clear" w:color="auto" w:fill="EAF1F8"/>
+            <w:vAlign w:val="top"/>
+          </w:tcPr>
+          <w:p>
+            <w:pPr>
+              <w:spacing w:before="30" w:after="30"/>
+            </w:pPr>
+            <w:r>
+              <w:rPr>
+                <w:sz w:val="19"/>
+                <w:szCs w:val="19"/>
+              </w:rPr>
+              <w:t xml:space="preserve">2</w:t>
+            </w:r>
+          </w:p>
+        </w:tc>
+        <w:tc>
+          <w:tcPr>
+            <w:tcW w:w="3400" w:type="dxa"/>
+            <w:shd w:val="clear" w:color="auto" w:fill="EAF1F8"/>
+            <w:vAlign w:val="top"/>
+          </w:tcPr>
+          <w:p>
+            <w:pPr>
+              <w:spacing w:before="30" w:after="30"/>
+            </w:pPr>
+            <w:r>
+              <w:rPr>
+                <w:sz w:val="19"/>
+                <w:szCs w:val="19"/>
+              </w:rPr>
+              <w:t xml:space="preserve">2</w:t>
+            </w:r>
+          </w:p>
+        </w:tc>
+        <w:tc>
+          <w:tcPr>
+            <w:tcW w:w="1410" w:type="dxa"/>
+            <w:shd w:val="clear" w:color="auto" w:fill="EAF1F8"/>
+            <w:vAlign w:val="top"/>
+          </w:tcPr>
+          <w:p>
+            <w:pPr>
+              <w:spacing w:before="30" w:after="30"/>
+            </w:pPr>
+            <w:r>
+              <w:rPr>
+                <w:sz w:val="19"/>
+                <w:szCs w:val="19"/>
+              </w:rPr>
+              <w:t xml:space="preserve">Met</w:t>
+            </w:r>
+          </w:p>
+        </w:tc>
+      </w:tr>
+      <w:tr>
+        <w:tc>
+          <w:tcPr>
+            <w:tcW w:w="3400" w:type="dxa"/>
+            <w:shd w:val="clear" w:color="auto" w:fill="FFFFFF"/>
+            <w:vAlign w:val="top"/>
+          </w:tcPr>
+          <w:p>
+            <w:pPr>
+              <w:spacing w:before="30" w:after="30"/>
+            </w:pPr>
+            <w:r>
+              <w:rPr>
+                <w:sz w:val="19"/>
+                <w:szCs w:val="19"/>
+              </w:rPr>
+              <w:t xml:space="preserve">Literary forms</w:t>
+            </w:r>
+          </w:p>
+        </w:tc>
+        <w:tc>
+          <w:tcPr>
+            <w:tcW w:w="1150" w:type="dxa"/>
+            <w:shd w:val="clear" w:color="auto" w:fill="FFFFFF"/>
+            <w:vAlign w:val="top"/>
+          </w:tcPr>
+          <w:p>
+            <w:pPr>
+              <w:spacing w:before="30" w:after="30"/>
+            </w:pPr>
+            <w:r>
+              <w:rPr>
+                <w:sz w:val="19"/>
+                <w:szCs w:val="19"/>
+              </w:rPr>
+              <w:t xml:space="preserve">3</w:t>
+            </w:r>
+          </w:p>
+        </w:tc>
+        <w:tc>
+          <w:tcPr>
+            <w:tcW w:w="3400" w:type="dxa"/>
+            <w:shd w:val="clear" w:color="auto" w:fill="FFFFFF"/>
+            <w:vAlign w:val="top"/>
+          </w:tcPr>
+          <w:p>
+            <w:pPr>
+              <w:spacing w:before="30" w:after="30"/>
+            </w:pPr>
+            <w:r>
+              <w:rPr>
+                <w:sz w:val="19"/>
+                <w:szCs w:val="19"/>
+              </w:rPr>
+              <w:t xml:space="preserve">4  (novella, tragedy, poetry, short fiction)</w:t>
+            </w:r>
+          </w:p>
+        </w:tc>
+        <w:tc>
+          <w:tcPr>
+            <w:tcW w:w="1410" w:type="dxa"/>
+            <w:shd w:val="clear" w:color="auto" w:fill="FFFFFF"/>
+            <w:vAlign w:val="top"/>
+          </w:tcPr>
+          <w:p>
+            <w:pPr>
+              <w:spacing w:before="30" w:after="30"/>
+            </w:pPr>
+            <w:r>
+              <w:rPr>
+                <w:sz w:val="19"/>
+                <w:szCs w:val="19"/>
+              </w:rPr>
+              <w:t xml:space="preserve">Exceeded</w:t>
+            </w:r>
+          </w:p>
+        </w:tc>
+      </w:tr>
+      <w:tr>
+        <w:tc>
+          <w:tcPr>
+            <w:tcW w:w="3400" w:type="dxa"/>
+            <w:shd w:val="clear" w:color="auto" w:fill="EAF1F8"/>
+            <w:vAlign w:val="top"/>
+          </w:tcPr>
+          <w:p>
+            <w:pPr>
+              <w:spacing w:before="30" w:after="30"/>
+            </w:pPr>
+            <w:r>
+              <w:rPr>
+                <w:sz w:val="19"/>
+                <w:szCs w:val="19"/>
+              </w:rPr>
+              <w:t xml:space="preserve">Periods</w:t>
+            </w:r>
+          </w:p>
+        </w:tc>
+        <w:tc>
+          <w:tcPr>
+            <w:tcW w:w="1150" w:type="dxa"/>
+            <w:shd w:val="clear" w:color="auto" w:fill="EAF1F8"/>
+            <w:vAlign w:val="top"/>
+          </w:tcPr>
+          <w:p>
+            <w:pPr>
+              <w:spacing w:before="30" w:after="30"/>
+            </w:pPr>
+            <w:r>
+              <w:rPr>
+                <w:sz w:val="19"/>
+                <w:szCs w:val="19"/>
+              </w:rPr>
+              <w:t xml:space="preserve">3</w:t>
+            </w:r>
+          </w:p>
+        </w:tc>
+        <w:tc>
+          <w:tcPr>
+            <w:tcW w:w="3400" w:type="dxa"/>
+            <w:shd w:val="clear" w:color="auto" w:fill="EAF1F8"/>
+            <w:vAlign w:val="top"/>
+          </w:tcPr>
+          <w:p>
+            <w:pPr>
+              <w:spacing w:before="30" w:after="30"/>
+            </w:pPr>
+            <w:r>
+              <w:rPr>
+                <w:sz w:val="19"/>
+                <w:szCs w:val="19"/>
+              </w:rPr>
+              <w:t xml:space="preserve">4  (1622, 1911–30, 1948–62, 1977)</w:t>
+            </w:r>
+          </w:p>
+        </w:tc>
+        <w:tc>
+          <w:tcPr>
+            <w:tcW w:w="1410" w:type="dxa"/>
+            <w:shd w:val="clear" w:color="auto" w:fill="EAF1F8"/>
+            <w:vAlign w:val="top"/>
+          </w:tcPr>
+          <w:p>
+            <w:pPr>
+              <w:spacing w:before="30" w:after="30"/>
+            </w:pPr>
+            <w:r>
+              <w:rPr>
+                <w:sz w:val="19"/>
+                <w:szCs w:val="19"/>
+              </w:rPr>
+              <w:t xml:space="preserve">Exceeded</w:t>
+            </w:r>
+          </w:p>
+        </w:tc>
+      </w:tr>
+      <w:tr>
+        <w:tc>
+          <w:tcPr>
+            <w:tcW w:w="3400" w:type="dxa"/>
+            <w:shd w:val="clear" w:color="auto" w:fill="FFFFFF"/>
+            <w:vAlign w:val="top"/>
+          </w:tcPr>
+          <w:p>
+            <w:pPr>
+              <w:spacing w:before="30" w:after="30"/>
+            </w:pPr>
+            <w:r>
+              <w:rPr>
+                <w:sz w:val="19"/>
+                <w:szCs w:val="19"/>
+              </w:rPr>
+              <w:t xml:space="preserve">Countries or regions</w:t>
+            </w:r>
+          </w:p>
+        </w:tc>
+        <w:tc>
+          <w:tcPr>
+            <w:tcW w:w="1150" w:type="dxa"/>
+            <w:shd w:val="clear" w:color="auto" w:fill="FFFFFF"/>
+            <w:vAlign w:val="top"/>
+          </w:tcPr>
+          <w:p>
+            <w:pPr>
+              <w:spacing w:before="30" w:after="30"/>
+            </w:pPr>
+            <w:r>
+              <w:rPr>
+                <w:sz w:val="19"/>
+                <w:szCs w:val="19"/>
+              </w:rPr>
+              <w:t xml:space="preserve">3</w:t>
+            </w:r>
+          </w:p>
+        </w:tc>
+        <w:tc>
+          <w:tcPr>
+            <w:tcW w:w="3400" w:type="dxa"/>
+            <w:shd w:val="clear" w:color="auto" w:fill="FFFFFF"/>
+            <w:vAlign w:val="top"/>
+          </w:tcPr>
+          <w:p>
+            <w:pPr>
+              <w:spacing w:before="30" w:after="30"/>
+            </w:pPr>
+            <w:r>
+              <w:rPr>
+                <w:sz w:val="19"/>
+                <w:szCs w:val="19"/>
+              </w:rPr>
+              <w:t xml:space="preserve">6  (UK, US, Argentina, Brazil, Japan, NZ)</w:t>
+            </w:r>
+          </w:p>
+        </w:tc>
+        <w:tc>
+          <w:tcPr>
+            <w:tcW w:w="1410" w:type="dxa"/>
+            <w:shd w:val="clear" w:color="auto" w:fill="FFFFFF"/>
+            <w:vAlign w:val="top"/>
+          </w:tcPr>
+          <w:p>
+            <w:pPr>
+              <w:spacing w:before="30" w:after="30"/>
+            </w:pPr>
+            <w:r>
+              <w:rPr>
+                <w:sz w:val="19"/>
+                <w:szCs w:val="19"/>
+              </w:rPr>
+              <w:t xml:space="preserve">Exceeded</w:t>
+            </w:r>
+          </w:p>
+        </w:tc>
+      </w:tr>
+      <w:tr>
+        <w:tc>
+          <w:tcPr>
+            <w:tcW w:w="3400" w:type="dxa"/>
+            <w:shd w:val="clear" w:color="auto" w:fill="EAF1F8"/>
+            <w:vAlign w:val="top"/>
+          </w:tcPr>
+          <w:p>
+            <w:pPr>
+              <w:spacing w:before="30" w:after="30"/>
+            </w:pPr>
+            <w:r>
+              <w:rPr>
+                <w:sz w:val="19"/>
+                <w:szCs w:val="19"/>
+              </w:rPr>
+              <w:t xml:space="preserve">Continents</w:t>
+            </w:r>
+          </w:p>
+        </w:tc>
+        <w:tc>
+          <w:tcPr>
+            <w:tcW w:w="1150" w:type="dxa"/>
+            <w:shd w:val="clear" w:color="auto" w:fill="EAF1F8"/>
+            <w:vAlign w:val="top"/>
+          </w:tcPr>
+          <w:p>
+            <w:pPr>
+              <w:spacing w:before="30" w:after="30"/>
+            </w:pPr>
+            <w:r>
+              <w:rPr>
+                <w:sz w:val="19"/>
+                <w:szCs w:val="19"/>
+              </w:rPr>
+              <w:t xml:space="preserve">2</w:t>
+            </w:r>
+          </w:p>
+        </w:tc>
+        <w:tc>
+          <w:tcPr>
+            <w:tcW w:w="3400" w:type="dxa"/>
+            <w:shd w:val="clear" w:color="auto" w:fill="EAF1F8"/>
+            <w:vAlign w:val="top"/>
+          </w:tcPr>
+          <w:p>
+            <w:pPr>
+              <w:spacing w:before="30" w:after="30"/>
+            </w:pPr>
+            <w:r>
+              <w:rPr>
+                <w:sz w:val="19"/>
+                <w:szCs w:val="19"/>
+              </w:rPr>
+              <w:t xml:space="preserve">4  (Europe, N. America, S. America, Asia/Oceania)</w:t>
+            </w:r>
+          </w:p>
+        </w:tc>
+        <w:tc>
+          <w:tcPr>
+            <w:tcW w:w="1410" w:type="dxa"/>
+            <w:shd w:val="clear" w:color="auto" w:fill="EAF1F8"/>
+            <w:vAlign w:val="top"/>
+          </w:tcPr>
+          <w:p>
+            <w:pPr>
+              <w:spacing w:before="30" w:after="30"/>
+            </w:pPr>
+            <w:r>
+              <w:rPr>
+                <w:sz w:val="19"/>
+                <w:szCs w:val="19"/>
+              </w:rPr>
+              <w:t xml:space="preserve">Exceeded</w:t>
+            </w:r>
+          </w:p>
+        </w:tc>
+      </w:tr>
+    </w:tbl>
+    <w:p>
+      <w:pPr>
+        <w:spacing w:before="0" w:after="80"/>
+      </w:pPr>
+      <w:r>
+        <w:t xml:space="preserve"/>
+      </w:r>
+    </w:p>
+    <w:p>
+      <w:pPr>
+        <w:spacing w:before="200" w:after="80"/>
+      </w:pPr>
+      <w:r>
+        <w:rPr>
+          <w:b/>
+          <w:sz w:val="22"/>
+          <w:szCs w:val="22"/>
+          <w:color w:val="1F4E79"/>
+        </w:rPr>
+        <w:t xml:space="preserve">Literary works by region</w:t>
+      </w:r>
+    </w:p>
+    <w:tbl>
+      <w:tblPr>
+        <w:tblW w:w="9360" w:type="dxa"/>
+        <w:tblBorders>
+          <w:top w:val="single" w:sz="8" w:color="1F4E79"/>
+          <w:left w:val="single" w:sz="4" w:color="BFD3E6"/>
+          <w:bottom w:val="single" w:sz="8" w:color="1F4E79"/>
+          <w:right w:val="single" w:sz="4" w:color="BFD3E6"/>
+          <w:insideH w:val="single" w:sz="4" w:color="BFD3E6"/>
+          <w:insideV w:val="single" w:sz="4" w:color="BFD3E6"/>
+        </w:tblBorders>
+        <w:tblCellMar>
+          <w:top w:w="80" w:type="dxa"/>
+          <w:left w:w="110" w:type="dxa"/>
+          <w:bottom w:w="80" w:type="dxa"/>
+          <w:right w:w="110" w:type="dxa"/>
+        </w:tblCellMar>
+      </w:tblPr>
+      <w:tblGrid>
+        <w:gridCol w:w="3000"/>
+        <w:gridCol w:w="5200"/>
+        <w:gridCol w:w="1160"/>
+      </w:tblGrid>
+      <w:tr>
+        <w:trPr>
+          <w:tblHeader/>
+        </w:trPr>
+        <w:tc>
+          <w:tcPr>
+            <w:tcW w:w="3000" w:type="dxa"/>
+            <w:shd w:val="clear" w:color="auto" w:fill="1F4E79"/>
+            <w:vAlign w:val="top"/>
+          </w:tcPr>
+          <w:p>
+            <w:pPr>
+              <w:spacing w:before="30" w:after="30"/>
+            </w:pPr>
+            <w:r>
+              <w:rPr>
+                <w:b/>
+                <w:sz w:val="19"/>
+                <w:szCs w:val="19"/>
+                <w:color w:val="FFFFFF"/>
+              </w:rPr>
+              <w:t xml:space="preserve">Category</w:t>
+            </w:r>
+          </w:p>
+        </w:tc>
+        <w:tc>
+          <w:tcPr>
+            <w:tcW w:w="5200" w:type="dxa"/>
+            <w:shd w:val="clear" w:color="auto" w:fill="1F4E79"/>
+            <w:vAlign w:val="top"/>
+          </w:tcPr>
+          <w:p>
+            <w:pPr>
+              <w:spacing w:before="30" w:after="30"/>
+            </w:pPr>
+            <w:r>
+              <w:rPr>
+                <w:b/>
+                <w:sz w:val="19"/>
+                <w:szCs w:val="19"/>
+                <w:color w:val="FFFFFF"/>
+              </w:rPr>
+              <w:t xml:space="preserve">Distribution</w:t>
+            </w:r>
+          </w:p>
+        </w:tc>
+        <w:tc>
+          <w:tcPr>
+            <w:tcW w:w="1160" w:type="dxa"/>
+            <w:shd w:val="clear" w:color="auto" w:fill="1F4E79"/>
+            <w:vAlign w:val="top"/>
+          </w:tcPr>
+          <w:p>
+            <w:pPr>
+              <w:spacing w:before="30" w:after="30"/>
+            </w:pPr>
+            <w:r>
+              <w:rPr>
+                <w:b/>
+                <w:sz w:val="19"/>
+                <w:szCs w:val="19"/>
+                <w:color w:val="FFFFFF"/>
+              </w:rPr>
+              <w:t xml:space="preserve">n</w:t>
+            </w:r>
+          </w:p>
+        </w:tc>
+      </w:tr>
+      <w:tr>
+        <w:tc>
+          <w:tcPr>
+            <w:tcW w:w="3000" w:type="dxa"/>
+            <w:shd w:val="clear" w:color="auto" w:fill="FFFFFF"/>
+            <w:vAlign w:val="top"/>
+          </w:tcPr>
+          <w:p>
+            <w:pPr>
+              <w:spacing w:before="30" w:after="30"/>
+            </w:pPr>
+            <w:r>
+              <w:rPr>
+                <w:sz w:val="19"/>
+                <w:szCs w:val="19"/>
+              </w:rPr>
+              <w:t xml:space="preserve">South America</w:t>
+            </w:r>
+          </w:p>
+        </w:tc>
+        <w:tc>
+          <w:tcPr>
+            <w:tcW w:w="5200" w:type="dxa"/>
+            <w:shd w:val="clear" w:color="auto" w:fill="FFFFFF"/>
+            <w:vAlign w:val="top"/>
+          </w:tcPr>
+          <w:p>
+            <w:pPr>
+              <w:spacing w:before="30" w:after="30"/>
+            </w:pPr>
+            <w:r>
+              <w:rPr>
+                <w:sz w:val="19"/>
+                <w:szCs w:val="19"/>
+              </w:rPr>
+              <w:t xml:space="preserve">■■■■■■■■■■■■■■■■■■■■■■■■■■■■</w:t>
+            </w:r>
+          </w:p>
+        </w:tc>
+        <w:tc>
+          <w:tcPr>
+            <w:tcW w:w="1160" w:type="dxa"/>
+            <w:shd w:val="clear" w:color="auto" w:fill="FFFFFF"/>
+            <w:vAlign w:val="top"/>
+          </w:tcPr>
+          <w:p>
+            <w:pPr>
+              <w:spacing w:before="30" w:after="30"/>
+            </w:pPr>
+            <w:r>
+              <w:rPr>
+                <w:sz w:val="19"/>
+                <w:szCs w:val="19"/>
+              </w:rPr>
+              <w:t xml:space="preserve">2</w:t>
+            </w:r>
+          </w:p>
+        </w:tc>
+      </w:tr>
+      <w:tr>
+        <w:tc>
+          <w:tcPr>
+            <w:tcW w:w="3000" w:type="dxa"/>
+            <w:shd w:val="clear" w:color="auto" w:fill="EAF1F8"/>
+            <w:vAlign w:val="top"/>
+          </w:tcPr>
+          <w:p>
+            <w:pPr>
+              <w:spacing w:before="30" w:after="30"/>
+            </w:pPr>
+            <w:r>
+              <w:rPr>
+                <w:sz w:val="19"/>
+                <w:szCs w:val="19"/>
+              </w:rPr>
+              <w:t xml:space="preserve">Europe (UK)</w:t>
+            </w:r>
+          </w:p>
+        </w:tc>
+        <w:tc>
+          <w:tcPr>
+            <w:tcW w:w="5200" w:type="dxa"/>
+            <w:shd w:val="clear" w:color="auto" w:fill="EAF1F8"/>
+            <w:vAlign w:val="top"/>
+          </w:tcPr>
+          <w:p>
+            <w:pPr>
+              <w:spacing w:before="30" w:after="30"/>
+            </w:pPr>
+            <w:r>
+              <w:rPr>
+                <w:sz w:val="19"/>
+                <w:szCs w:val="19"/>
+              </w:rPr>
+              <w:t xml:space="preserve">■■■■■■■■■■■■■■</w:t>
+            </w:r>
+          </w:p>
+        </w:tc>
+        <w:tc>
+          <w:tcPr>
+            <w:tcW w:w="1160" w:type="dxa"/>
+            <w:shd w:val="clear" w:color="auto" w:fill="EAF1F8"/>
+            <w:vAlign w:val="top"/>
+          </w:tcPr>
+          <w:p>
+            <w:pPr>
+              <w:spacing w:before="30" w:after="30"/>
+            </w:pPr>
+            <w:r>
+              <w:rPr>
+                <w:sz w:val="19"/>
+                <w:szCs w:val="19"/>
+              </w:rPr>
+              <w:t xml:space="preserve">1</w:t>
+            </w:r>
+          </w:p>
+        </w:tc>
+      </w:tr>
+      <w:tr>
+        <w:tc>
+          <w:tcPr>
+            <w:tcW w:w="3000" w:type="dxa"/>
+            <w:shd w:val="clear" w:color="auto" w:fill="FFFFFF"/>
+            <w:vAlign w:val="top"/>
+          </w:tcPr>
+          <w:p>
+            <w:pPr>
+              <w:spacing w:before="30" w:after="30"/>
+            </w:pPr>
+            <w:r>
+              <w:rPr>
+                <w:sz w:val="19"/>
+                <w:szCs w:val="19"/>
+              </w:rPr>
+              <w:t xml:space="preserve">North America</w:t>
+            </w:r>
+          </w:p>
+        </w:tc>
+        <w:tc>
+          <w:tcPr>
+            <w:tcW w:w="5200" w:type="dxa"/>
+            <w:shd w:val="clear" w:color="auto" w:fill="FFFFFF"/>
+            <w:vAlign w:val="top"/>
+          </w:tcPr>
+          <w:p>
+            <w:pPr>
+              <w:spacing w:before="30" w:after="30"/>
+            </w:pPr>
+            <w:r>
+              <w:rPr>
+                <w:sz w:val="19"/>
+                <w:szCs w:val="19"/>
+              </w:rPr>
+              <w:t xml:space="preserve">■■■■■■■■■■■■■■</w:t>
+            </w:r>
+          </w:p>
+        </w:tc>
+        <w:tc>
+          <w:tcPr>
+            <w:tcW w:w="1160" w:type="dxa"/>
+            <w:shd w:val="clear" w:color="auto" w:fill="FFFFFF"/>
+            <w:vAlign w:val="top"/>
+          </w:tcPr>
+          <w:p>
+            <w:pPr>
+              <w:spacing w:before="30" w:after="30"/>
+            </w:pPr>
+            <w:r>
+              <w:rPr>
+                <w:sz w:val="19"/>
+                <w:szCs w:val="19"/>
+              </w:rPr>
+              <w:t xml:space="preserve">1</w:t>
+            </w:r>
+          </w:p>
+        </w:tc>
+      </w:tr>
+      <w:tr>
+        <w:tc>
+          <w:tcPr>
+            <w:tcW w:w="3000" w:type="dxa"/>
+            <w:shd w:val="clear" w:color="auto" w:fill="EAF1F8"/>
+            <w:vAlign w:val="top"/>
+          </w:tcPr>
+          <w:p>
+            <w:pPr>
+              <w:spacing w:before="30" w:after="30"/>
+            </w:pPr>
+            <w:r>
+              <w:rPr>
+                <w:sz w:val="19"/>
+                <w:szCs w:val="19"/>
+              </w:rPr>
+              <w:t xml:space="preserve">Asia (Japan)</w:t>
+            </w:r>
+          </w:p>
+        </w:tc>
+        <w:tc>
+          <w:tcPr>
+            <w:tcW w:w="5200" w:type="dxa"/>
+            <w:shd w:val="clear" w:color="auto" w:fill="EAF1F8"/>
+            <w:vAlign w:val="top"/>
+          </w:tcPr>
+          <w:p>
+            <w:pPr>
+              <w:spacing w:before="30" w:after="30"/>
+            </w:pPr>
+            <w:r>
+              <w:rPr>
+                <w:sz w:val="19"/>
+                <w:szCs w:val="19"/>
+              </w:rPr>
+              <w:t xml:space="preserve">■■■■■■■■■■■■■■</w:t>
+            </w:r>
+          </w:p>
+        </w:tc>
+        <w:tc>
+          <w:tcPr>
+            <w:tcW w:w="1160" w:type="dxa"/>
+            <w:shd w:val="clear" w:color="auto" w:fill="EAF1F8"/>
+            <w:vAlign w:val="top"/>
+          </w:tcPr>
+          <w:p>
+            <w:pPr>
+              <w:spacing w:before="30" w:after="30"/>
+            </w:pPr>
+            <w:r>
+              <w:rPr>
+                <w:sz w:val="19"/>
+                <w:szCs w:val="19"/>
+              </w:rPr>
+              <w:t xml:space="preserve">1</w:t>
+            </w:r>
+          </w:p>
+        </w:tc>
+      </w:tr>
+      <w:tr>
+        <w:tc>
+          <w:tcPr>
+            <w:tcW w:w="3000" w:type="dxa"/>
+            <w:shd w:val="clear" w:color="auto" w:fill="FFFFFF"/>
+            <w:vAlign w:val="top"/>
+          </w:tcPr>
+          <w:p>
+            <w:pPr>
+              <w:spacing w:before="30" w:after="30"/>
+            </w:pPr>
+            <w:r>
+              <w:rPr>
+                <w:sz w:val="19"/>
+                <w:szCs w:val="19"/>
+              </w:rPr>
+              <w:t xml:space="preserve">Oceania / UK</w:t>
+            </w:r>
+          </w:p>
+        </w:tc>
+        <w:tc>
+          <w:tcPr>
+            <w:tcW w:w="5200" w:type="dxa"/>
+            <w:shd w:val="clear" w:color="auto" w:fill="FFFFFF"/>
+            <w:vAlign w:val="top"/>
+          </w:tcPr>
+          <w:p>
+            <w:pPr>
+              <w:spacing w:before="30" w:after="30"/>
+            </w:pPr>
+            <w:r>
+              <w:rPr>
+                <w:sz w:val="19"/>
+                <w:szCs w:val="19"/>
+              </w:rPr>
+              <w:t xml:space="preserve">■■■■■■■■■■■■■■</w:t>
+            </w:r>
+          </w:p>
+        </w:tc>
+        <w:tc>
+          <w:tcPr>
+            <w:tcW w:w="1160" w:type="dxa"/>
+            <w:shd w:val="clear" w:color="auto" w:fill="FFFFFF"/>
+            <w:vAlign w:val="top"/>
+          </w:tcPr>
+          <w:p>
+            <w:pPr>
+              <w:spacing w:before="30" w:after="30"/>
+            </w:pPr>
+            <w:r>
+              <w:rPr>
+                <w:sz w:val="19"/>
+                <w:szCs w:val="19"/>
+              </w:rPr>
+              <w:t xml:space="preserve">1</w:t>
+            </w:r>
+          </w:p>
+        </w:tc>
+      </w:tr>
+    </w:tbl>
+    <w:p>
+      <w:pPr>
+        <w:spacing w:before="0" w:after="80"/>
+      </w:pPr>
+      <w:r>
+        <w:t xml:space="preserve"/>
+      </w:r>
+    </w:p>
+    <w:p>
+      <w:pPr>
+        <w:spacing w:before="200" w:after="80"/>
+      </w:pPr>
+      <w:r>
+        <w:rPr>
+          <w:b/>
+          <w:sz w:val="22"/>
+          <w:szCs w:val="22"/>
+          <w:color w:val="1F4E79"/>
+        </w:rPr>
+        <w:t xml:space="preserve">Literary works by form</w:t>
+      </w:r>
+    </w:p>
+    <w:tbl>
+      <w:tblPr>
+        <w:tblW w:w="9360" w:type="dxa"/>
+        <w:tblBorders>
+          <w:top w:val="single" w:sz="8" w:color="1F4E79"/>
+          <w:left w:val="single" w:sz="4" w:color="BFD3E6"/>
+          <w:bottom w:val="single" w:sz="8" w:color="1F4E79"/>
+          <w:right w:val="single" w:sz="4" w:color="BFD3E6"/>
+          <w:insideH w:val="single" w:sz="4" w:color="BFD3E6"/>
+          <w:insideV w:val="single" w:sz="4" w:color="BFD3E6"/>
+        </w:tblBorders>
+        <w:tblCellMar>
+          <w:top w:w="80" w:type="dxa"/>
+          <w:left w:w="110" w:type="dxa"/>
+          <w:bottom w:w="80" w:type="dxa"/>
+          <w:right w:w="110" w:type="dxa"/>
+        </w:tblCellMar>
+      </w:tblPr>
+      <w:tblGrid>
+        <w:gridCol w:w="3000"/>
+        <w:gridCol w:w="5200"/>
+        <w:gridCol w:w="1160"/>
+      </w:tblGrid>
+      <w:tr>
+        <w:trPr>
+          <w:tblHeader/>
+        </w:trPr>
+        <w:tc>
+          <w:tcPr>
+            <w:tcW w:w="3000" w:type="dxa"/>
+            <w:shd w:val="clear" w:color="auto" w:fill="1F4E79"/>
+            <w:vAlign w:val="top"/>
+          </w:tcPr>
+          <w:p>
+            <w:pPr>
+              <w:spacing w:before="30" w:after="30"/>
+            </w:pPr>
+            <w:r>
+              <w:rPr>
+                <w:b/>
+                <w:sz w:val="19"/>
+                <w:szCs w:val="19"/>
+                <w:color w:val="FFFFFF"/>
+              </w:rPr>
+              <w:t xml:space="preserve">Category</w:t>
+            </w:r>
+          </w:p>
+        </w:tc>
+        <w:tc>
+          <w:tcPr>
+            <w:tcW w:w="5200" w:type="dxa"/>
+            <w:shd w:val="clear" w:color="auto" w:fill="1F4E79"/>
+            <w:vAlign w:val="top"/>
+          </w:tcPr>
+          <w:p>
+            <w:pPr>
+              <w:spacing w:before="30" w:after="30"/>
+            </w:pPr>
+            <w:r>
+              <w:rPr>
+                <w:b/>
+                <w:sz w:val="19"/>
+                <w:szCs w:val="19"/>
+                <w:color w:val="FFFFFF"/>
+              </w:rPr>
+              <w:t xml:space="preserve">Distribution</w:t>
+            </w:r>
+          </w:p>
+        </w:tc>
+        <w:tc>
+          <w:tcPr>
+            <w:tcW w:w="1160" w:type="dxa"/>
+            <w:shd w:val="clear" w:color="auto" w:fill="1F4E79"/>
+            <w:vAlign w:val="top"/>
+          </w:tcPr>
+          <w:p>
+            <w:pPr>
+              <w:spacing w:before="30" w:after="30"/>
+            </w:pPr>
+            <w:r>
+              <w:rPr>
+                <w:b/>
+                <w:sz w:val="19"/>
+                <w:szCs w:val="19"/>
+                <w:color w:val="FFFFFF"/>
+              </w:rPr>
+              <w:t xml:space="preserve">n</w:t>
+            </w:r>
+          </w:p>
+        </w:tc>
+      </w:tr>
+      <w:tr>
+        <w:tc>
+          <w:tcPr>
+            <w:tcW w:w="3000" w:type="dxa"/>
+            <w:shd w:val="clear" w:color="auto" w:fill="FFFFFF"/>
+            <w:vAlign w:val="top"/>
+          </w:tcPr>
+          <w:p>
+            <w:pPr>
+              <w:spacing w:before="30" w:after="30"/>
+            </w:pPr>
+            <w:r>
+              <w:rPr>
+                <w:sz w:val="19"/>
+                <w:szCs w:val="19"/>
+              </w:rPr>
+              <w:t xml:space="preserve">Novella</w:t>
+            </w:r>
+          </w:p>
+        </w:tc>
+        <w:tc>
+          <w:tcPr>
+            <w:tcW w:w="5200" w:type="dxa"/>
+            <w:shd w:val="clear" w:color="auto" w:fill="FFFFFF"/>
+            <w:vAlign w:val="top"/>
+          </w:tcPr>
+          <w:p>
+            <w:pPr>
+              <w:spacing w:before="30" w:after="30"/>
+            </w:pPr>
+            <w:r>
+              <w:rPr>
+                <w:sz w:val="19"/>
+                <w:szCs w:val="19"/>
+              </w:rPr>
+              <w:t xml:space="preserve">■■■■■■■■■■■■■■■■■■■■■■■■■■■■</w:t>
+            </w:r>
+          </w:p>
+        </w:tc>
+        <w:tc>
+          <w:tcPr>
+            <w:tcW w:w="1160" w:type="dxa"/>
+            <w:shd w:val="clear" w:color="auto" w:fill="FFFFFF"/>
+            <w:vAlign w:val="top"/>
+          </w:tcPr>
+          <w:p>
+            <w:pPr>
+              <w:spacing w:before="30" w:after="30"/>
+            </w:pPr>
+            <w:r>
+              <w:rPr>
+                <w:sz w:val="19"/>
+                <w:szCs w:val="19"/>
+              </w:rPr>
+              <w:t xml:space="preserve">2</w:t>
+            </w:r>
+          </w:p>
+        </w:tc>
+      </w:tr>
+      <w:tr>
+        <w:tc>
+          <w:tcPr>
+            <w:tcW w:w="3000" w:type="dxa"/>
+            <w:shd w:val="clear" w:color="auto" w:fill="EAF1F8"/>
+            <w:vAlign w:val="top"/>
+          </w:tcPr>
+          <w:p>
+            <w:pPr>
+              <w:spacing w:before="30" w:after="30"/>
+            </w:pPr>
+            <w:r>
+              <w:rPr>
+                <w:sz w:val="19"/>
+                <w:szCs w:val="19"/>
+              </w:rPr>
+              <w:t xml:space="preserve">Poetry</w:t>
+            </w:r>
+          </w:p>
+        </w:tc>
+        <w:tc>
+          <w:tcPr>
+            <w:tcW w:w="5200" w:type="dxa"/>
+            <w:shd w:val="clear" w:color="auto" w:fill="EAF1F8"/>
+            <w:vAlign w:val="top"/>
+          </w:tcPr>
+          <w:p>
+            <w:pPr>
+              <w:spacing w:before="30" w:after="30"/>
+            </w:pPr>
+            <w:r>
+              <w:rPr>
+                <w:sz w:val="19"/>
+                <w:szCs w:val="19"/>
+              </w:rPr>
+              <w:t xml:space="preserve">■■■■■■■■■■■■■■</w:t>
+            </w:r>
+          </w:p>
+        </w:tc>
+        <w:tc>
+          <w:tcPr>
+            <w:tcW w:w="1160" w:type="dxa"/>
+            <w:shd w:val="clear" w:color="auto" w:fill="EAF1F8"/>
+            <w:vAlign w:val="top"/>
+          </w:tcPr>
+          <w:p>
+            <w:pPr>
+              <w:spacing w:before="30" w:after="30"/>
+            </w:pPr>
+            <w:r>
+              <w:rPr>
+                <w:sz w:val="19"/>
+                <w:szCs w:val="19"/>
+              </w:rPr>
+              <w:t xml:space="preserve">1</w:t>
+            </w:r>
+          </w:p>
+        </w:tc>
+      </w:tr>
+      <w:tr>
+        <w:tc>
+          <w:tcPr>
+            <w:tcW w:w="3000" w:type="dxa"/>
+            <w:shd w:val="clear" w:color="auto" w:fill="FFFFFF"/>
+            <w:vAlign w:val="top"/>
+          </w:tcPr>
+          <w:p>
+            <w:pPr>
+              <w:spacing w:before="30" w:after="30"/>
+            </w:pPr>
+            <w:r>
+              <w:rPr>
+                <w:sz w:val="19"/>
+                <w:szCs w:val="19"/>
+              </w:rPr>
+              <w:t xml:space="preserve">Tragedy</w:t>
+            </w:r>
+          </w:p>
+        </w:tc>
+        <w:tc>
+          <w:tcPr>
+            <w:tcW w:w="5200" w:type="dxa"/>
+            <w:shd w:val="clear" w:color="auto" w:fill="FFFFFF"/>
+            <w:vAlign w:val="top"/>
+          </w:tcPr>
+          <w:p>
+            <w:pPr>
+              <w:spacing w:before="30" w:after="30"/>
+            </w:pPr>
+            <w:r>
+              <w:rPr>
+                <w:sz w:val="19"/>
+                <w:szCs w:val="19"/>
+              </w:rPr>
+              <w:t xml:space="preserve">■■■■■■■■■■■■■■</w:t>
+            </w:r>
+          </w:p>
+        </w:tc>
+        <w:tc>
+          <w:tcPr>
+            <w:tcW w:w="1160" w:type="dxa"/>
+            <w:shd w:val="clear" w:color="auto" w:fill="FFFFFF"/>
+            <w:vAlign w:val="top"/>
+          </w:tcPr>
+          <w:p>
+            <w:pPr>
+              <w:spacing w:before="30" w:after="30"/>
+            </w:pPr>
+            <w:r>
+              <w:rPr>
+                <w:sz w:val="19"/>
+                <w:szCs w:val="19"/>
+              </w:rPr>
+              <w:t xml:space="preserve">1</w:t>
+            </w:r>
+          </w:p>
+        </w:tc>
+      </w:tr>
+      <w:tr>
+        <w:tc>
+          <w:tcPr>
+            <w:tcW w:w="3000" w:type="dxa"/>
+            <w:shd w:val="clear" w:color="auto" w:fill="EAF1F8"/>
+            <w:vAlign w:val="top"/>
+          </w:tcPr>
+          <w:p>
+            <w:pPr>
+              <w:spacing w:before="30" w:after="30"/>
+            </w:pPr>
+            <w:r>
+              <w:rPr>
+                <w:sz w:val="19"/>
+                <w:szCs w:val="19"/>
+              </w:rPr>
+              <w:t xml:space="preserve">Short fiction</w:t>
+            </w:r>
+          </w:p>
+        </w:tc>
+        <w:tc>
+          <w:tcPr>
+            <w:tcW w:w="5200" w:type="dxa"/>
+            <w:shd w:val="clear" w:color="auto" w:fill="EAF1F8"/>
+            <w:vAlign w:val="top"/>
+          </w:tcPr>
+          <w:p>
+            <w:pPr>
+              <w:spacing w:before="30" w:after="30"/>
+            </w:pPr>
+            <w:r>
+              <w:rPr>
+                <w:sz w:val="19"/>
+                <w:szCs w:val="19"/>
+              </w:rPr>
+              <w:t xml:space="preserve">■■■■■■■■■■■■■■</w:t>
+            </w:r>
+          </w:p>
+        </w:tc>
+        <w:tc>
+          <w:tcPr>
+            <w:tcW w:w="1160" w:type="dxa"/>
+            <w:shd w:val="clear" w:color="auto" w:fill="EAF1F8"/>
+            <w:vAlign w:val="top"/>
+          </w:tcPr>
+          <w:p>
+            <w:pPr>
+              <w:spacing w:before="30" w:after="30"/>
+            </w:pPr>
+            <w:r>
+              <w:rPr>
+                <w:sz w:val="19"/>
+                <w:szCs w:val="19"/>
+              </w:rPr>
+              <w:t xml:space="preserve">1</w:t>
+            </w:r>
+          </w:p>
+        </w:tc>
+      </w:tr>
+      <w:tr>
+        <w:tc>
+          <w:tcPr>
+            <w:tcW w:w="3000" w:type="dxa"/>
+            <w:shd w:val="clear" w:color="auto" w:fill="FFFFFF"/>
+            <w:vAlign w:val="top"/>
+          </w:tcPr>
+          <w:p>
+            <w:pPr>
+              <w:spacing w:before="30" w:after="30"/>
+            </w:pPr>
+            <w:r>
+              <w:rPr>
+                <w:sz w:val="19"/>
+                <w:szCs w:val="19"/>
+              </w:rPr>
+              <w:t xml:space="preserve">Novel</w:t>
+            </w:r>
+          </w:p>
+        </w:tc>
+        <w:tc>
+          <w:tcPr>
+            <w:tcW w:w="5200" w:type="dxa"/>
+            <w:shd w:val="clear" w:color="auto" w:fill="FFFFFF"/>
+            <w:vAlign w:val="top"/>
+          </w:tcPr>
+          <w:p>
+            <w:pPr>
+              <w:spacing w:before="30" w:after="30"/>
+            </w:pPr>
+            <w:r>
+              <w:rPr>
+                <w:sz w:val="19"/>
+                <w:szCs w:val="19"/>
+              </w:rPr>
+              <w:t xml:space="preserve">■■■■■■■■■■■■■■</w:t>
+            </w:r>
+          </w:p>
+        </w:tc>
+        <w:tc>
+          <w:tcPr>
+            <w:tcW w:w="1160" w:type="dxa"/>
+            <w:shd w:val="clear" w:color="auto" w:fill="FFFFFF"/>
+            <w:vAlign w:val="top"/>
+          </w:tcPr>
+          <w:p>
+            <w:pPr>
+              <w:spacing w:before="30" w:after="30"/>
+            </w:pPr>
+            <w:r>
+              <w:rPr>
+                <w:sz w:val="19"/>
+                <w:szCs w:val="19"/>
+              </w:rPr>
+              <w:t xml:space="preserve">1</w:t>
+            </w:r>
+          </w:p>
+        </w:tc>
+      </w:tr>
+    </w:tbl>
+    <w:p>
+      <w:pPr>
+        <w:spacing w:before="0" w:after="80"/>
+      </w:pPr>
+      <w:r>
+        <w:t xml:space="preserve"/>
+      </w:r>
+    </w:p>
+    <w:p>
+      <w:pPr>
+        <w:spacing w:before="200" w:after="80"/>
+      </w:pPr>
+      <w:r>
+        <w:rPr>
+          <w:b/>
+          <w:sz w:val="22"/>
+          <w:szCs w:val="22"/>
+          <w:color w:val="1F4E79"/>
+        </w:rPr>
+        <w:t xml:space="preserve">Non-literary sources by body of work</w:t>
+      </w:r>
+    </w:p>
+    <w:tbl>
+      <w:tblPr>
+        <w:tblW w:w="9360" w:type="dxa"/>
+        <w:tblBorders>
+          <w:top w:val="single" w:sz="8" w:color="1F4E79"/>
+          <w:left w:val="single" w:sz="4" w:color="BFD3E6"/>
+          <w:bottom w:val="single" w:sz="8" w:color="1F4E79"/>
+          <w:right w:val="single" w:sz="4" w:color="BFD3E6"/>
+          <w:insideH w:val="single" w:sz="4" w:color="BFD3E6"/>
+          <w:insideV w:val="single" w:sz="4" w:color="BFD3E6"/>
+        </w:tblBorders>
+        <w:tblCellMar>
+          <w:top w:w="80" w:type="dxa"/>
+          <w:left w:w="110" w:type="dxa"/>
+          <w:bottom w:w="80" w:type="dxa"/>
+          <w:right w:w="110" w:type="dxa"/>
+        </w:tblCellMar>
+      </w:tblPr>
+      <w:tblGrid>
+        <w:gridCol w:w="3000"/>
+        <w:gridCol w:w="5200"/>
+        <w:gridCol w:w="1160"/>
+      </w:tblGrid>
+      <w:tr>
+        <w:trPr>
+          <w:tblHeader/>
+        </w:trPr>
+        <w:tc>
+          <w:tcPr>
+            <w:tcW w:w="3000" w:type="dxa"/>
+            <w:shd w:val="clear" w:color="auto" w:fill="1F4E79"/>
+            <w:vAlign w:val="top"/>
+          </w:tcPr>
+          <w:p>
+            <w:pPr>
+              <w:spacing w:before="30" w:after="30"/>
+            </w:pPr>
+            <w:r>
+              <w:rPr>
+                <w:b/>
+                <w:sz w:val="19"/>
+                <w:szCs w:val="19"/>
+                <w:color w:val="FFFFFF"/>
+              </w:rPr>
+              <w:t xml:space="preserve">Category</w:t>
+            </w:r>
+          </w:p>
+        </w:tc>
+        <w:tc>
+          <w:tcPr>
+            <w:tcW w:w="5200" w:type="dxa"/>
+            <w:shd w:val="clear" w:color="auto" w:fill="1F4E79"/>
+            <w:vAlign w:val="top"/>
+          </w:tcPr>
+          <w:p>
+            <w:pPr>
+              <w:spacing w:before="30" w:after="30"/>
+            </w:pPr>
+            <w:r>
+              <w:rPr>
+                <w:b/>
+                <w:sz w:val="19"/>
+                <w:szCs w:val="19"/>
+                <w:color w:val="FFFFFF"/>
+              </w:rPr>
+              <w:t xml:space="preserve">Distribution</w:t>
+            </w:r>
+          </w:p>
+        </w:tc>
+        <w:tc>
+          <w:tcPr>
+            <w:tcW w:w="1160" w:type="dxa"/>
+            <w:shd w:val="clear" w:color="auto" w:fill="1F4E79"/>
+            <w:vAlign w:val="top"/>
+          </w:tcPr>
+          <w:p>
+            <w:pPr>
+              <w:spacing w:before="30" w:after="30"/>
+            </w:pPr>
+            <w:r>
+              <w:rPr>
+                <w:b/>
+                <w:sz w:val="19"/>
+                <w:szCs w:val="19"/>
+                <w:color w:val="FFFFFF"/>
+              </w:rPr>
+              <w:t xml:space="preserve">n</w:t>
+            </w:r>
+          </w:p>
+        </w:tc>
+      </w:tr>
+      <w:tr>
+        <w:tc>
+          <w:tcPr>
+            <w:tcW w:w="3000" w:type="dxa"/>
+            <w:shd w:val="clear" w:color="auto" w:fill="FFFFFF"/>
+            <w:vAlign w:val="top"/>
+          </w:tcPr>
+          <w:p>
+            <w:pPr>
+              <w:spacing w:before="30" w:after="30"/>
+            </w:pPr>
+            <w:r>
+              <w:rPr>
+                <w:sz w:val="19"/>
+                <w:szCs w:val="19"/>
+              </w:rPr>
+              <w:t xml:space="preserve">Political cartoons</w:t>
+            </w:r>
+          </w:p>
+        </w:tc>
+        <w:tc>
+          <w:tcPr>
+            <w:tcW w:w="5200" w:type="dxa"/>
+            <w:shd w:val="clear" w:color="auto" w:fill="FFFFFF"/>
+            <w:vAlign w:val="top"/>
+          </w:tcPr>
+          <w:p>
+            <w:pPr>
+              <w:spacing w:before="30" w:after="30"/>
+            </w:pPr>
+            <w:r>
+              <w:rPr>
+                <w:sz w:val="19"/>
+                <w:szCs w:val="19"/>
+              </w:rPr>
+              <w:t xml:space="preserve">■■■■■■■■■■■■■■■■■■■■■■■■■■</w:t>
+            </w:r>
+          </w:p>
+        </w:tc>
+        <w:tc>
+          <w:tcPr>
+            <w:tcW w:w="1160" w:type="dxa"/>
+            <w:shd w:val="clear" w:color="auto" w:fill="FFFFFF"/>
+            <w:vAlign w:val="top"/>
+          </w:tcPr>
+          <w:p>
+            <w:pPr>
+              <w:spacing w:before="30" w:after="30"/>
+            </w:pPr>
+            <w:r>
+              <w:rPr>
+                <w:sz w:val="19"/>
+                <w:szCs w:val="19"/>
+              </w:rPr>
+              <w:t xml:space="preserve">12</w:t>
+            </w:r>
+          </w:p>
+        </w:tc>
+      </w:tr>
+      <w:tr>
+        <w:tc>
+          <w:tcPr>
+            <w:tcW w:w="3000" w:type="dxa"/>
+            <w:shd w:val="clear" w:color="auto" w:fill="EAF1F8"/>
+            <w:vAlign w:val="top"/>
+          </w:tcPr>
+          <w:p>
+            <w:pPr>
+              <w:spacing w:before="30" w:after="30"/>
+            </w:pPr>
+            <w:r>
+              <w:rPr>
+                <w:sz w:val="19"/>
+                <w:szCs w:val="19"/>
+              </w:rPr>
+              <w:t xml:space="preserve">Photography</w:t>
+            </w:r>
+          </w:p>
+        </w:tc>
+        <w:tc>
+          <w:tcPr>
+            <w:tcW w:w="5200" w:type="dxa"/>
+            <w:shd w:val="clear" w:color="auto" w:fill="EAF1F8"/>
+            <w:vAlign w:val="top"/>
+          </w:tcPr>
+          <w:p>
+            <w:pPr>
+              <w:spacing w:before="30" w:after="30"/>
+            </w:pPr>
+            <w:r>
+              <w:rPr>
+                <w:sz w:val="19"/>
+                <w:szCs w:val="19"/>
+              </w:rPr>
+              <w:t xml:space="preserve">■■■■■■■■■■■■■■■■■■■■■■■■■■■■</w:t>
+            </w:r>
+          </w:p>
+        </w:tc>
+        <w:tc>
+          <w:tcPr>
+            <w:tcW w:w="1160" w:type="dxa"/>
+            <w:shd w:val="clear" w:color="auto" w:fill="EAF1F8"/>
+            <w:vAlign w:val="top"/>
+          </w:tcPr>
+          <w:p>
+            <w:pPr>
+              <w:spacing w:before="30" w:after="30"/>
+            </w:pPr>
+            <w:r>
+              <w:rPr>
+                <w:sz w:val="19"/>
+                <w:szCs w:val="19"/>
+              </w:rPr>
+              <w:t xml:space="preserve">13</w:t>
+            </w:r>
+          </w:p>
+        </w:tc>
+      </w:tr>
+      <w:tr>
+        <w:tc>
+          <w:tcPr>
+            <w:tcW w:w="3000" w:type="dxa"/>
+            <w:shd w:val="clear" w:color="auto" w:fill="FFFFFF"/>
+            <w:vAlign w:val="top"/>
+          </w:tcPr>
+          <w:p>
+            <w:pPr>
+              <w:spacing w:before="30" w:after="30"/>
+            </w:pPr>
+            <w:r>
+              <w:rPr>
+                <w:sz w:val="19"/>
+                <w:szCs w:val="19"/>
+              </w:rPr>
+              <w:t xml:space="preserve">Advertisements</w:t>
+            </w:r>
+          </w:p>
+        </w:tc>
+        <w:tc>
+          <w:tcPr>
+            <w:tcW w:w="5200" w:type="dxa"/>
+            <w:shd w:val="clear" w:color="auto" w:fill="FFFFFF"/>
+            <w:vAlign w:val="top"/>
+          </w:tcPr>
+          <w:p>
+            <w:pPr>
+              <w:spacing w:before="30" w:after="30"/>
+            </w:pPr>
+            <w:r>
+              <w:rPr>
+                <w:sz w:val="19"/>
+                <w:szCs w:val="19"/>
+              </w:rPr>
+              <w:t xml:space="preserve">■■■■■■■■■■■■■■■■■■■</w:t>
+            </w:r>
+          </w:p>
+        </w:tc>
+        <w:tc>
+          <w:tcPr>
+            <w:tcW w:w="1160" w:type="dxa"/>
+            <w:shd w:val="clear" w:color="auto" w:fill="FFFFFF"/>
+            <w:vAlign w:val="top"/>
+          </w:tcPr>
+          <w:p>
+            <w:pPr>
+              <w:spacing w:before="30" w:after="30"/>
+            </w:pPr>
+            <w:r>
+              <w:rPr>
+                <w:sz w:val="19"/>
+                <w:szCs w:val="19"/>
+              </w:rPr>
+              <w:t xml:space="preserve">9</w:t>
+            </w:r>
+          </w:p>
+        </w:tc>
+      </w:tr>
+      <w:tr>
+        <w:tc>
+          <w:tcPr>
+            <w:tcW w:w="3000" w:type="dxa"/>
+            <w:shd w:val="clear" w:color="auto" w:fill="EAF1F8"/>
+            <w:vAlign w:val="top"/>
+          </w:tcPr>
+          <w:p>
+            <w:pPr>
+              <w:spacing w:before="30" w:after="30"/>
+            </w:pPr>
+            <w:r>
+              <w:rPr>
+                <w:sz w:val="19"/>
+                <w:szCs w:val="19"/>
+              </w:rPr>
+              <w:t xml:space="preserve">Speeches</w:t>
+            </w:r>
+          </w:p>
+        </w:tc>
+        <w:tc>
+          <w:tcPr>
+            <w:tcW w:w="5200" w:type="dxa"/>
+            <w:shd w:val="clear" w:color="auto" w:fill="EAF1F8"/>
+            <w:vAlign w:val="top"/>
+          </w:tcPr>
+          <w:p>
+            <w:pPr>
+              <w:spacing w:before="30" w:after="30"/>
+            </w:pPr>
+            <w:r>
+              <w:rPr>
+                <w:sz w:val="19"/>
+                <w:szCs w:val="19"/>
+              </w:rPr>
+              <w:t xml:space="preserve">■■■■■■■■■■■</w:t>
+            </w:r>
+          </w:p>
+        </w:tc>
+        <w:tc>
+          <w:tcPr>
+            <w:tcW w:w="1160" w:type="dxa"/>
+            <w:shd w:val="clear" w:color="auto" w:fill="EAF1F8"/>
+            <w:vAlign w:val="top"/>
+          </w:tcPr>
+          <w:p>
+            <w:pPr>
+              <w:spacing w:before="30" w:after="30"/>
+            </w:pPr>
+            <w:r>
+              <w:rPr>
+                <w:sz w:val="19"/>
+                <w:szCs w:val="19"/>
+              </w:rPr>
+              <w:t xml:space="preserve">5</w:t>
+            </w:r>
+          </w:p>
+        </w:tc>
+      </w:tr>
+      <w:tr>
+        <w:tc>
+          <w:tcPr>
+            <w:tcW w:w="3000" w:type="dxa"/>
+            <w:shd w:val="clear" w:color="auto" w:fill="FFFFFF"/>
+            <w:vAlign w:val="top"/>
+          </w:tcPr>
+          <w:p>
+            <w:pPr>
+              <w:spacing w:before="30" w:after="30"/>
+            </w:pPr>
+            <w:r>
+              <w:rPr>
+                <w:sz w:val="19"/>
+                <w:szCs w:val="19"/>
+              </w:rPr>
+              <w:t xml:space="preserve">Websites &amp; blogs</w:t>
+            </w:r>
+          </w:p>
+        </w:tc>
+        <w:tc>
+          <w:tcPr>
+            <w:tcW w:w="5200" w:type="dxa"/>
+            <w:shd w:val="clear" w:color="auto" w:fill="FFFFFF"/>
+            <w:vAlign w:val="top"/>
+          </w:tcPr>
+          <w:p>
+            <w:pPr>
+              <w:spacing w:before="30" w:after="30"/>
+            </w:pPr>
+            <w:r>
+              <w:rPr>
+                <w:sz w:val="19"/>
+                <w:szCs w:val="19"/>
+              </w:rPr>
+              <w:t xml:space="preserve">■■■■■■■■■</w:t>
+            </w:r>
+          </w:p>
+        </w:tc>
+        <w:tc>
+          <w:tcPr>
+            <w:tcW w:w="1160" w:type="dxa"/>
+            <w:shd w:val="clear" w:color="auto" w:fill="FFFFFF"/>
+            <w:vAlign w:val="top"/>
+          </w:tcPr>
+          <w:p>
+            <w:pPr>
+              <w:spacing w:before="30" w:after="30"/>
+            </w:pPr>
+            <w:r>
+              <w:rPr>
+                <w:sz w:val="19"/>
+                <w:szCs w:val="19"/>
+              </w:rPr>
+              <w:t xml:space="preserve">4</w:t>
+            </w:r>
+          </w:p>
+        </w:tc>
+      </w:tr>
+      <w:tr>
+        <w:tc>
+          <w:tcPr>
+            <w:tcW w:w="3000" w:type="dxa"/>
+            <w:shd w:val="clear" w:color="auto" w:fill="EAF1F8"/>
+            <w:vAlign w:val="top"/>
+          </w:tcPr>
+          <w:p>
+            <w:pPr>
+              <w:spacing w:before="30" w:after="30"/>
+            </w:pPr>
+            <w:r>
+              <w:rPr>
+                <w:sz w:val="19"/>
+                <w:szCs w:val="19"/>
+              </w:rPr>
+              <w:t xml:space="preserve">Art</w:t>
+            </w:r>
+          </w:p>
+        </w:tc>
+        <w:tc>
+          <w:tcPr>
+            <w:tcW w:w="5200" w:type="dxa"/>
+            <w:shd w:val="clear" w:color="auto" w:fill="EAF1F8"/>
+            <w:vAlign w:val="top"/>
+          </w:tcPr>
+          <w:p>
+            <w:pPr>
+              <w:spacing w:before="30" w:after="30"/>
+            </w:pPr>
+            <w:r>
+              <w:rPr>
+                <w:sz w:val="19"/>
+                <w:szCs w:val="19"/>
+              </w:rPr>
+              <w:t xml:space="preserve">■■■■■■■■■■■■■</w:t>
+            </w:r>
+          </w:p>
+        </w:tc>
+        <w:tc>
+          <w:tcPr>
+            <w:tcW w:w="1160" w:type="dxa"/>
+            <w:shd w:val="clear" w:color="auto" w:fill="EAF1F8"/>
+            <w:vAlign w:val="top"/>
+          </w:tcPr>
+          <w:p>
+            <w:pPr>
+              <w:spacing w:before="30" w:after="30"/>
+            </w:pPr>
+            <w:r>
+              <w:rPr>
+                <w:sz w:val="19"/>
+                <w:szCs w:val="19"/>
+              </w:rPr>
+              <w:t xml:space="preserve">6</w:t>
+            </w:r>
+          </w:p>
+        </w:tc>
+      </w:tr>
+      <w:tr>
+        <w:tc>
+          <w:tcPr>
+            <w:tcW w:w="3000" w:type="dxa"/>
+            <w:shd w:val="clear" w:color="auto" w:fill="FFFFFF"/>
+            <w:vAlign w:val="top"/>
+          </w:tcPr>
+          <w:p>
+            <w:pPr>
+              <w:spacing w:before="30" w:after="30"/>
+            </w:pPr>
+            <w:r>
+              <w:rPr>
+                <w:sz w:val="19"/>
+                <w:szCs w:val="19"/>
+              </w:rPr>
+              <w:t xml:space="preserve">Infographics</w:t>
+            </w:r>
+          </w:p>
+        </w:tc>
+        <w:tc>
+          <w:tcPr>
+            <w:tcW w:w="5200" w:type="dxa"/>
+            <w:shd w:val="clear" w:color="auto" w:fill="FFFFFF"/>
+            <w:vAlign w:val="top"/>
+          </w:tcPr>
+          <w:p>
+            <w:pPr>
+              <w:spacing w:before="30" w:after="30"/>
+            </w:pPr>
+            <w:r>
+              <w:rPr>
+                <w:sz w:val="19"/>
+                <w:szCs w:val="19"/>
+              </w:rPr>
+              <w:t xml:space="preserve">■■■■■■■■■</w:t>
+            </w:r>
+          </w:p>
+        </w:tc>
+        <w:tc>
+          <w:tcPr>
+            <w:tcW w:w="1160" w:type="dxa"/>
+            <w:shd w:val="clear" w:color="auto" w:fill="FFFFFF"/>
+            <w:vAlign w:val="top"/>
+          </w:tcPr>
+          <w:p>
+            <w:pPr>
+              <w:spacing w:before="30" w:after="30"/>
+            </w:pPr>
+            <w:r>
+              <w:rPr>
+                <w:sz w:val="19"/>
+                <w:szCs w:val="19"/>
+              </w:rPr>
+              <w:t xml:space="preserve">4</w:t>
+            </w:r>
+          </w:p>
+        </w:tc>
+      </w:tr>
+      <w:tr>
+        <w:tc>
+          <w:tcPr>
+            <w:tcW w:w="3000" w:type="dxa"/>
+            <w:shd w:val="clear" w:color="auto" w:fill="EAF1F8"/>
+            <w:vAlign w:val="top"/>
+          </w:tcPr>
+          <w:p>
+            <w:pPr>
+              <w:spacing w:before="30" w:after="30"/>
+            </w:pPr>
+            <w:r>
+              <w:rPr>
+                <w:sz w:val="19"/>
+                <w:szCs w:val="19"/>
+              </w:rPr>
+              <w:t xml:space="preserve">Satire</w:t>
+            </w:r>
+          </w:p>
+        </w:tc>
+        <w:tc>
+          <w:tcPr>
+            <w:tcW w:w="5200" w:type="dxa"/>
+            <w:shd w:val="clear" w:color="auto" w:fill="EAF1F8"/>
+            <w:vAlign w:val="top"/>
+          </w:tcPr>
+          <w:p>
+            <w:pPr>
+              <w:spacing w:before="30" w:after="30"/>
+            </w:pPr>
+            <w:r>
+              <w:rPr>
+                <w:sz w:val="19"/>
+                <w:szCs w:val="19"/>
+              </w:rPr>
+              <w:t xml:space="preserve">■■■■■■■■■</w:t>
+            </w:r>
+          </w:p>
+        </w:tc>
+        <w:tc>
+          <w:tcPr>
+            <w:tcW w:w="1160" w:type="dxa"/>
+            <w:shd w:val="clear" w:color="auto" w:fill="EAF1F8"/>
+            <w:vAlign w:val="top"/>
+          </w:tcPr>
+          <w:p>
+            <w:pPr>
+              <w:spacing w:before="30" w:after="30"/>
+            </w:pPr>
+            <w:r>
+              <w:rPr>
+                <w:sz w:val="19"/>
+                <w:szCs w:val="19"/>
+              </w:rPr>
+              <w:t xml:space="preserve">4</w:t>
+            </w:r>
+          </w:p>
+        </w:tc>
+      </w:tr>
+      <w:tr>
+        <w:tc>
+          <w:tcPr>
+            <w:tcW w:w="3000" w:type="dxa"/>
+            <w:shd w:val="clear" w:color="auto" w:fill="FFFFFF"/>
+            <w:vAlign w:val="top"/>
+          </w:tcPr>
+          <w:p>
+            <w:pPr>
+              <w:spacing w:before="30" w:after="30"/>
+            </w:pPr>
+            <w:r>
+              <w:rPr>
+                <w:sz w:val="19"/>
+                <w:szCs w:val="19"/>
+              </w:rPr>
+              <w:t xml:space="preserve">Music</w:t>
+            </w:r>
+          </w:p>
+        </w:tc>
+        <w:tc>
+          <w:tcPr>
+            <w:tcW w:w="5200" w:type="dxa"/>
+            <w:shd w:val="clear" w:color="auto" w:fill="FFFFFF"/>
+            <w:vAlign w:val="top"/>
+          </w:tcPr>
+          <w:p>
+            <w:pPr>
+              <w:spacing w:before="30" w:after="30"/>
+            </w:pPr>
+            <w:r>
+              <w:rPr>
+                <w:sz w:val="19"/>
+                <w:szCs w:val="19"/>
+              </w:rPr>
+              <w:t xml:space="preserve">■■</w:t>
+            </w:r>
+          </w:p>
+        </w:tc>
+        <w:tc>
+          <w:tcPr>
+            <w:tcW w:w="1160" w:type="dxa"/>
+            <w:shd w:val="clear" w:color="auto" w:fill="FFFFFF"/>
+            <w:vAlign w:val="top"/>
+          </w:tcPr>
+          <w:p>
+            <w:pPr>
+              <w:spacing w:before="30" w:after="30"/>
+            </w:pPr>
+            <w:r>
+              <w:rPr>
+                <w:sz w:val="19"/>
+                <w:szCs w:val="19"/>
+              </w:rPr>
+              <w:t xml:space="preserve">1</w:t>
+            </w:r>
+          </w:p>
+        </w:tc>
+      </w:tr>
+      <w:tr>
+        <w:tc>
+          <w:tcPr>
+            <w:tcW w:w="3000" w:type="dxa"/>
+            <w:shd w:val="clear" w:color="auto" w:fill="EAF1F8"/>
+            <w:vAlign w:val="top"/>
+          </w:tcPr>
+          <w:p>
+            <w:pPr>
+              <w:spacing w:before="30" w:after="30"/>
+            </w:pPr>
+            <w:r>
+              <w:rPr>
+                <w:sz w:val="19"/>
+                <w:szCs w:val="19"/>
+              </w:rPr>
+              <w:t xml:space="preserve">Film</w:t>
+            </w:r>
+          </w:p>
+        </w:tc>
+        <w:tc>
+          <w:tcPr>
+            <w:tcW w:w="5200" w:type="dxa"/>
+            <w:shd w:val="clear" w:color="auto" w:fill="EAF1F8"/>
+            <w:vAlign w:val="top"/>
+          </w:tcPr>
+          <w:p>
+            <w:pPr>
+              <w:spacing w:before="30" w:after="30"/>
+            </w:pPr>
+            <w:r>
+              <w:rPr>
+                <w:sz w:val="19"/>
+                <w:szCs w:val="19"/>
+              </w:rPr>
+              <w:t xml:space="preserve">■■</w:t>
+            </w:r>
+          </w:p>
+        </w:tc>
+        <w:tc>
+          <w:tcPr>
+            <w:tcW w:w="1160" w:type="dxa"/>
+            <w:shd w:val="clear" w:color="auto" w:fill="EAF1F8"/>
+            <w:vAlign w:val="top"/>
+          </w:tcPr>
+          <w:p>
+            <w:pPr>
+              <w:spacing w:before="30" w:after="30"/>
+            </w:pPr>
+            <w:r>
+              <w:rPr>
+                <w:sz w:val="19"/>
+                <w:szCs w:val="19"/>
+              </w:rPr>
+              <w:t xml:space="preserve">1</w:t>
+            </w:r>
+          </w:p>
+        </w:tc>
+      </w:tr>
+    </w:tbl>
+    <w:p>
+      <w:pPr>
+        <w:spacing w:before="0" w:after="80"/>
+      </w:pPr>
+      <w:r>
+        <w:t xml:space="preserve"/>
+      </w:r>
+    </w:p>
+    <w:p>
+      <w:pPr>
+        <w:spacing w:before="200" w:after="80"/>
+      </w:pPr>
+      <w:r>
+        <w:rPr>
+          <w:b/>
+          <w:sz w:val="26"/>
+          <w:szCs w:val="26"/>
+          <w:color w:val="1F4E79"/>
+        </w:rPr>
+        <w:t xml:space="preserve">Global issue coverage</w:t>
+      </w:r>
+    </w:p>
+    <w:p>
+      <w:pPr>
+        <w:spacing w:before="0" w:after="100"/>
+      </w:pPr>
+      <w:r>
+        <w:rPr>
+          <w:sz w:val="20"/>
+          <w:szCs w:val="20"/>
+          <w:color w:val="595959"/>
+        </w:rPr>
+        <w:t xml:space="preserve">The Individual Oral needs one non-literary text and one literary work sharing a field of inquiry. Every field must therefore have both.</w:t>
+      </w:r>
+    </w:p>
+    <w:tbl>
+      <w:tblPr>
+        <w:tblW w:w="9360" w:type="dxa"/>
+        <w:tblBorders>
+          <w:top w:val="single" w:sz="8" w:color="1F4E79"/>
+          <w:left w:val="single" w:sz="4" w:color="BFD3E6"/>
+          <w:bottom w:val="single" w:sz="8" w:color="1F4E79"/>
+          <w:right w:val="single" w:sz="4" w:color="BFD3E6"/>
+          <w:insideH w:val="single" w:sz="4" w:color="BFD3E6"/>
+          <w:insideV w:val="single" w:sz="4" w:color="BFD3E6"/>
+        </w:tblBorders>
+        <w:tblCellMar>
+          <w:top w:w="80" w:type="dxa"/>
+          <w:left w:w="110" w:type="dxa"/>
+          <w:bottom w:w="80" w:type="dxa"/>
+          <w:right w:w="110" w:type="dxa"/>
+        </w:tblCellMar>
+      </w:tblPr>
+      <w:tblGrid>
+        <w:gridCol w:w="3400"/>
+        <w:gridCol w:w="1700"/>
+        <w:gridCol w:w="1700"/>
+        <w:gridCol w:w="2560"/>
+      </w:tblGrid>
+      <w:tr>
+        <w:trPr>
+          <w:tblHeader/>
+        </w:trPr>
+        <w:tc>
+          <w:tcPr>
+            <w:tcW w:w="3400" w:type="dxa"/>
+            <w:shd w:val="clear" w:color="auto" w:fill="1F4E79"/>
+            <w:vAlign w:val="top"/>
+          </w:tcPr>
+          <w:p>
+            <w:pPr>
+              <w:spacing w:before="30" w:after="30"/>
+            </w:pPr>
+            <w:r>
+              <w:rPr>
+                <w:b/>
+                <w:sz w:val="19"/>
+                <w:szCs w:val="19"/>
+                <w:color w:val="FFFFFF"/>
+              </w:rPr>
+              <w:t xml:space="preserve">Field of inquiry</w:t>
+            </w:r>
+          </w:p>
+        </w:tc>
+        <w:tc>
+          <w:tcPr>
+            <w:tcW w:w="1700" w:type="dxa"/>
+            <w:shd w:val="clear" w:color="auto" w:fill="1F4E79"/>
+            <w:vAlign w:val="top"/>
+          </w:tcPr>
+          <w:p>
+            <w:pPr>
+              <w:spacing w:before="30" w:after="30"/>
+            </w:pPr>
+            <w:r>
+              <w:rPr>
+                <w:b/>
+                <w:sz w:val="19"/>
+                <w:szCs w:val="19"/>
+                <w:color w:val="FFFFFF"/>
+              </w:rPr>
+              <w:t xml:space="preserve">Literary works</w:t>
+            </w:r>
+          </w:p>
+        </w:tc>
+        <w:tc>
+          <w:tcPr>
+            <w:tcW w:w="1700" w:type="dxa"/>
+            <w:shd w:val="clear" w:color="auto" w:fill="1F4E79"/>
+            <w:vAlign w:val="top"/>
+          </w:tcPr>
+          <w:p>
+            <w:pPr>
+              <w:spacing w:before="30" w:after="30"/>
+            </w:pPr>
+            <w:r>
+              <w:rPr>
+                <w:b/>
+                <w:sz w:val="19"/>
+                <w:szCs w:val="19"/>
+                <w:color w:val="FFFFFF"/>
+              </w:rPr>
+              <w:t xml:space="preserve">Non-literary</w:t>
+            </w:r>
+          </w:p>
+        </w:tc>
+        <w:tc>
+          <w:tcPr>
+            <w:tcW w:w="2560" w:type="dxa"/>
+            <w:shd w:val="clear" w:color="auto" w:fill="1F4E79"/>
+            <w:vAlign w:val="top"/>
+          </w:tcPr>
+          <w:p>
+            <w:pPr>
+              <w:spacing w:before="30" w:after="30"/>
+            </w:pPr>
+            <w:r>
+              <w:rPr>
+                <w:b/>
+                <w:sz w:val="19"/>
+                <w:szCs w:val="19"/>
+                <w:color w:val="FFFFFF"/>
+              </w:rPr>
+              <w:t xml:space="preserve">Available for the IO</w:t>
+            </w:r>
+          </w:p>
+        </w:tc>
+      </w:tr>
+      <w:tr>
+        <w:tc>
+          <w:tcPr>
+            <w:tcW w:w="3400" w:type="dxa"/>
+            <w:shd w:val="clear" w:color="auto" w:fill="FFFFFF"/>
+            <w:vAlign w:val="top"/>
+          </w:tcPr>
+          <w:p>
+            <w:pPr>
+              <w:spacing w:before="30" w:after="30"/>
+            </w:pPr>
+            <w:r>
+              <w:rPr>
+                <w:sz w:val="19"/>
+                <w:szCs w:val="19"/>
+              </w:rPr>
+              <w:t xml:space="preserve">Culture, identity and community</w:t>
+            </w:r>
+          </w:p>
+        </w:tc>
+        <w:tc>
+          <w:tcPr>
+            <w:tcW w:w="1700" w:type="dxa"/>
+            <w:shd w:val="clear" w:color="auto" w:fill="FFFFFF"/>
+            <w:vAlign w:val="top"/>
+          </w:tcPr>
+          <w:p>
+            <w:pPr>
+              <w:spacing w:before="30" w:after="30"/>
+            </w:pPr>
+            <w:r>
+              <w:rPr>
+                <w:sz w:val="19"/>
+                <w:szCs w:val="19"/>
+              </w:rPr>
+              <w:t xml:space="preserve">3</w:t>
+            </w:r>
+          </w:p>
+        </w:tc>
+        <w:tc>
+          <w:tcPr>
+            <w:tcW w:w="1700" w:type="dxa"/>
+            <w:shd w:val="clear" w:color="auto" w:fill="FFFFFF"/>
+            <w:vAlign w:val="top"/>
+          </w:tcPr>
+          <w:p>
+            <w:pPr>
+              <w:spacing w:before="30" w:after="30"/>
+            </w:pPr>
+            <w:r>
+              <w:rPr>
+                <w:sz w:val="19"/>
+                <w:szCs w:val="19"/>
+              </w:rPr>
+              <w:t xml:space="preserve">Yes</w:t>
+            </w:r>
+          </w:p>
+        </w:tc>
+        <w:tc>
+          <w:tcPr>
+            <w:tcW w:w="2560" w:type="dxa"/>
+            <w:shd w:val="clear" w:color="auto" w:fill="FFFFFF"/>
+            <w:vAlign w:val="top"/>
+          </w:tcPr>
+          <w:p>
+            <w:pPr>
+              <w:spacing w:before="30" w:after="30"/>
+            </w:pPr>
+            <w:r>
+              <w:rPr>
+                <w:sz w:val="19"/>
+                <w:szCs w:val="19"/>
+              </w:rPr>
+              <w:t xml:space="preserve">Yes</w:t>
+            </w:r>
+          </w:p>
+        </w:tc>
+      </w:tr>
+      <w:tr>
+        <w:tc>
+          <w:tcPr>
+            <w:tcW w:w="3400" w:type="dxa"/>
+            <w:shd w:val="clear" w:color="auto" w:fill="EAF1F8"/>
+            <w:vAlign w:val="top"/>
+          </w:tcPr>
+          <w:p>
+            <w:pPr>
+              <w:spacing w:before="30" w:after="30"/>
+            </w:pPr>
+            <w:r>
+              <w:rPr>
+                <w:sz w:val="19"/>
+                <w:szCs w:val="19"/>
+              </w:rPr>
+              <w:t xml:space="preserve">Beliefs, values and education</w:t>
+            </w:r>
+          </w:p>
+        </w:tc>
+        <w:tc>
+          <w:tcPr>
+            <w:tcW w:w="1700" w:type="dxa"/>
+            <w:shd w:val="clear" w:color="auto" w:fill="EAF1F8"/>
+            <w:vAlign w:val="top"/>
+          </w:tcPr>
+          <w:p>
+            <w:pPr>
+              <w:spacing w:before="30" w:after="30"/>
+            </w:pPr>
+            <w:r>
+              <w:rPr>
+                <w:sz w:val="19"/>
+                <w:szCs w:val="19"/>
+              </w:rPr>
+              <w:t xml:space="preserve">1</w:t>
+            </w:r>
+          </w:p>
+        </w:tc>
+        <w:tc>
+          <w:tcPr>
+            <w:tcW w:w="1700" w:type="dxa"/>
+            <w:shd w:val="clear" w:color="auto" w:fill="EAF1F8"/>
+            <w:vAlign w:val="top"/>
+          </w:tcPr>
+          <w:p>
+            <w:pPr>
+              <w:spacing w:before="30" w:after="30"/>
+            </w:pPr>
+            <w:r>
+              <w:rPr>
+                <w:sz w:val="19"/>
+                <w:szCs w:val="19"/>
+              </w:rPr>
+              <w:t xml:space="preserve">Yes</w:t>
+            </w:r>
+          </w:p>
+        </w:tc>
+        <w:tc>
+          <w:tcPr>
+            <w:tcW w:w="2560" w:type="dxa"/>
+            <w:shd w:val="clear" w:color="auto" w:fill="EAF1F8"/>
+            <w:vAlign w:val="top"/>
+          </w:tcPr>
+          <w:p>
+            <w:pPr>
+              <w:spacing w:before="30" w:after="30"/>
+            </w:pPr>
+            <w:r>
+              <w:rPr>
+                <w:sz w:val="19"/>
+                <w:szCs w:val="19"/>
+              </w:rPr>
+              <w:t xml:space="preserve">Yes  (narrowest — see note)</w:t>
+            </w:r>
+          </w:p>
+        </w:tc>
+      </w:tr>
+      <w:tr>
+        <w:tc>
+          <w:tcPr>
+            <w:tcW w:w="3400" w:type="dxa"/>
+            <w:shd w:val="clear" w:color="auto" w:fill="FFFFFF"/>
+            <w:vAlign w:val="top"/>
+          </w:tcPr>
+          <w:p>
+            <w:pPr>
+              <w:spacing w:before="30" w:after="30"/>
+            </w:pPr>
+            <w:r>
+              <w:rPr>
+                <w:sz w:val="19"/>
+                <w:szCs w:val="19"/>
+              </w:rPr>
+              <w:t xml:space="preserve">Politics, power and justice</w:t>
+            </w:r>
+          </w:p>
+        </w:tc>
+        <w:tc>
+          <w:tcPr>
+            <w:tcW w:w="1700" w:type="dxa"/>
+            <w:shd w:val="clear" w:color="auto" w:fill="FFFFFF"/>
+            <w:vAlign w:val="top"/>
+          </w:tcPr>
+          <w:p>
+            <w:pPr>
+              <w:spacing w:before="30" w:after="30"/>
+            </w:pPr>
+            <w:r>
+              <w:rPr>
+                <w:sz w:val="19"/>
+                <w:szCs w:val="19"/>
+              </w:rPr>
+              <w:t xml:space="preserve">1</w:t>
+            </w:r>
+          </w:p>
+        </w:tc>
+        <w:tc>
+          <w:tcPr>
+            <w:tcW w:w="1700" w:type="dxa"/>
+            <w:shd w:val="clear" w:color="auto" w:fill="FFFFFF"/>
+            <w:vAlign w:val="top"/>
+          </w:tcPr>
+          <w:p>
+            <w:pPr>
+              <w:spacing w:before="30" w:after="30"/>
+            </w:pPr>
+            <w:r>
+              <w:rPr>
+                <w:sz w:val="19"/>
+                <w:szCs w:val="19"/>
+              </w:rPr>
+              <w:t xml:space="preserve">Yes</w:t>
+            </w:r>
+          </w:p>
+        </w:tc>
+        <w:tc>
+          <w:tcPr>
+            <w:tcW w:w="2560" w:type="dxa"/>
+            <w:shd w:val="clear" w:color="auto" w:fill="FFFFFF"/>
+            <w:vAlign w:val="top"/>
+          </w:tcPr>
+          <w:p>
+            <w:pPr>
+              <w:spacing w:before="30" w:after="30"/>
+            </w:pPr>
+            <w:r>
+              <w:rPr>
+                <w:sz w:val="19"/>
+                <w:szCs w:val="19"/>
+              </w:rPr>
+              <w:t xml:space="preserve">Yes</w:t>
+            </w:r>
+          </w:p>
+        </w:tc>
+      </w:tr>
+      <w:tr>
+        <w:tc>
+          <w:tcPr>
+            <w:tcW w:w="3400" w:type="dxa"/>
+            <w:shd w:val="clear" w:color="auto" w:fill="EAF1F8"/>
+            <w:vAlign w:val="top"/>
+          </w:tcPr>
+          <w:p>
+            <w:pPr>
+              <w:spacing w:before="30" w:after="30"/>
+            </w:pPr>
+            <w:r>
+              <w:rPr>
+                <w:sz w:val="19"/>
+                <w:szCs w:val="19"/>
+              </w:rPr>
+              <w:t xml:space="preserve">Art, creativity and the imagination</w:t>
+            </w:r>
+          </w:p>
+        </w:tc>
+        <w:tc>
+          <w:tcPr>
+            <w:tcW w:w="1700" w:type="dxa"/>
+            <w:shd w:val="clear" w:color="auto" w:fill="EAF1F8"/>
+            <w:vAlign w:val="top"/>
+          </w:tcPr>
+          <w:p>
+            <w:pPr>
+              <w:spacing w:before="30" w:after="30"/>
+            </w:pPr>
+            <w:r>
+              <w:rPr>
+                <w:sz w:val="19"/>
+                <w:szCs w:val="19"/>
+              </w:rPr>
+              <w:t xml:space="preserve">0 primary</w:t>
+            </w:r>
+          </w:p>
+        </w:tc>
+        <w:tc>
+          <w:tcPr>
+            <w:tcW w:w="1700" w:type="dxa"/>
+            <w:shd w:val="clear" w:color="auto" w:fill="EAF1F8"/>
+            <w:vAlign w:val="top"/>
+          </w:tcPr>
+          <w:p>
+            <w:pPr>
+              <w:spacing w:before="30" w:after="30"/>
+            </w:pPr>
+            <w:r>
+              <w:rPr>
+                <w:sz w:val="19"/>
+                <w:szCs w:val="19"/>
+              </w:rPr>
+              <w:t xml:space="preserve">Yes</w:t>
+            </w:r>
+          </w:p>
+        </w:tc>
+        <w:tc>
+          <w:tcPr>
+            <w:tcW w:w="2560" w:type="dxa"/>
+            <w:shd w:val="clear" w:color="auto" w:fill="EAF1F8"/>
+            <w:vAlign w:val="top"/>
+          </w:tcPr>
+          <w:p>
+            <w:pPr>
+              <w:spacing w:before="30" w:after="30"/>
+            </w:pPr>
+            <w:r>
+              <w:rPr>
+                <w:sz w:val="19"/>
+                <w:szCs w:val="19"/>
+              </w:rPr>
+              <w:t xml:space="preserve">Secondary only</w:t>
+            </w:r>
+          </w:p>
+        </w:tc>
+      </w:tr>
+      <w:tr>
+        <w:tc>
+          <w:tcPr>
+            <w:tcW w:w="3400" w:type="dxa"/>
+            <w:shd w:val="clear" w:color="auto" w:fill="FFFFFF"/>
+            <w:vAlign w:val="top"/>
+          </w:tcPr>
+          <w:p>
+            <w:pPr>
+              <w:spacing w:before="30" w:after="30"/>
+            </w:pPr>
+            <w:r>
+              <w:rPr>
+                <w:sz w:val="19"/>
+                <w:szCs w:val="19"/>
+              </w:rPr>
+              <w:t xml:space="preserve">Science, technology and the environment</w:t>
+            </w:r>
+          </w:p>
+        </w:tc>
+        <w:tc>
+          <w:tcPr>
+            <w:tcW w:w="1700" w:type="dxa"/>
+            <w:shd w:val="clear" w:color="auto" w:fill="FFFFFF"/>
+            <w:vAlign w:val="top"/>
+          </w:tcPr>
+          <w:p>
+            <w:pPr>
+              <w:spacing w:before="30" w:after="30"/>
+            </w:pPr>
+            <w:r>
+              <w:rPr>
+                <w:sz w:val="19"/>
+                <w:szCs w:val="19"/>
+              </w:rPr>
+              <w:t xml:space="preserve">1</w:t>
+            </w:r>
+          </w:p>
+        </w:tc>
+        <w:tc>
+          <w:tcPr>
+            <w:tcW w:w="1700" w:type="dxa"/>
+            <w:shd w:val="clear" w:color="auto" w:fill="FFFFFF"/>
+            <w:vAlign w:val="top"/>
+          </w:tcPr>
+          <w:p>
+            <w:pPr>
+              <w:spacing w:before="30" w:after="30"/>
+            </w:pPr>
+            <w:r>
+              <w:rPr>
+                <w:sz w:val="19"/>
+                <w:szCs w:val="19"/>
+              </w:rPr>
+              <w:t xml:space="preserve">Yes</w:t>
+            </w:r>
+          </w:p>
+        </w:tc>
+        <w:tc>
+          <w:tcPr>
+            <w:tcW w:w="2560" w:type="dxa"/>
+            <w:shd w:val="clear" w:color="auto" w:fill="FFFFFF"/>
+            <w:vAlign w:val="top"/>
+          </w:tcPr>
+          <w:p>
+            <w:pPr>
+              <w:spacing w:before="30" w:after="30"/>
+            </w:pPr>
+            <w:r>
+              <w:rPr>
+                <w:sz w:val="19"/>
+                <w:szCs w:val="19"/>
+              </w:rPr>
+              <w:t xml:space="preserve">Yes</w:t>
+            </w:r>
+          </w:p>
+        </w:tc>
+      </w:tr>
+    </w:tbl>
+    <w:p>
+      <w:pPr>
+        <w:spacing w:before="0" w:after="80"/>
+      </w:pPr>
+      <w:r>
+        <w:t xml:space="preserve"/>
+      </w:r>
+    </w:p>
+    <w:p>
+      <w:pPr>
+        <w:spacing w:before="0" w:after="160"/>
+      </w:pPr>
+      <w:r>
+        <w:rPr>
+          <w:i/>
+          <w:sz w:val="18"/>
+          <w:szCs w:val="18"/>
+          <w:color w:val="C00000"/>
+        </w:rPr>
+        <w:t xml:space="preserve">Note. Beliefs, values and education is carried by Eliot on the literary side and by Malala Yousafzai's UN address on the non-literary side. It is the narrowest field in the course; a student choosing it should know that before committing.</w:t>
+      </w:r>
+    </w:p>
+    <w:p>
+      <w:pPr>
+        <w:spacing w:before="200" w:after="80"/>
+      </w:pPr>
+      <w:r>
+        <w:rPr>
+          <w:b/>
+          <w:sz w:val="26"/>
+          <w:szCs w:val="26"/>
+          <w:color w:val="1F4E79"/>
+        </w:rPr>
+        <w:t xml:space="preserve">Assessment weighting and timing</w:t>
+      </w:r>
+    </w:p>
+    <w:tbl>
+      <w:tblPr>
+        <w:tblW w:w="9360" w:type="dxa"/>
+        <w:tblBorders>
+          <w:top w:val="single" w:sz="8" w:color="1F4E79"/>
+          <w:left w:val="single" w:sz="4" w:color="BFD3E6"/>
+          <w:bottom w:val="single" w:sz="8" w:color="1F4E79"/>
+          <w:right w:val="single" w:sz="4" w:color="BFD3E6"/>
+          <w:insideH w:val="single" w:sz="4" w:color="BFD3E6"/>
+          <w:insideV w:val="single" w:sz="4" w:color="BFD3E6"/>
+        </w:tblBorders>
+        <w:tblCellMar>
+          <w:top w:w="80" w:type="dxa"/>
+          <w:left w:w="110" w:type="dxa"/>
+          <w:bottom w:w="80" w:type="dxa"/>
+          <w:right w:w="110" w:type="dxa"/>
+        </w:tblCellMar>
+      </w:tblPr>
+      <w:tblGrid>
+        <w:gridCol w:w="2600"/>
+        <w:gridCol w:w="3600"/>
+        <w:gridCol w:w="3160"/>
+      </w:tblGrid>
+      <w:tr>
+        <w:trPr>
+          <w:tblHeader/>
+        </w:trPr>
+        <w:tc>
+          <w:tcPr>
+            <w:tcW w:w="2600" w:type="dxa"/>
+            <w:shd w:val="clear" w:color="auto" w:fill="1F4E79"/>
+            <w:vAlign w:val="top"/>
+          </w:tcPr>
+          <w:p>
+            <w:pPr>
+              <w:spacing w:before="30" w:after="30"/>
+            </w:pPr>
+            <w:r>
+              <w:rPr>
+                <w:b/>
+                <w:sz w:val="19"/>
+                <w:szCs w:val="19"/>
+                <w:color w:val="FFFFFF"/>
+              </w:rPr>
+              <w:t xml:space="preserve">Component</w:t>
+            </w:r>
+          </w:p>
+        </w:tc>
+        <w:tc>
+          <w:tcPr>
+            <w:tcW w:w="3600" w:type="dxa"/>
+            <w:shd w:val="clear" w:color="auto" w:fill="1F4E79"/>
+            <w:vAlign w:val="top"/>
+          </w:tcPr>
+          <w:p>
+            <w:pPr>
+              <w:spacing w:before="30" w:after="30"/>
+            </w:pPr>
+            <w:r>
+              <w:rPr>
+                <w:b/>
+                <w:sz w:val="19"/>
+                <w:szCs w:val="19"/>
+                <w:color w:val="FFFFFF"/>
+              </w:rPr>
+              <w:t xml:space="preserve">Type</w:t>
+            </w:r>
+          </w:p>
+        </w:tc>
+        <w:tc>
+          <w:tcPr>
+            <w:tcW w:w="3160" w:type="dxa"/>
+            <w:shd w:val="clear" w:color="auto" w:fill="1F4E79"/>
+            <w:vAlign w:val="top"/>
+          </w:tcPr>
+          <w:p>
+            <w:pPr>
+              <w:spacing w:before="30" w:after="30"/>
+            </w:pPr>
+            <w:r>
+              <w:rPr>
+                <w:b/>
+                <w:sz w:val="19"/>
+                <w:szCs w:val="19"/>
+                <w:color w:val="FFFFFF"/>
+              </w:rPr>
+              <w:t xml:space="preserve">When</w:t>
+            </w:r>
+          </w:p>
+        </w:tc>
+      </w:tr>
+      <w:tr>
+        <w:tc>
+          <w:tcPr>
+            <w:tcW w:w="2600" w:type="dxa"/>
+            <w:shd w:val="clear" w:color="auto" w:fill="FFFFFF"/>
+            <w:vAlign w:val="top"/>
+          </w:tcPr>
+          <w:p>
+            <w:pPr>
+              <w:spacing w:before="30" w:after="30"/>
+            </w:pPr>
+            <w:r>
+              <w:rPr>
+                <w:sz w:val="19"/>
+                <w:szCs w:val="19"/>
+              </w:rPr>
+              <w:t xml:space="preserve">Individual Oral</w:t>
+            </w:r>
+          </w:p>
+        </w:tc>
+        <w:tc>
+          <w:tcPr>
+            <w:tcW w:w="3600" w:type="dxa"/>
+            <w:shd w:val="clear" w:color="auto" w:fill="FFFFFF"/>
+            <w:vAlign w:val="top"/>
+          </w:tcPr>
+          <w:p>
+            <w:pPr>
+              <w:spacing w:before="30" w:after="30"/>
+            </w:pPr>
+            <w:r>
+              <w:rPr>
+                <w:sz w:val="19"/>
+                <w:szCs w:val="19"/>
+              </w:rPr>
+              <w:t xml:space="preserve">Internal, externally moderated</w:t>
+            </w:r>
+          </w:p>
+        </w:tc>
+        <w:tc>
+          <w:tcPr>
+            <w:tcW w:w="3160" w:type="dxa"/>
+            <w:shd w:val="clear" w:color="auto" w:fill="FFFFFF"/>
+            <w:vAlign w:val="top"/>
+          </w:tcPr>
+          <w:p>
+            <w:pPr>
+              <w:spacing w:before="30" w:after="30"/>
+            </w:pPr>
+            <w:r>
+              <w:rPr>
+                <w:sz w:val="19"/>
+                <w:szCs w:val="19"/>
+              </w:rPr>
+              <w:t xml:space="preserve">Mid-March to mid-April 2027</w:t>
+            </w:r>
+          </w:p>
+        </w:tc>
+      </w:tr>
+      <w:tr>
+        <w:tc>
+          <w:tcPr>
+            <w:tcW w:w="2600" w:type="dxa"/>
+            <w:shd w:val="clear" w:color="auto" w:fill="EAF1F8"/>
+            <w:vAlign w:val="top"/>
+          </w:tcPr>
+          <w:p>
+            <w:pPr>
+              <w:spacing w:before="30" w:after="30"/>
+            </w:pPr>
+            <w:r>
+              <w:rPr>
+                <w:sz w:val="19"/>
+                <w:szCs w:val="19"/>
+              </w:rPr>
+              <w:t xml:space="preserve">HL Essay</w:t>
+            </w:r>
+          </w:p>
+        </w:tc>
+        <w:tc>
+          <w:tcPr>
+            <w:tcW w:w="3600" w:type="dxa"/>
+            <w:shd w:val="clear" w:color="auto" w:fill="EAF1F8"/>
+            <w:vAlign w:val="top"/>
+          </w:tcPr>
+          <w:p>
+            <w:pPr>
+              <w:spacing w:before="30" w:after="30"/>
+            </w:pPr>
+            <w:r>
+              <w:rPr>
+                <w:sz w:val="19"/>
+                <w:szCs w:val="19"/>
+              </w:rPr>
+              <w:t xml:space="preserve">External, 1,200–1,500 words</w:t>
+            </w:r>
+          </w:p>
+        </w:tc>
+        <w:tc>
+          <w:tcPr>
+            <w:tcW w:w="3160" w:type="dxa"/>
+            <w:shd w:val="clear" w:color="auto" w:fill="EAF1F8"/>
+            <w:vAlign w:val="top"/>
+          </w:tcPr>
+          <w:p>
+            <w:pPr>
+              <w:spacing w:before="30" w:after="30"/>
+            </w:pPr>
+            <w:r>
+              <w:rPr>
+                <w:sz w:val="19"/>
+                <w:szCs w:val="19"/>
+              </w:rPr>
+              <w:t xml:space="preserve">Before Winter Break, December 2027</w:t>
+            </w:r>
+          </w:p>
+        </w:tc>
+      </w:tr>
+      <w:tr>
+        <w:tc>
+          <w:tcPr>
+            <w:tcW w:w="2600" w:type="dxa"/>
+            <w:shd w:val="clear" w:color="auto" w:fill="FFFFFF"/>
+            <w:vAlign w:val="top"/>
+          </w:tcPr>
+          <w:p>
+            <w:pPr>
+              <w:spacing w:before="30" w:after="30"/>
+            </w:pPr>
+            <w:r>
+              <w:rPr>
+                <w:sz w:val="19"/>
+                <w:szCs w:val="19"/>
+              </w:rPr>
+              <w:t xml:space="preserve">Paper 1</w:t>
+            </w:r>
+          </w:p>
+        </w:tc>
+        <w:tc>
+          <w:tcPr>
+            <w:tcW w:w="3600" w:type="dxa"/>
+            <w:shd w:val="clear" w:color="auto" w:fill="FFFFFF"/>
+            <w:vAlign w:val="top"/>
+          </w:tcPr>
+          <w:p>
+            <w:pPr>
+              <w:spacing w:before="30" w:after="30"/>
+            </w:pPr>
+            <w:r>
+              <w:rPr>
+                <w:sz w:val="19"/>
+                <w:szCs w:val="19"/>
+              </w:rPr>
+              <w:t xml:space="preserve">External, guided textual analysis</w:t>
+            </w:r>
+          </w:p>
+        </w:tc>
+        <w:tc>
+          <w:tcPr>
+            <w:tcW w:w="3160" w:type="dxa"/>
+            <w:shd w:val="clear" w:color="auto" w:fill="FFFFFF"/>
+            <w:vAlign w:val="top"/>
+          </w:tcPr>
+          <w:p>
+            <w:pPr>
+              <w:spacing w:before="30" w:after="30"/>
+            </w:pPr>
+            <w:r>
+              <w:rPr>
+                <w:sz w:val="19"/>
+                <w:szCs w:val="19"/>
+              </w:rPr>
+              <w:t xml:space="preserve">May 2028</w:t>
+            </w:r>
+          </w:p>
+        </w:tc>
+      </w:tr>
+      <w:tr>
+        <w:tc>
+          <w:tcPr>
+            <w:tcW w:w="2600" w:type="dxa"/>
+            <w:shd w:val="clear" w:color="auto" w:fill="EAF1F8"/>
+            <w:vAlign w:val="top"/>
+          </w:tcPr>
+          <w:p>
+            <w:pPr>
+              <w:spacing w:before="30" w:after="30"/>
+            </w:pPr>
+            <w:r>
+              <w:rPr>
+                <w:sz w:val="19"/>
+                <w:szCs w:val="19"/>
+              </w:rPr>
+              <w:t xml:space="preserve">Paper 2</w:t>
+            </w:r>
+          </w:p>
+        </w:tc>
+        <w:tc>
+          <w:tcPr>
+            <w:tcW w:w="3600" w:type="dxa"/>
+            <w:shd w:val="clear" w:color="auto" w:fill="EAF1F8"/>
+            <w:vAlign w:val="top"/>
+          </w:tcPr>
+          <w:p>
+            <w:pPr>
+              <w:spacing w:before="30" w:after="30"/>
+            </w:pPr>
+            <w:r>
+              <w:rPr>
+                <w:sz w:val="19"/>
+                <w:szCs w:val="19"/>
+              </w:rPr>
+              <w:t xml:space="preserve">External, comparative essay</w:t>
+            </w:r>
+          </w:p>
+        </w:tc>
+        <w:tc>
+          <w:tcPr>
+            <w:tcW w:w="3160" w:type="dxa"/>
+            <w:shd w:val="clear" w:color="auto" w:fill="EAF1F8"/>
+            <w:vAlign w:val="top"/>
+          </w:tcPr>
+          <w:p>
+            <w:pPr>
+              <w:spacing w:before="30" w:after="30"/>
+            </w:pPr>
+            <w:r>
+              <w:rPr>
+                <w:sz w:val="19"/>
+                <w:szCs w:val="19"/>
+              </w:rPr>
+              <w:t xml:space="preserve">May 2028</w:t>
+            </w:r>
+          </w:p>
+        </w:tc>
+      </w:tr>
+    </w:tbl>
+    <w:p>
+      <w:pPr>
+        <w:spacing w:before="0" w:after="80"/>
+      </w:pPr>
+      <w:r>
+        <w:t xml:space="preserve"/>
+      </w:r>
+    </w:p>
+    <w:p>
+      <w:pPr>
+        <w:spacing w:before="200" w:after="80"/>
+      </w:pPr>
+      <w:r>
+        <w:rPr>
+          <w:b/>
+          <w:sz w:val="22"/>
+          <w:szCs w:val="22"/>
+          <w:color w:val="1F4E79"/>
+        </w:rPr>
+        <w:t xml:space="preserve">Literary works per quarter</w:t>
+      </w:r>
+    </w:p>
+    <w:tbl>
+      <w:tblPr>
+        <w:tblW w:w="9360" w:type="dxa"/>
+        <w:tblBorders>
+          <w:top w:val="single" w:sz="8" w:color="1F4E79"/>
+          <w:left w:val="single" w:sz="4" w:color="BFD3E6"/>
+          <w:bottom w:val="single" w:sz="8" w:color="1F4E79"/>
+          <w:right w:val="single" w:sz="4" w:color="BFD3E6"/>
+          <w:insideH w:val="single" w:sz="4" w:color="BFD3E6"/>
+          <w:insideV w:val="single" w:sz="4" w:color="BFD3E6"/>
+        </w:tblBorders>
+        <w:tblCellMar>
+          <w:top w:w="80" w:type="dxa"/>
+          <w:left w:w="110" w:type="dxa"/>
+          <w:bottom w:w="80" w:type="dxa"/>
+          <w:right w:w="110" w:type="dxa"/>
+        </w:tblCellMar>
+      </w:tblPr>
+      <w:tblGrid>
+        <w:gridCol w:w="3000"/>
+        <w:gridCol w:w="5200"/>
+        <w:gridCol w:w="1160"/>
+      </w:tblGrid>
+      <w:tr>
+        <w:trPr>
+          <w:tblHeader/>
+        </w:trPr>
+        <w:tc>
+          <w:tcPr>
+            <w:tcW w:w="3000" w:type="dxa"/>
+            <w:shd w:val="clear" w:color="auto" w:fill="1F4E79"/>
+            <w:vAlign w:val="top"/>
+          </w:tcPr>
+          <w:p>
+            <w:pPr>
+              <w:spacing w:before="30" w:after="30"/>
+            </w:pPr>
+            <w:r>
+              <w:rPr>
+                <w:b/>
+                <w:sz w:val="19"/>
+                <w:szCs w:val="19"/>
+                <w:color w:val="FFFFFF"/>
+              </w:rPr>
+              <w:t xml:space="preserve">Category</w:t>
+            </w:r>
+          </w:p>
+        </w:tc>
+        <w:tc>
+          <w:tcPr>
+            <w:tcW w:w="5200" w:type="dxa"/>
+            <w:shd w:val="clear" w:color="auto" w:fill="1F4E79"/>
+            <w:vAlign w:val="top"/>
+          </w:tcPr>
+          <w:p>
+            <w:pPr>
+              <w:spacing w:before="30" w:after="30"/>
+            </w:pPr>
+            <w:r>
+              <w:rPr>
+                <w:b/>
+                <w:sz w:val="19"/>
+                <w:szCs w:val="19"/>
+                <w:color w:val="FFFFFF"/>
+              </w:rPr>
+              <w:t xml:space="preserve">Distribution</w:t>
+            </w:r>
+          </w:p>
+        </w:tc>
+        <w:tc>
+          <w:tcPr>
+            <w:tcW w:w="1160" w:type="dxa"/>
+            <w:shd w:val="clear" w:color="auto" w:fill="1F4E79"/>
+            <w:vAlign w:val="top"/>
+          </w:tcPr>
+          <w:p>
+            <w:pPr>
+              <w:spacing w:before="30" w:after="30"/>
+            </w:pPr>
+            <w:r>
+              <w:rPr>
+                <w:b/>
+                <w:sz w:val="19"/>
+                <w:szCs w:val="19"/>
+                <w:color w:val="FFFFFF"/>
+              </w:rPr>
+              <w:t xml:space="preserve">n</w:t>
+            </w:r>
+          </w:p>
+        </w:tc>
+      </w:tr>
+      <w:tr>
+        <w:tc>
+          <w:tcPr>
+            <w:tcW w:w="3000" w:type="dxa"/>
+            <w:shd w:val="clear" w:color="auto" w:fill="FFFFFF"/>
+            <w:vAlign w:val="top"/>
+          </w:tcPr>
+          <w:p>
+            <w:pPr>
+              <w:spacing w:before="30" w:after="30"/>
+            </w:pPr>
+            <w:r>
+              <w:rPr>
+                <w:sz w:val="19"/>
+                <w:szCs w:val="19"/>
+              </w:rPr>
+              <w:t xml:space="preserve">Y1 Q1  Tunnel</w:t>
+            </w:r>
+          </w:p>
+        </w:tc>
+        <w:tc>
+          <w:tcPr>
+            <w:tcW w:w="5200" w:type="dxa"/>
+            <w:shd w:val="clear" w:color="auto" w:fill="FFFFFF"/>
+            <w:vAlign w:val="top"/>
+          </w:tcPr>
+          <w:p>
+            <w:pPr>
+              <w:spacing w:before="30" w:after="30"/>
+            </w:pPr>
+            <w:r>
+              <w:rPr>
+                <w:sz w:val="19"/>
+                <w:szCs w:val="19"/>
+              </w:rPr>
+              <w:t xml:space="preserve">■■■■■■■■■■■■■■■■■■■■■■■■■■■■</w:t>
+            </w:r>
+          </w:p>
+        </w:tc>
+        <w:tc>
+          <w:tcPr>
+            <w:tcW w:w="1160" w:type="dxa"/>
+            <w:shd w:val="clear" w:color="auto" w:fill="FFFFFF"/>
+            <w:vAlign w:val="top"/>
+          </w:tcPr>
+          <w:p>
+            <w:pPr>
+              <w:spacing w:before="30" w:after="30"/>
+            </w:pPr>
+            <w:r>
+              <w:rPr>
+                <w:sz w:val="19"/>
+                <w:szCs w:val="19"/>
+              </w:rPr>
+              <w:t xml:space="preserve">1</w:t>
+            </w:r>
+          </w:p>
+        </w:tc>
+      </w:tr>
+      <w:tr>
+        <w:tc>
+          <w:tcPr>
+            <w:tcW w:w="3000" w:type="dxa"/>
+            <w:shd w:val="clear" w:color="auto" w:fill="EAF1F8"/>
+            <w:vAlign w:val="top"/>
+          </w:tcPr>
+          <w:p>
+            <w:pPr>
+              <w:spacing w:before="30" w:after="30"/>
+            </w:pPr>
+            <w:r>
+              <w:rPr>
+                <w:sz w:val="19"/>
+                <w:szCs w:val="19"/>
+              </w:rPr>
+              <w:t xml:space="preserve">Y1 Q2  Eliot</w:t>
+            </w:r>
+          </w:p>
+        </w:tc>
+        <w:tc>
+          <w:tcPr>
+            <w:tcW w:w="5200" w:type="dxa"/>
+            <w:shd w:val="clear" w:color="auto" w:fill="EAF1F8"/>
+            <w:vAlign w:val="top"/>
+          </w:tcPr>
+          <w:p>
+            <w:pPr>
+              <w:spacing w:before="30" w:after="30"/>
+            </w:pPr>
+            <w:r>
+              <w:rPr>
+                <w:sz w:val="19"/>
+                <w:szCs w:val="19"/>
+              </w:rPr>
+              <w:t xml:space="preserve">■■■■■■■■■■■■■■■■■■■■■■■■■■■■</w:t>
+            </w:r>
+          </w:p>
+        </w:tc>
+        <w:tc>
+          <w:tcPr>
+            <w:tcW w:w="1160" w:type="dxa"/>
+            <w:shd w:val="clear" w:color="auto" w:fill="EAF1F8"/>
+            <w:vAlign w:val="top"/>
+          </w:tcPr>
+          <w:p>
+            <w:pPr>
+              <w:spacing w:before="30" w:after="30"/>
+            </w:pPr>
+            <w:r>
+              <w:rPr>
+                <w:sz w:val="19"/>
+                <w:szCs w:val="19"/>
+              </w:rPr>
+              <w:t xml:space="preserve">1</w:t>
+            </w:r>
+          </w:p>
+        </w:tc>
+      </w:tr>
+      <w:tr>
+        <w:tc>
+          <w:tcPr>
+            <w:tcW w:w="3000" w:type="dxa"/>
+            <w:shd w:val="clear" w:color="auto" w:fill="FFFFFF"/>
+            <w:vAlign w:val="top"/>
+          </w:tcPr>
+          <w:p>
+            <w:pPr>
+              <w:spacing w:before="30" w:after="30"/>
+            </w:pPr>
+            <w:r>
+              <w:rPr>
+                <w:sz w:val="19"/>
+                <w:szCs w:val="19"/>
+              </w:rPr>
+              <w:t xml:space="preserve">Y1 Q3  Dunes</w:t>
+            </w:r>
+          </w:p>
+        </w:tc>
+        <w:tc>
+          <w:tcPr>
+            <w:tcW w:w="5200" w:type="dxa"/>
+            <w:shd w:val="clear" w:color="auto" w:fill="FFFFFF"/>
+            <w:vAlign w:val="top"/>
+          </w:tcPr>
+          <w:p>
+            <w:pPr>
+              <w:spacing w:before="30" w:after="30"/>
+            </w:pPr>
+            <w:r>
+              <w:rPr>
+                <w:sz w:val="19"/>
+                <w:szCs w:val="19"/>
+              </w:rPr>
+              <w:t xml:space="preserve">■■■■■■■■■■■■■■■■■■■■■■■■■■■■</w:t>
+            </w:r>
+          </w:p>
+        </w:tc>
+        <w:tc>
+          <w:tcPr>
+            <w:tcW w:w="1160" w:type="dxa"/>
+            <w:shd w:val="clear" w:color="auto" w:fill="FFFFFF"/>
+            <w:vAlign w:val="top"/>
+          </w:tcPr>
+          <w:p>
+            <w:pPr>
+              <w:spacing w:before="30" w:after="30"/>
+            </w:pPr>
+            <w:r>
+              <w:rPr>
+                <w:sz w:val="19"/>
+                <w:szCs w:val="19"/>
+              </w:rPr>
+              <w:t xml:space="preserve">1</w:t>
+            </w:r>
+          </w:p>
+        </w:tc>
+      </w:tr>
+      <w:tr>
+        <w:tc>
+          <w:tcPr>
+            <w:tcW w:w="3000" w:type="dxa"/>
+            <w:shd w:val="clear" w:color="auto" w:fill="EAF1F8"/>
+            <w:vAlign w:val="top"/>
+          </w:tcPr>
+          <w:p>
+            <w:pPr>
+              <w:spacing w:before="30" w:after="30"/>
+            </w:pPr>
+            <w:r>
+              <w:rPr>
+                <w:sz w:val="19"/>
+                <w:szCs w:val="19"/>
+              </w:rPr>
+              <w:t xml:space="preserve">Y1 Q4  Mansfield</w:t>
+            </w:r>
+          </w:p>
+        </w:tc>
+        <w:tc>
+          <w:tcPr>
+            <w:tcW w:w="5200" w:type="dxa"/>
+            <w:shd w:val="clear" w:color="auto" w:fill="EAF1F8"/>
+            <w:vAlign w:val="top"/>
+          </w:tcPr>
+          <w:p>
+            <w:pPr>
+              <w:spacing w:before="30" w:after="30"/>
+            </w:pPr>
+            <w:r>
+              <w:rPr>
+                <w:sz w:val="19"/>
+                <w:szCs w:val="19"/>
+              </w:rPr>
+              <w:t xml:space="preserve">■■■■■■■■■■■■■■■■■■■■■■■■■■■■</w:t>
+            </w:r>
+          </w:p>
+        </w:tc>
+        <w:tc>
+          <w:tcPr>
+            <w:tcW w:w="1160" w:type="dxa"/>
+            <w:shd w:val="clear" w:color="auto" w:fill="EAF1F8"/>
+            <w:vAlign w:val="top"/>
+          </w:tcPr>
+          <w:p>
+            <w:pPr>
+              <w:spacing w:before="30" w:after="30"/>
+            </w:pPr>
+            <w:r>
+              <w:rPr>
+                <w:sz w:val="19"/>
+                <w:szCs w:val="19"/>
+              </w:rPr>
+              <w:t xml:space="preserve">1</w:t>
+            </w:r>
+          </w:p>
+        </w:tc>
+      </w:tr>
+      <w:tr>
+        <w:tc>
+          <w:tcPr>
+            <w:tcW w:w="3000" w:type="dxa"/>
+            <w:shd w:val="clear" w:color="auto" w:fill="FFFFFF"/>
+            <w:vAlign w:val="top"/>
+          </w:tcPr>
+          <w:p>
+            <w:pPr>
+              <w:spacing w:before="30" w:after="30"/>
+            </w:pPr>
+            <w:r>
+              <w:rPr>
+                <w:sz w:val="19"/>
+                <w:szCs w:val="19"/>
+              </w:rPr>
+              <w:t xml:space="preserve">Y2 Q1  Othello</w:t>
+            </w:r>
+          </w:p>
+        </w:tc>
+        <w:tc>
+          <w:tcPr>
+            <w:tcW w:w="5200" w:type="dxa"/>
+            <w:shd w:val="clear" w:color="auto" w:fill="FFFFFF"/>
+            <w:vAlign w:val="top"/>
+          </w:tcPr>
+          <w:p>
+            <w:pPr>
+              <w:spacing w:before="30" w:after="30"/>
+            </w:pPr>
+            <w:r>
+              <w:rPr>
+                <w:sz w:val="19"/>
+                <w:szCs w:val="19"/>
+              </w:rPr>
+              <w:t xml:space="preserve">■■■■■■■■■■■■■■■■■■■■■■■■■■■■</w:t>
+            </w:r>
+          </w:p>
+        </w:tc>
+        <w:tc>
+          <w:tcPr>
+            <w:tcW w:w="1160" w:type="dxa"/>
+            <w:shd w:val="clear" w:color="auto" w:fill="FFFFFF"/>
+            <w:vAlign w:val="top"/>
+          </w:tcPr>
+          <w:p>
+            <w:pPr>
+              <w:spacing w:before="30" w:after="30"/>
+            </w:pPr>
+            <w:r>
+              <w:rPr>
+                <w:sz w:val="19"/>
+                <w:szCs w:val="19"/>
+              </w:rPr>
+              <w:t xml:space="preserve">1</w:t>
+            </w:r>
+          </w:p>
+        </w:tc>
+      </w:tr>
+      <w:tr>
+        <w:tc>
+          <w:tcPr>
+            <w:tcW w:w="3000" w:type="dxa"/>
+            <w:shd w:val="clear" w:color="auto" w:fill="EAF1F8"/>
+            <w:vAlign w:val="top"/>
+          </w:tcPr>
+          <w:p>
+            <w:pPr>
+              <w:spacing w:before="30" w:after="30"/>
+            </w:pPr>
+            <w:r>
+              <w:rPr>
+                <w:sz w:val="19"/>
+                <w:szCs w:val="19"/>
+              </w:rPr>
+              <w:t xml:space="preserve">Y2 Q2  Hour of the Star</w:t>
+            </w:r>
+          </w:p>
+        </w:tc>
+        <w:tc>
+          <w:tcPr>
+            <w:tcW w:w="5200" w:type="dxa"/>
+            <w:shd w:val="clear" w:color="auto" w:fill="EAF1F8"/>
+            <w:vAlign w:val="top"/>
+          </w:tcPr>
+          <w:p>
+            <w:pPr>
+              <w:spacing w:before="30" w:after="30"/>
+            </w:pPr>
+            <w:r>
+              <w:rPr>
+                <w:sz w:val="19"/>
+                <w:szCs w:val="19"/>
+              </w:rPr>
+              <w:t xml:space="preserve">■■■■■■■■■■■■■■■■■■■■■■■■■■■■</w:t>
+            </w:r>
+          </w:p>
+        </w:tc>
+        <w:tc>
+          <w:tcPr>
+            <w:tcW w:w="1160" w:type="dxa"/>
+            <w:shd w:val="clear" w:color="auto" w:fill="EAF1F8"/>
+            <w:vAlign w:val="top"/>
+          </w:tcPr>
+          <w:p>
+            <w:pPr>
+              <w:spacing w:before="30" w:after="30"/>
+            </w:pPr>
+            <w:r>
+              <w:rPr>
+                <w:sz w:val="19"/>
+                <w:szCs w:val="19"/>
+              </w:rPr>
+              <w:t xml:space="preserve">1</w:t>
+            </w:r>
+          </w:p>
+        </w:tc>
+      </w:tr>
+    </w:tbl>
+    <w:p>
+      <w:pPr>
+        <w:spacing w:before="0" w:after="80"/>
+      </w:pPr>
+      <w:r>
+        <w:t xml:space="preserve"/>
+      </w:r>
+    </w:p>
+    <w:p>
+      <w:r>
+        <w:br w:type="page"/>
+      </w:r>
+    </w:p>
+    <w:p>
+      <w:pPr>
+        <w:spacing w:before="0" w:after="60"/>
+      </w:pPr>
+      <w:r>
+        <w:rPr>
+          <w:b/>
+          <w:sz w:val="36"/>
+          <w:szCs w:val="36"/>
           <w:color w:val="1F3864"/>
         </w:rPr>
         <w:t xml:space="preserve">Course Overview</w:t>
@@ -2157,37 +5854,46 @@
     </w:p>
     <w:tbl>
       <w:tblPr>
-        <w:tblStyle w:val="TableGrid"/>
         <w:tblW w:w="9360" w:type="dxa"/>
         <w:tblBorders>
-          <w:top w:val="single" w:sz="4" w:color="AAAAAA"/>
-          <w:left w:val="single" w:sz="4" w:color="AAAAAA"/>
-          <w:bottom w:val="single" w:sz="4" w:color="AAAAAA"/>
-          <w:right w:val="single" w:sz="4" w:color="AAAAAA"/>
-          <w:insideH w:val="single" w:sz="4" w:color="CCCCCC"/>
-          <w:insideV w:val="single" w:sz="4" w:color="CCCCCC"/>
+          <w:top w:val="single" w:sz="8" w:color="1F4E79"/>
+          <w:left w:val="single" w:sz="4" w:color="BFD3E6"/>
+          <w:bottom w:val="single" w:sz="8" w:color="1F4E79"/>
+          <w:right w:val="single" w:sz="4" w:color="BFD3E6"/>
+          <w:insideH w:val="single" w:sz="4" w:color="BFD3E6"/>
+          <w:insideV w:val="single" w:sz="4" w:color="BFD3E6"/>
         </w:tblBorders>
+        <w:tblCellMar>
+          <w:top w:w="80" w:type="dxa"/>
+          <w:left w:w="110" w:type="dxa"/>
+          <w:bottom w:w="80" w:type="dxa"/>
+          <w:right w:w="110" w:type="dxa"/>
+        </w:tblCellMar>
       </w:tblPr>
       <w:tblGrid>
         <w:gridCol w:w="4680"/>
         <w:gridCol w:w="4680"/>
       </w:tblGrid>
       <w:tr>
+        <w:trPr>
+          <w:tblHeader/>
+        </w:trPr>
         <w:tc>
           <w:tcPr>
             <w:tcW w:w="4680" w:type="dxa"/>
-            <w:shd w:val="clear" w:color="auto" w:fill="E8EDF5"/>
-            <w:vAlign w:val="top"/>
-          </w:tcPr>
-          <w:p>
-            <w:pPr>
-              <w:spacing w:before="40" w:after="40"/>
+            <w:shd w:val="clear" w:color="auto" w:fill="1F4E79"/>
+            <w:vAlign w:val="top"/>
+          </w:tcPr>
+          <w:p>
+            <w:pPr>
+              <w:spacing w:before="30" w:after="30"/>
             </w:pPr>
             <w:r>
               <w:rPr>
                 <w:b/>
                 <w:sz w:val="19"/>
                 <w:szCs w:val="19"/>
+                <w:color w:val="FFFFFF"/>
               </w:rPr>
               <w:t xml:space="preserve">IB HL category</w:t>
             </w:r>
@@ -2196,18 +5902,19 @@
         <w:tc>
           <w:tcPr>
             <w:tcW w:w="4680" w:type="dxa"/>
-            <w:shd w:val="clear" w:color="auto" w:fill="E8EDF5"/>
-            <w:vAlign w:val="top"/>
-          </w:tcPr>
-          <w:p>
-            <w:pPr>
-              <w:spacing w:before="40" w:after="40"/>
+            <w:shd w:val="clear" w:color="auto" w:fill="1F4E79"/>
+            <w:vAlign w:val="top"/>
+          </w:tcPr>
+          <w:p>
+            <w:pPr>
+              <w:spacing w:before="30" w:after="30"/>
             </w:pPr>
             <w:r>
               <w:rPr>
                 <w:b/>
                 <w:sz w:val="19"/>
                 <w:szCs w:val="19"/>
+                <w:color w:val="FFFFFF"/>
               </w:rPr>
               <w:t xml:space="preserve">Works studied</w:t>
             </w:r>
@@ -2218,11 +5925,12 @@
         <w:tc>
           <w:tcPr>
             <w:tcW w:w="4680" w:type="dxa"/>
-            <w:vAlign w:val="top"/>
-          </w:tcPr>
-          <w:p>
-            <w:pPr>
-              <w:spacing w:before="40" w:after="40"/>
+            <w:shd w:val="clear" w:color="auto" w:fill="FFFFFF"/>
+            <w:vAlign w:val="top"/>
+          </w:tcPr>
+          <w:p>
+            <w:pPr>
+              <w:spacing w:before="30" w:after="30"/>
             </w:pPr>
             <w:r>
               <w:rPr>
@@ -2236,11 +5944,12 @@
         <w:tc>
           <w:tcPr>
             <w:tcW w:w="4680" w:type="dxa"/>
-            <w:vAlign w:val="top"/>
-          </w:tcPr>
-          <w:p>
-            <w:pPr>
-              <w:spacing w:before="40" w:after="40"/>
+            <w:shd w:val="clear" w:color="auto" w:fill="FFFFFF"/>
+            <w:vAlign w:val="top"/>
+          </w:tcPr>
+          <w:p>
+            <w:pPr>
+              <w:spacing w:before="30" w:after="30"/>
             </w:pPr>
             <w:r>
               <w:rPr>
@@ -2256,11 +5965,12 @@
         <w:tc>
           <w:tcPr>
             <w:tcW w:w="4680" w:type="dxa"/>
-            <w:vAlign w:val="top"/>
-          </w:tcPr>
-          <w:p>
-            <w:pPr>
-              <w:spacing w:before="40" w:after="40"/>
+            <w:shd w:val="clear" w:color="auto" w:fill="EAF1F8"/>
+            <w:vAlign w:val="top"/>
+          </w:tcPr>
+          <w:p>
+            <w:pPr>
+              <w:spacing w:before="30" w:after="30"/>
             </w:pPr>
             <w:r>
               <w:rPr>
@@ -2274,11 +5984,12 @@
         <w:tc>
           <w:tcPr>
             <w:tcW w:w="4680" w:type="dxa"/>
-            <w:vAlign w:val="top"/>
-          </w:tcPr>
-          <w:p>
-            <w:pPr>
-              <w:spacing w:before="40" w:after="40"/>
+            <w:shd w:val="clear" w:color="auto" w:fill="EAF1F8"/>
+            <w:vAlign w:val="top"/>
+          </w:tcPr>
+          <w:p>
+            <w:pPr>
+              <w:spacing w:before="30" w:after="30"/>
             </w:pPr>
             <w:r>
               <w:rPr>
@@ -2294,11 +6005,12 @@
         <w:tc>
           <w:tcPr>
             <w:tcW w:w="4680" w:type="dxa"/>
-            <w:vAlign w:val="top"/>
-          </w:tcPr>
-          <w:p>
-            <w:pPr>
-              <w:spacing w:before="40" w:after="40"/>
+            <w:shd w:val="clear" w:color="auto" w:fill="FFFFFF"/>
+            <w:vAlign w:val="top"/>
+          </w:tcPr>
+          <w:p>
+            <w:pPr>
+              <w:spacing w:before="30" w:after="30"/>
             </w:pPr>
             <w:r>
               <w:rPr>
@@ -2312,11 +6024,12 @@
         <w:tc>
           <w:tcPr>
             <w:tcW w:w="4680" w:type="dxa"/>
-            <w:vAlign w:val="top"/>
-          </w:tcPr>
-          <w:p>
-            <w:pPr>
-              <w:spacing w:before="40" w:after="40"/>
+            <w:shd w:val="clear" w:color="auto" w:fill="FFFFFF"/>
+            <w:vAlign w:val="top"/>
+          </w:tcPr>
+          <w:p>
+            <w:pPr>
+              <w:spacing w:before="30" w:after="30"/>
             </w:pPr>
             <w:r>
               <w:rPr>
@@ -2332,11 +6045,12 @@
         <w:tc>
           <w:tcPr>
             <w:tcW w:w="4680" w:type="dxa"/>
-            <w:vAlign w:val="top"/>
-          </w:tcPr>
-          <w:p>
-            <w:pPr>
-              <w:spacing w:before="40" w:after="40"/>
+            <w:shd w:val="clear" w:color="auto" w:fill="EAF1F8"/>
+            <w:vAlign w:val="top"/>
+          </w:tcPr>
+          <w:p>
+            <w:pPr>
+              <w:spacing w:before="30" w:after="30"/>
             </w:pPr>
             <w:r>
               <w:rPr>
@@ -2350,11 +6064,12 @@
         <w:tc>
           <w:tcPr>
             <w:tcW w:w="4680" w:type="dxa"/>
-            <w:vAlign w:val="top"/>
-          </w:tcPr>
-          <w:p>
-            <w:pPr>
-              <w:spacing w:before="40" w:after="40"/>
+            <w:shd w:val="clear" w:color="auto" w:fill="EAF1F8"/>
+            <w:vAlign w:val="top"/>
+          </w:tcPr>
+          <w:p>
+            <w:pPr>
+              <w:spacing w:before="30" w:after="30"/>
             </w:pPr>
             <w:r>
               <w:rPr>
@@ -2369,7 +6084,7 @@
     </w:tbl>
     <w:p>
       <w:pPr>
-        <w:spacing w:before="0" w:after="60"/>
+        <w:spacing w:before="0" w:after="80"/>
       </w:pPr>
       <w:r>
         <w:t xml:space="preserve"/>
@@ -2385,16 +6100,21 @@
     </w:p>
     <w:tbl>
       <w:tblPr>
-        <w:tblStyle w:val="TableGrid"/>
         <w:tblW w:w="9360" w:type="dxa"/>
         <w:tblBorders>
-          <w:top w:val="single" w:sz="4" w:color="AAAAAA"/>
-          <w:left w:val="single" w:sz="4" w:color="AAAAAA"/>
-          <w:bottom w:val="single" w:sz="4" w:color="AAAAAA"/>
-          <w:right w:val="single" w:sz="4" w:color="AAAAAA"/>
-          <w:insideH w:val="single" w:sz="4" w:color="CCCCCC"/>
-          <w:insideV w:val="single" w:sz="4" w:color="CCCCCC"/>
+          <w:top w:val="single" w:sz="8" w:color="1F4E79"/>
+          <w:left w:val="single" w:sz="4" w:color="BFD3E6"/>
+          <w:bottom w:val="single" w:sz="8" w:color="1F4E79"/>
+          <w:right w:val="single" w:sz="4" w:color="BFD3E6"/>
+          <w:insideH w:val="single" w:sz="4" w:color="BFD3E6"/>
+          <w:insideV w:val="single" w:sz="4" w:color="BFD3E6"/>
         </w:tblBorders>
+        <w:tblCellMar>
+          <w:top w:w="80" w:type="dxa"/>
+          <w:left w:w="110" w:type="dxa"/>
+          <w:bottom w:w="80" w:type="dxa"/>
+          <w:right w:w="110" w:type="dxa"/>
+        </w:tblCellMar>
       </w:tblPr>
       <w:tblGrid>
         <w:gridCol w:w="3120"/>
@@ -2402,21 +6122,25 @@
         <w:gridCol w:w="3120"/>
       </w:tblGrid>
       <w:tr>
+        <w:trPr>
+          <w:tblHeader/>
+        </w:trPr>
         <w:tc>
           <w:tcPr>
             <w:tcW w:w="3120" w:type="dxa"/>
-            <w:shd w:val="clear" w:color="auto" w:fill="E8EDF5"/>
-            <w:vAlign w:val="top"/>
-          </w:tcPr>
-          <w:p>
-            <w:pPr>
-              <w:spacing w:before="40" w:after="40"/>
+            <w:shd w:val="clear" w:color="auto" w:fill="1F4E79"/>
+            <w:vAlign w:val="top"/>
+          </w:tcPr>
+          <w:p>
+            <w:pPr>
+              <w:spacing w:before="30" w:after="30"/>
             </w:pPr>
             <w:r>
               <w:rPr>
                 <w:b/>
                 <w:sz w:val="19"/>
                 <w:szCs w:val="19"/>
+                <w:color w:val="FFFFFF"/>
               </w:rPr>
               <w:t xml:space="preserve">Work / form / context</w:t>
             </w:r>
@@ -2425,18 +6149,19 @@
         <w:tc>
           <w:tcPr>
             <w:tcW w:w="3120" w:type="dxa"/>
-            <w:shd w:val="clear" w:color="auto" w:fill="E8EDF5"/>
-            <w:vAlign w:val="top"/>
-          </w:tcPr>
-          <w:p>
-            <w:pPr>
-              <w:spacing w:before="40" w:after="40"/>
+            <w:shd w:val="clear" w:color="auto" w:fill="1F4E79"/>
+            <w:vAlign w:val="top"/>
+          </w:tcPr>
+          <w:p>
+            <w:pPr>
+              <w:spacing w:before="30" w:after="30"/>
             </w:pPr>
             <w:r>
               <w:rPr>
                 <w:b/>
                 <w:sz w:val="19"/>
                 <w:szCs w:val="19"/>
+                <w:color w:val="FFFFFF"/>
               </w:rPr>
               <w:t xml:space="preserve">Connection to IB concepts</w:t>
             </w:r>
@@ -2445,18 +6170,19 @@
         <w:tc>
           <w:tcPr>
             <w:tcW w:w="3120" w:type="dxa"/>
-            <w:shd w:val="clear" w:color="auto" w:fill="E8EDF5"/>
-            <w:vAlign w:val="top"/>
-          </w:tcPr>
-          <w:p>
-            <w:pPr>
-              <w:spacing w:before="40" w:after="40"/>
+            <w:shd w:val="clear" w:color="auto" w:fill="1F4E79"/>
+            <w:vAlign w:val="top"/>
+          </w:tcPr>
+          <w:p>
+            <w:pPr>
+              <w:spacing w:before="30" w:after="30"/>
             </w:pPr>
             <w:r>
               <w:rPr>
                 <w:b/>
                 <w:sz w:val="19"/>
                 <w:szCs w:val="19"/>
+                <w:color w:val="FFFFFF"/>
               </w:rPr>
               <w:t xml:space="preserve">Global issue (field of inquiry)</w:t>
             </w:r>
@@ -2467,11 +6193,12 @@
         <w:tc>
           <w:tcPr>
             <w:tcW w:w="3120" w:type="dxa"/>
-            <w:vAlign w:val="top"/>
-          </w:tcPr>
-          <w:p>
-            <w:pPr>
-              <w:spacing w:before="40" w:after="40"/>
+            <w:shd w:val="clear" w:color="auto" w:fill="FFFFFF"/>
+            <w:vAlign w:val="top"/>
+          </w:tcPr>
+          <w:p>
+            <w:pPr>
+              <w:spacing w:before="30" w:after="30"/>
             </w:pPr>
             <w:r>
               <w:rPr>
@@ -2485,11 +6212,12 @@
         <w:tc>
           <w:tcPr>
             <w:tcW w:w="3120" w:type="dxa"/>
-            <w:vAlign w:val="top"/>
-          </w:tcPr>
-          <w:p>
-            <w:pPr>
-              <w:spacing w:before="40" w:after="40"/>
+            <w:shd w:val="clear" w:color="auto" w:fill="FFFFFF"/>
+            <w:vAlign w:val="top"/>
+          </w:tcPr>
+          <w:p>
+            <w:pPr>
+              <w:spacing w:before="30" w:after="30"/>
             </w:pPr>
             <w:r>
               <w:rPr>
@@ -2503,11 +6231,12 @@
         <w:tc>
           <w:tcPr>
             <w:tcW w:w="3120" w:type="dxa"/>
-            <w:vAlign w:val="top"/>
-          </w:tcPr>
-          <w:p>
-            <w:pPr>
-              <w:spacing w:before="40" w:after="40"/>
+            <w:shd w:val="clear" w:color="auto" w:fill="FFFFFF"/>
+            <w:vAlign w:val="top"/>
+          </w:tcPr>
+          <w:p>
+            <w:pPr>
+              <w:spacing w:before="30" w:after="30"/>
             </w:pPr>
             <w:r>
               <w:rPr>
@@ -2523,11 +6252,12 @@
         <w:tc>
           <w:tcPr>
             <w:tcW w:w="3120" w:type="dxa"/>
-            <w:vAlign w:val="top"/>
-          </w:tcPr>
-          <w:p>
-            <w:pPr>
-              <w:spacing w:before="40" w:after="40"/>
+            <w:shd w:val="clear" w:color="auto" w:fill="EAF1F8"/>
+            <w:vAlign w:val="top"/>
+          </w:tcPr>
+          <w:p>
+            <w:pPr>
+              <w:spacing w:before="30" w:after="30"/>
             </w:pPr>
             <w:r>
               <w:rPr>
@@ -2541,11 +6271,12 @@
         <w:tc>
           <w:tcPr>
             <w:tcW w:w="3120" w:type="dxa"/>
-            <w:vAlign w:val="top"/>
-          </w:tcPr>
-          <w:p>
-            <w:pPr>
-              <w:spacing w:before="40" w:after="40"/>
+            <w:shd w:val="clear" w:color="auto" w:fill="EAF1F8"/>
+            <w:vAlign w:val="top"/>
+          </w:tcPr>
+          <w:p>
+            <w:pPr>
+              <w:spacing w:before="30" w:after="30"/>
             </w:pPr>
             <w:r>
               <w:rPr>
@@ -2559,11 +6290,12 @@
         <w:tc>
           <w:tcPr>
             <w:tcW w:w="3120" w:type="dxa"/>
-            <w:vAlign w:val="top"/>
-          </w:tcPr>
-          <w:p>
-            <w:pPr>
-              <w:spacing w:before="40" w:after="40"/>
+            <w:shd w:val="clear" w:color="auto" w:fill="EAF1F8"/>
+            <w:vAlign w:val="top"/>
+          </w:tcPr>
+          <w:p>
+            <w:pPr>
+              <w:spacing w:before="30" w:after="30"/>
             </w:pPr>
             <w:r>
               <w:rPr>
@@ -2579,11 +6311,12 @@
         <w:tc>
           <w:tcPr>
             <w:tcW w:w="3120" w:type="dxa"/>
-            <w:vAlign w:val="top"/>
-          </w:tcPr>
-          <w:p>
-            <w:pPr>
-              <w:spacing w:before="40" w:after="40"/>
+            <w:shd w:val="clear" w:color="auto" w:fill="FFFFFF"/>
+            <w:vAlign w:val="top"/>
+          </w:tcPr>
+          <w:p>
+            <w:pPr>
+              <w:spacing w:before="30" w:after="30"/>
             </w:pPr>
             <w:r>
               <w:rPr>
@@ -2597,11 +6330,12 @@
         <w:tc>
           <w:tcPr>
             <w:tcW w:w="3120" w:type="dxa"/>
-            <w:vAlign w:val="top"/>
-          </w:tcPr>
-          <w:p>
-            <w:pPr>
-              <w:spacing w:before="40" w:after="40"/>
+            <w:shd w:val="clear" w:color="auto" w:fill="FFFFFF"/>
+            <w:vAlign w:val="top"/>
+          </w:tcPr>
+          <w:p>
+            <w:pPr>
+              <w:spacing w:before="30" w:after="30"/>
             </w:pPr>
             <w:r>
               <w:rPr>
@@ -2615,11 +6349,12 @@
         <w:tc>
           <w:tcPr>
             <w:tcW w:w="3120" w:type="dxa"/>
-            <w:vAlign w:val="top"/>
-          </w:tcPr>
-          <w:p>
-            <w:pPr>
-              <w:spacing w:before="40" w:after="40"/>
+            <w:shd w:val="clear" w:color="auto" w:fill="FFFFFF"/>
+            <w:vAlign w:val="top"/>
+          </w:tcPr>
+          <w:p>
+            <w:pPr>
+              <w:spacing w:before="30" w:after="30"/>
             </w:pPr>
             <w:r>
               <w:rPr>
@@ -2635,11 +6370,12 @@
         <w:tc>
           <w:tcPr>
             <w:tcW w:w="3120" w:type="dxa"/>
-            <w:vAlign w:val="top"/>
-          </w:tcPr>
-          <w:p>
-            <w:pPr>
-              <w:spacing w:before="40" w:after="40"/>
+            <w:shd w:val="clear" w:color="auto" w:fill="EAF1F8"/>
+            <w:vAlign w:val="top"/>
+          </w:tcPr>
+          <w:p>
+            <w:pPr>
+              <w:spacing w:before="30" w:after="30"/>
             </w:pPr>
             <w:r>
               <w:rPr>
@@ -2653,11 +6389,12 @@
         <w:tc>
           <w:tcPr>
             <w:tcW w:w="3120" w:type="dxa"/>
-            <w:vAlign w:val="top"/>
-          </w:tcPr>
-          <w:p>
-            <w:pPr>
-              <w:spacing w:before="40" w:after="40"/>
+            <w:shd w:val="clear" w:color="auto" w:fill="EAF1F8"/>
+            <w:vAlign w:val="top"/>
+          </w:tcPr>
+          <w:p>
+            <w:pPr>
+              <w:spacing w:before="30" w:after="30"/>
             </w:pPr>
             <w:r>
               <w:rPr>
@@ -2671,11 +6408,12 @@
         <w:tc>
           <w:tcPr>
             <w:tcW w:w="3120" w:type="dxa"/>
-            <w:vAlign w:val="top"/>
-          </w:tcPr>
-          <w:p>
-            <w:pPr>
-              <w:spacing w:before="40" w:after="40"/>
+            <w:shd w:val="clear" w:color="auto" w:fill="EAF1F8"/>
+            <w:vAlign w:val="top"/>
+          </w:tcPr>
+          <w:p>
+            <w:pPr>
+              <w:spacing w:before="30" w:after="30"/>
             </w:pPr>
             <w:r>
               <w:rPr>
@@ -2691,11 +6429,12 @@
         <w:tc>
           <w:tcPr>
             <w:tcW w:w="3120" w:type="dxa"/>
-            <w:vAlign w:val="top"/>
-          </w:tcPr>
-          <w:p>
-            <w:pPr>
-              <w:spacing w:before="40" w:after="40"/>
+            <w:shd w:val="clear" w:color="auto" w:fill="FFFFFF"/>
+            <w:vAlign w:val="top"/>
+          </w:tcPr>
+          <w:p>
+            <w:pPr>
+              <w:spacing w:before="30" w:after="30"/>
             </w:pPr>
             <w:r>
               <w:rPr>
@@ -2709,11 +6448,12 @@
         <w:tc>
           <w:tcPr>
             <w:tcW w:w="3120" w:type="dxa"/>
-            <w:vAlign w:val="top"/>
-          </w:tcPr>
-          <w:p>
-            <w:pPr>
-              <w:spacing w:before="40" w:after="40"/>
+            <w:shd w:val="clear" w:color="auto" w:fill="FFFFFF"/>
+            <w:vAlign w:val="top"/>
+          </w:tcPr>
+          <w:p>
+            <w:pPr>
+              <w:spacing w:before="30" w:after="30"/>
             </w:pPr>
             <w:r>
               <w:rPr>
@@ -2727,11 +6467,12 @@
         <w:tc>
           <w:tcPr>
             <w:tcW w:w="3120" w:type="dxa"/>
-            <w:vAlign w:val="top"/>
-          </w:tcPr>
-          <w:p>
-            <w:pPr>
-              <w:spacing w:before="40" w:after="40"/>
+            <w:shd w:val="clear" w:color="auto" w:fill="FFFFFF"/>
+            <w:vAlign w:val="top"/>
+          </w:tcPr>
+          <w:p>
+            <w:pPr>
+              <w:spacing w:before="30" w:after="30"/>
             </w:pPr>
             <w:r>
               <w:rPr>
@@ -2747,11 +6488,12 @@
         <w:tc>
           <w:tcPr>
             <w:tcW w:w="3120" w:type="dxa"/>
-            <w:vAlign w:val="top"/>
-          </w:tcPr>
-          <w:p>
-            <w:pPr>
-              <w:spacing w:before="40" w:after="40"/>
+            <w:shd w:val="clear" w:color="auto" w:fill="EAF1F8"/>
+            <w:vAlign w:val="top"/>
+          </w:tcPr>
+          <w:p>
+            <w:pPr>
+              <w:spacing w:before="30" w:after="30"/>
             </w:pPr>
             <w:r>
               <w:rPr>
@@ -2765,11 +6507,12 @@
         <w:tc>
           <w:tcPr>
             <w:tcW w:w="3120" w:type="dxa"/>
-            <w:vAlign w:val="top"/>
-          </w:tcPr>
-          <w:p>
-            <w:pPr>
-              <w:spacing w:before="40" w:after="40"/>
+            <w:shd w:val="clear" w:color="auto" w:fill="EAF1F8"/>
+            <w:vAlign w:val="top"/>
+          </w:tcPr>
+          <w:p>
+            <w:pPr>
+              <w:spacing w:before="30" w:after="30"/>
             </w:pPr>
             <w:r>
               <w:rPr>
@@ -2783,11 +6526,12 @@
         <w:tc>
           <w:tcPr>
             <w:tcW w:w="3120" w:type="dxa"/>
-            <w:vAlign w:val="top"/>
-          </w:tcPr>
-          <w:p>
-            <w:pPr>
-              <w:spacing w:before="40" w:after="40"/>
+            <w:shd w:val="clear" w:color="auto" w:fill="EAF1F8"/>
+            <w:vAlign w:val="top"/>
+          </w:tcPr>
+          <w:p>
+            <w:pPr>
+              <w:spacing w:before="30" w:after="30"/>
             </w:pPr>
             <w:r>
               <w:rPr>
@@ -2802,7 +6546,7 @@
     </w:tbl>
     <w:p>
       <w:pPr>
-        <w:spacing w:before="0" w:after="60"/>
+        <w:spacing w:before="0" w:after="80"/>
       </w:pPr>
       <w:r>
         <w:t xml:space="preserve"/>
@@ -2818,16 +6562,21 @@
     </w:p>
     <w:tbl>
       <w:tblPr>
-        <w:tblStyle w:val="TableGrid"/>
         <w:tblW w:w="9360" w:type="dxa"/>
         <w:tblBorders>
-          <w:top w:val="single" w:sz="4" w:color="AAAAAA"/>
-          <w:left w:val="single" w:sz="4" w:color="AAAAAA"/>
-          <w:bottom w:val="single" w:sz="4" w:color="AAAAAA"/>
-          <w:right w:val="single" w:sz="4" w:color="AAAAAA"/>
-          <w:insideH w:val="single" w:sz="4" w:color="CCCCCC"/>
-          <w:insideV w:val="single" w:sz="4" w:color="CCCCCC"/>
+          <w:top w:val="single" w:sz="8" w:color="1F4E79"/>
+          <w:left w:val="single" w:sz="4" w:color="BFD3E6"/>
+          <w:bottom w:val="single" w:sz="8" w:color="1F4E79"/>
+          <w:right w:val="single" w:sz="4" w:color="BFD3E6"/>
+          <w:insideH w:val="single" w:sz="4" w:color="BFD3E6"/>
+          <w:insideV w:val="single" w:sz="4" w:color="BFD3E6"/>
         </w:tblBorders>
+        <w:tblCellMar>
+          <w:top w:w="80" w:type="dxa"/>
+          <w:left w:w="110" w:type="dxa"/>
+          <w:bottom w:w="80" w:type="dxa"/>
+          <w:right w:w="110" w:type="dxa"/>
+        </w:tblCellMar>
       </w:tblPr>
       <w:tblGrid>
         <w:gridCol w:w="3120"/>
@@ -2835,21 +6584,25 @@
         <w:gridCol w:w="3120"/>
       </w:tblGrid>
       <w:tr>
+        <w:trPr>
+          <w:tblHeader/>
+        </w:trPr>
         <w:tc>
           <w:tcPr>
             <w:tcW w:w="3120" w:type="dxa"/>
-            <w:shd w:val="clear" w:color="auto" w:fill="E8EDF5"/>
-            <w:vAlign w:val="top"/>
-          </w:tcPr>
-          <w:p>
-            <w:pPr>
-              <w:spacing w:before="40" w:after="40"/>
+            <w:shd w:val="clear" w:color="auto" w:fill="1F4E79"/>
+            <w:vAlign w:val="top"/>
+          </w:tcPr>
+          <w:p>
+            <w:pPr>
+              <w:spacing w:before="30" w:after="30"/>
             </w:pPr>
             <w:r>
               <w:rPr>
                 <w:b/>
                 <w:sz w:val="19"/>
                 <w:szCs w:val="19"/>
+                <w:color w:val="FFFFFF"/>
               </w:rPr>
               <w:t xml:space="preserve">Poem</w:t>
             </w:r>
@@ -2858,18 +6611,19 @@
         <w:tc>
           <w:tcPr>
             <w:tcW w:w="3120" w:type="dxa"/>
-            <w:shd w:val="clear" w:color="auto" w:fill="E8EDF5"/>
-            <w:vAlign w:val="top"/>
-          </w:tcPr>
-          <w:p>
-            <w:pPr>
-              <w:spacing w:before="40" w:after="40"/>
+            <w:shd w:val="clear" w:color="auto" w:fill="1F4E79"/>
+            <w:vAlign w:val="top"/>
+          </w:tcPr>
+          <w:p>
+            <w:pPr>
+              <w:spacing w:before="30" w:after="30"/>
             </w:pPr>
             <w:r>
               <w:rPr>
                 <w:b/>
                 <w:sz w:val="19"/>
                 <w:szCs w:val="19"/>
+                <w:color w:val="FFFFFF"/>
               </w:rPr>
               <w:t xml:space="preserve">Year</w:t>
             </w:r>
@@ -2878,18 +6632,19 @@
         <w:tc>
           <w:tcPr>
             <w:tcW w:w="3120" w:type="dxa"/>
-            <w:shd w:val="clear" w:color="auto" w:fill="E8EDF5"/>
-            <w:vAlign w:val="top"/>
-          </w:tcPr>
-          <w:p>
-            <w:pPr>
-              <w:spacing w:before="40" w:after="40"/>
+            <w:shd w:val="clear" w:color="auto" w:fill="1F4E79"/>
+            <w:vAlign w:val="top"/>
+          </w:tcPr>
+          <w:p>
+            <w:pPr>
+              <w:spacing w:before="30" w:after="30"/>
             </w:pPr>
             <w:r>
               <w:rPr>
                 <w:b/>
                 <w:sz w:val="19"/>
                 <w:szCs w:val="19"/>
+                <w:color w:val="FFFFFF"/>
               </w:rPr>
               <w:t xml:space="preserve">Access link</w:t>
             </w:r>
@@ -2900,11 +6655,12 @@
         <w:tc>
           <w:tcPr>
             <w:tcW w:w="3120" w:type="dxa"/>
-            <w:vAlign w:val="top"/>
-          </w:tcPr>
-          <w:p>
-            <w:pPr>
-              <w:spacing w:before="40" w:after="40"/>
+            <w:shd w:val="clear" w:color="auto" w:fill="FFFFFF"/>
+            <w:vAlign w:val="top"/>
+          </w:tcPr>
+          <w:p>
+            <w:pPr>
+              <w:spacing w:before="30" w:after="30"/>
             </w:pPr>
             <w:r>
               <w:rPr>
@@ -2918,11 +6674,12 @@
         <w:tc>
           <w:tcPr>
             <w:tcW w:w="3120" w:type="dxa"/>
-            <w:vAlign w:val="top"/>
-          </w:tcPr>
-          <w:p>
-            <w:pPr>
-              <w:spacing w:before="40" w:after="40"/>
+            <w:shd w:val="clear" w:color="auto" w:fill="FFFFFF"/>
+            <w:vAlign w:val="top"/>
+          </w:tcPr>
+          <w:p>
+            <w:pPr>
+              <w:spacing w:before="30" w:after="30"/>
             </w:pPr>
             <w:r>
               <w:rPr>
@@ -2936,11 +6693,12 @@
         <w:tc>
           <w:tcPr>
             <w:tcW w:w="3120" w:type="dxa"/>
-            <w:vAlign w:val="top"/>
-          </w:tcPr>
-          <w:p>
-            <w:pPr>
-              <w:spacing w:before="40" w:after="40"/>
+            <w:shd w:val="clear" w:color="auto" w:fill="FFFFFF"/>
+            <w:vAlign w:val="top"/>
+          </w:tcPr>
+          <w:p>
+            <w:pPr>
+              <w:spacing w:before="30" w:after="30"/>
             </w:pPr>
             <w:r>
               <w:rPr>
@@ -2956,11 +6714,12 @@
         <w:tc>
           <w:tcPr>
             <w:tcW w:w="3120" w:type="dxa"/>
-            <w:vAlign w:val="top"/>
-          </w:tcPr>
-          <w:p>
-            <w:pPr>
-              <w:spacing w:before="40" w:after="40"/>
+            <w:shd w:val="clear" w:color="auto" w:fill="EAF1F8"/>
+            <w:vAlign w:val="top"/>
+          </w:tcPr>
+          <w:p>
+            <w:pPr>
+              <w:spacing w:before="30" w:after="30"/>
             </w:pPr>
             <w:r>
               <w:rPr>
@@ -2974,11 +6733,12 @@
         <w:tc>
           <w:tcPr>
             <w:tcW w:w="3120" w:type="dxa"/>
-            <w:vAlign w:val="top"/>
-          </w:tcPr>
-          <w:p>
-            <w:pPr>
-              <w:spacing w:before="40" w:after="40"/>
+            <w:shd w:val="clear" w:color="auto" w:fill="EAF1F8"/>
+            <w:vAlign w:val="top"/>
+          </w:tcPr>
+          <w:p>
+            <w:pPr>
+              <w:spacing w:before="30" w:after="30"/>
             </w:pPr>
             <w:r>
               <w:rPr>
@@ -2992,11 +6752,12 @@
         <w:tc>
           <w:tcPr>
             <w:tcW w:w="3120" w:type="dxa"/>
-            <w:vAlign w:val="top"/>
-          </w:tcPr>
-          <w:p>
-            <w:pPr>
-              <w:spacing w:before="40" w:after="40"/>
+            <w:shd w:val="clear" w:color="auto" w:fill="EAF1F8"/>
+            <w:vAlign w:val="top"/>
+          </w:tcPr>
+          <w:p>
+            <w:pPr>
+              <w:spacing w:before="30" w:after="30"/>
             </w:pPr>
             <w:r>
               <w:rPr>
@@ -3012,11 +6773,12 @@
         <w:tc>
           <w:tcPr>
             <w:tcW w:w="3120" w:type="dxa"/>
-            <w:vAlign w:val="top"/>
-          </w:tcPr>
-          <w:p>
-            <w:pPr>
-              <w:spacing w:before="40" w:after="40"/>
+            <w:shd w:val="clear" w:color="auto" w:fill="FFFFFF"/>
+            <w:vAlign w:val="top"/>
+          </w:tcPr>
+          <w:p>
+            <w:pPr>
+              <w:spacing w:before="30" w:after="30"/>
             </w:pPr>
             <w:r>
               <w:rPr>
@@ -3030,11 +6792,12 @@
         <w:tc>
           <w:tcPr>
             <w:tcW w:w="3120" w:type="dxa"/>
-            <w:vAlign w:val="top"/>
-          </w:tcPr>
-          <w:p>
-            <w:pPr>
-              <w:spacing w:before="40" w:after="40"/>
+            <w:shd w:val="clear" w:color="auto" w:fill="FFFFFF"/>
+            <w:vAlign w:val="top"/>
+          </w:tcPr>
+          <w:p>
+            <w:pPr>
+              <w:spacing w:before="30" w:after="30"/>
             </w:pPr>
             <w:r>
               <w:rPr>
@@ -3048,11 +6811,12 @@
         <w:tc>
           <w:tcPr>
             <w:tcW w:w="3120" w:type="dxa"/>
-            <w:vAlign w:val="top"/>
-          </w:tcPr>
-          <w:p>
-            <w:pPr>
-              <w:spacing w:before="40" w:after="40"/>
+            <w:shd w:val="clear" w:color="auto" w:fill="FFFFFF"/>
+            <w:vAlign w:val="top"/>
+          </w:tcPr>
+          <w:p>
+            <w:pPr>
+              <w:spacing w:before="30" w:after="30"/>
             </w:pPr>
             <w:r>
               <w:rPr>
@@ -3068,11 +6832,12 @@
         <w:tc>
           <w:tcPr>
             <w:tcW w:w="3120" w:type="dxa"/>
-            <w:vAlign w:val="top"/>
-          </w:tcPr>
-          <w:p>
-            <w:pPr>
-              <w:spacing w:before="40" w:after="40"/>
+            <w:shd w:val="clear" w:color="auto" w:fill="EAF1F8"/>
+            <w:vAlign w:val="top"/>
+          </w:tcPr>
+          <w:p>
+            <w:pPr>
+              <w:spacing w:before="30" w:after="30"/>
             </w:pPr>
             <w:r>
               <w:rPr>
@@ -3086,11 +6851,12 @@
         <w:tc>
           <w:tcPr>
             <w:tcW w:w="3120" w:type="dxa"/>
-            <w:vAlign w:val="top"/>
-          </w:tcPr>
-          <w:p>
-            <w:pPr>
-              <w:spacing w:before="40" w:after="40"/>
+            <w:shd w:val="clear" w:color="auto" w:fill="EAF1F8"/>
+            <w:vAlign w:val="top"/>
+          </w:tcPr>
+          <w:p>
+            <w:pPr>
+              <w:spacing w:before="30" w:after="30"/>
             </w:pPr>
             <w:r>
               <w:rPr>
@@ -3104,11 +6870,12 @@
         <w:tc>
           <w:tcPr>
             <w:tcW w:w="3120" w:type="dxa"/>
-            <w:vAlign w:val="top"/>
-          </w:tcPr>
-          <w:p>
-            <w:pPr>
-              <w:spacing w:before="40" w:after="40"/>
+            <w:shd w:val="clear" w:color="auto" w:fill="EAF1F8"/>
+            <w:vAlign w:val="top"/>
+          </w:tcPr>
+          <w:p>
+            <w:pPr>
+              <w:spacing w:before="30" w:after="30"/>
             </w:pPr>
             <w:r>
               <w:rPr>
@@ -3124,11 +6891,12 @@
         <w:tc>
           <w:tcPr>
             <w:tcW w:w="3120" w:type="dxa"/>
-            <w:vAlign w:val="top"/>
-          </w:tcPr>
-          <w:p>
-            <w:pPr>
-              <w:spacing w:before="40" w:after="40"/>
+            <w:shd w:val="clear" w:color="auto" w:fill="FFFFFF"/>
+            <w:vAlign w:val="top"/>
+          </w:tcPr>
+          <w:p>
+            <w:pPr>
+              <w:spacing w:before="30" w:after="30"/>
             </w:pPr>
             <w:r>
               <w:rPr>
@@ -3142,11 +6910,12 @@
         <w:tc>
           <w:tcPr>
             <w:tcW w:w="3120" w:type="dxa"/>
-            <w:vAlign w:val="top"/>
-          </w:tcPr>
-          <w:p>
-            <w:pPr>
-              <w:spacing w:before="40" w:after="40"/>
+            <w:shd w:val="clear" w:color="auto" w:fill="FFFFFF"/>
+            <w:vAlign w:val="top"/>
+          </w:tcPr>
+          <w:p>
+            <w:pPr>
+              <w:spacing w:before="30" w:after="30"/>
             </w:pPr>
             <w:r>
               <w:rPr>
@@ -3160,11 +6929,12 @@
         <w:tc>
           <w:tcPr>
             <w:tcW w:w="3120" w:type="dxa"/>
-            <w:vAlign w:val="top"/>
-          </w:tcPr>
-          <w:p>
-            <w:pPr>
-              <w:spacing w:before="40" w:after="40"/>
+            <w:shd w:val="clear" w:color="auto" w:fill="FFFFFF"/>
+            <w:vAlign w:val="top"/>
+          </w:tcPr>
+          <w:p>
+            <w:pPr>
+              <w:spacing w:before="30" w:after="30"/>
             </w:pPr>
             <w:r>
               <w:rPr>
@@ -3180,11 +6950,12 @@
         <w:tc>
           <w:tcPr>
             <w:tcW w:w="3120" w:type="dxa"/>
-            <w:vAlign w:val="top"/>
-          </w:tcPr>
-          <w:p>
-            <w:pPr>
-              <w:spacing w:before="40" w:after="40"/>
+            <w:shd w:val="clear" w:color="auto" w:fill="EAF1F8"/>
+            <w:vAlign w:val="top"/>
+          </w:tcPr>
+          <w:p>
+            <w:pPr>
+              <w:spacing w:before="30" w:after="30"/>
             </w:pPr>
             <w:r>
               <w:rPr>
@@ -3198,11 +6969,12 @@
         <w:tc>
           <w:tcPr>
             <w:tcW w:w="3120" w:type="dxa"/>
-            <w:vAlign w:val="top"/>
-          </w:tcPr>
-          <w:p>
-            <w:pPr>
-              <w:spacing w:before="40" w:after="40"/>
+            <w:shd w:val="clear" w:color="auto" w:fill="EAF1F8"/>
+            <w:vAlign w:val="top"/>
+          </w:tcPr>
+          <w:p>
+            <w:pPr>
+              <w:spacing w:before="30" w:after="30"/>
             </w:pPr>
             <w:r>
               <w:rPr>
@@ -3216,11 +6988,12 @@
         <w:tc>
           <w:tcPr>
             <w:tcW w:w="3120" w:type="dxa"/>
-            <w:vAlign w:val="top"/>
-          </w:tcPr>
-          <w:p>
-            <w:pPr>
-              <w:spacing w:before="40" w:after="40"/>
+            <w:shd w:val="clear" w:color="auto" w:fill="EAF1F8"/>
+            <w:vAlign w:val="top"/>
+          </w:tcPr>
+          <w:p>
+            <w:pPr>
+              <w:spacing w:before="30" w:after="30"/>
             </w:pPr>
             <w:r>
               <w:rPr>
@@ -3236,11 +7009,12 @@
         <w:tc>
           <w:tcPr>
             <w:tcW w:w="3120" w:type="dxa"/>
-            <w:vAlign w:val="top"/>
-          </w:tcPr>
-          <w:p>
-            <w:pPr>
-              <w:spacing w:before="40" w:after="40"/>
+            <w:shd w:val="clear" w:color="auto" w:fill="FFFFFF"/>
+            <w:vAlign w:val="top"/>
+          </w:tcPr>
+          <w:p>
+            <w:pPr>
+              <w:spacing w:before="30" w:after="30"/>
             </w:pPr>
             <w:r>
               <w:rPr>
@@ -3254,11 +7028,12 @@
         <w:tc>
           <w:tcPr>
             <w:tcW w:w="3120" w:type="dxa"/>
-            <w:vAlign w:val="top"/>
-          </w:tcPr>
-          <w:p>
-            <w:pPr>
-              <w:spacing w:before="40" w:after="40"/>
+            <w:shd w:val="clear" w:color="auto" w:fill="FFFFFF"/>
+            <w:vAlign w:val="top"/>
+          </w:tcPr>
+          <w:p>
+            <w:pPr>
+              <w:spacing w:before="30" w:after="30"/>
             </w:pPr>
             <w:r>
               <w:rPr>
@@ -3272,11 +7047,12 @@
         <w:tc>
           <w:tcPr>
             <w:tcW w:w="3120" w:type="dxa"/>
-            <w:vAlign w:val="top"/>
-          </w:tcPr>
-          <w:p>
-            <w:pPr>
-              <w:spacing w:before="40" w:after="40"/>
+            <w:shd w:val="clear" w:color="auto" w:fill="FFFFFF"/>
+            <w:vAlign w:val="top"/>
+          </w:tcPr>
+          <w:p>
+            <w:pPr>
+              <w:spacing w:before="30" w:after="30"/>
             </w:pPr>
             <w:r>
               <w:rPr>
@@ -3292,11 +7068,12 @@
         <w:tc>
           <w:tcPr>
             <w:tcW w:w="3120" w:type="dxa"/>
-            <w:vAlign w:val="top"/>
-          </w:tcPr>
-          <w:p>
-            <w:pPr>
-              <w:spacing w:before="40" w:after="40"/>
+            <w:shd w:val="clear" w:color="auto" w:fill="EAF1F8"/>
+            <w:vAlign w:val="top"/>
+          </w:tcPr>
+          <w:p>
+            <w:pPr>
+              <w:spacing w:before="30" w:after="30"/>
             </w:pPr>
             <w:r>
               <w:rPr>
@@ -3310,11 +7087,12 @@
         <w:tc>
           <w:tcPr>
             <w:tcW w:w="3120" w:type="dxa"/>
-            <w:vAlign w:val="top"/>
-          </w:tcPr>
-          <w:p>
-            <w:pPr>
-              <w:spacing w:before="40" w:after="40"/>
+            <w:shd w:val="clear" w:color="auto" w:fill="EAF1F8"/>
+            <w:vAlign w:val="top"/>
+          </w:tcPr>
+          <w:p>
+            <w:pPr>
+              <w:spacing w:before="30" w:after="30"/>
             </w:pPr>
             <w:r>
               <w:rPr>
@@ -3328,11 +7106,12 @@
         <w:tc>
           <w:tcPr>
             <w:tcW w:w="3120" w:type="dxa"/>
-            <w:vAlign w:val="top"/>
-          </w:tcPr>
-          <w:p>
-            <w:pPr>
-              <w:spacing w:before="40" w:after="40"/>
+            <w:shd w:val="clear" w:color="auto" w:fill="EAF1F8"/>
+            <w:vAlign w:val="top"/>
+          </w:tcPr>
+          <w:p>
+            <w:pPr>
+              <w:spacing w:before="30" w:after="30"/>
             </w:pPr>
             <w:r>
               <w:rPr>
@@ -3348,11 +7127,12 @@
         <w:tc>
           <w:tcPr>
             <w:tcW w:w="3120" w:type="dxa"/>
-            <w:vAlign w:val="top"/>
-          </w:tcPr>
-          <w:p>
-            <w:pPr>
-              <w:spacing w:before="40" w:after="40"/>
+            <w:shd w:val="clear" w:color="auto" w:fill="FFFFFF"/>
+            <w:vAlign w:val="top"/>
+          </w:tcPr>
+          <w:p>
+            <w:pPr>
+              <w:spacing w:before="30" w:after="30"/>
             </w:pPr>
             <w:r>
               <w:rPr>
@@ -3366,11 +7146,12 @@
         <w:tc>
           <w:tcPr>
             <w:tcW w:w="3120" w:type="dxa"/>
-            <w:vAlign w:val="top"/>
-          </w:tcPr>
-          <w:p>
-            <w:pPr>
-              <w:spacing w:before="40" w:after="40"/>
+            <w:shd w:val="clear" w:color="auto" w:fill="FFFFFF"/>
+            <w:vAlign w:val="top"/>
+          </w:tcPr>
+          <w:p>
+            <w:pPr>
+              <w:spacing w:before="30" w:after="30"/>
             </w:pPr>
             <w:r>
               <w:rPr>
@@ -3384,11 +7165,12 @@
         <w:tc>
           <w:tcPr>
             <w:tcW w:w="3120" w:type="dxa"/>
-            <w:vAlign w:val="top"/>
-          </w:tcPr>
-          <w:p>
-            <w:pPr>
-              <w:spacing w:before="40" w:after="40"/>
+            <w:shd w:val="clear" w:color="auto" w:fill="FFFFFF"/>
+            <w:vAlign w:val="top"/>
+          </w:tcPr>
+          <w:p>
+            <w:pPr>
+              <w:spacing w:before="30" w:after="30"/>
             </w:pPr>
             <w:r>
               <w:rPr>
@@ -3404,11 +7186,12 @@
         <w:tc>
           <w:tcPr>
             <w:tcW w:w="3120" w:type="dxa"/>
-            <w:vAlign w:val="top"/>
-          </w:tcPr>
-          <w:p>
-            <w:pPr>
-              <w:spacing w:before="40" w:after="40"/>
+            <w:shd w:val="clear" w:color="auto" w:fill="EAF1F8"/>
+            <w:vAlign w:val="top"/>
+          </w:tcPr>
+          <w:p>
+            <w:pPr>
+              <w:spacing w:before="30" w:after="30"/>
             </w:pPr>
             <w:r>
               <w:rPr>
@@ -3422,11 +7205,12 @@
         <w:tc>
           <w:tcPr>
             <w:tcW w:w="3120" w:type="dxa"/>
-            <w:vAlign w:val="top"/>
-          </w:tcPr>
-          <w:p>
-            <w:pPr>
-              <w:spacing w:before="40" w:after="40"/>
+            <w:shd w:val="clear" w:color="auto" w:fill="EAF1F8"/>
+            <w:vAlign w:val="top"/>
+          </w:tcPr>
+          <w:p>
+            <w:pPr>
+              <w:spacing w:before="30" w:after="30"/>
             </w:pPr>
             <w:r>
               <w:rPr>
@@ -3440,11 +7224,12 @@
         <w:tc>
           <w:tcPr>
             <w:tcW w:w="3120" w:type="dxa"/>
-            <w:vAlign w:val="top"/>
-          </w:tcPr>
-          <w:p>
-            <w:pPr>
-              <w:spacing w:before="40" w:after="40"/>
+            <w:shd w:val="clear" w:color="auto" w:fill="EAF1F8"/>
+            <w:vAlign w:val="top"/>
+          </w:tcPr>
+          <w:p>
+            <w:pPr>
+              <w:spacing w:before="30" w:after="30"/>
             </w:pPr>
             <w:r>
               <w:rPr>
@@ -3460,11 +7245,12 @@
         <w:tc>
           <w:tcPr>
             <w:tcW w:w="3120" w:type="dxa"/>
-            <w:vAlign w:val="top"/>
-          </w:tcPr>
-          <w:p>
-            <w:pPr>
-              <w:spacing w:before="40" w:after="40"/>
+            <w:shd w:val="clear" w:color="auto" w:fill="FFFFFF"/>
+            <w:vAlign w:val="top"/>
+          </w:tcPr>
+          <w:p>
+            <w:pPr>
+              <w:spacing w:before="30" w:after="30"/>
             </w:pPr>
             <w:r>
               <w:rPr>
@@ -3478,11 +7264,12 @@
         <w:tc>
           <w:tcPr>
             <w:tcW w:w="3120" w:type="dxa"/>
-            <w:vAlign w:val="top"/>
-          </w:tcPr>
-          <w:p>
-            <w:pPr>
-              <w:spacing w:before="40" w:after="40"/>
+            <w:shd w:val="clear" w:color="auto" w:fill="FFFFFF"/>
+            <w:vAlign w:val="top"/>
+          </w:tcPr>
+          <w:p>
+            <w:pPr>
+              <w:spacing w:before="30" w:after="30"/>
             </w:pPr>
             <w:r>
               <w:rPr>
@@ -3496,11 +7283,12 @@
         <w:tc>
           <w:tcPr>
             <w:tcW w:w="3120" w:type="dxa"/>
-            <w:vAlign w:val="top"/>
-          </w:tcPr>
-          <w:p>
-            <w:pPr>
-              <w:spacing w:before="40" w:after="40"/>
+            <w:shd w:val="clear" w:color="auto" w:fill="FFFFFF"/>
+            <w:vAlign w:val="top"/>
+          </w:tcPr>
+          <w:p>
+            <w:pPr>
+              <w:spacing w:before="30" w:after="30"/>
             </w:pPr>
             <w:r>
               <w:rPr>
@@ -3516,11 +7304,12 @@
         <w:tc>
           <w:tcPr>
             <w:tcW w:w="3120" w:type="dxa"/>
-            <w:vAlign w:val="top"/>
-          </w:tcPr>
-          <w:p>
-            <w:pPr>
-              <w:spacing w:before="40" w:after="40"/>
+            <w:shd w:val="clear" w:color="auto" w:fill="EAF1F8"/>
+            <w:vAlign w:val="top"/>
+          </w:tcPr>
+          <w:p>
+            <w:pPr>
+              <w:spacing w:before="30" w:after="30"/>
             </w:pPr>
             <w:r>
               <w:rPr>
@@ -3534,11 +7323,12 @@
         <w:tc>
           <w:tcPr>
             <w:tcW w:w="3120" w:type="dxa"/>
-            <w:vAlign w:val="top"/>
-          </w:tcPr>
-          <w:p>
-            <w:pPr>
-              <w:spacing w:before="40" w:after="40"/>
+            <w:shd w:val="clear" w:color="auto" w:fill="EAF1F8"/>
+            <w:vAlign w:val="top"/>
+          </w:tcPr>
+          <w:p>
+            <w:pPr>
+              <w:spacing w:before="30" w:after="30"/>
             </w:pPr>
             <w:r>
               <w:rPr>
@@ -3552,11 +7342,12 @@
         <w:tc>
           <w:tcPr>
             <w:tcW w:w="3120" w:type="dxa"/>
-            <w:vAlign w:val="top"/>
-          </w:tcPr>
-          <w:p>
-            <w:pPr>
-              <w:spacing w:before="40" w:after="40"/>
+            <w:shd w:val="clear" w:color="auto" w:fill="EAF1F8"/>
+            <w:vAlign w:val="top"/>
+          </w:tcPr>
+          <w:p>
+            <w:pPr>
+              <w:spacing w:before="30" w:after="30"/>
             </w:pPr>
             <w:r>
               <w:rPr>
@@ -3572,11 +7363,12 @@
         <w:tc>
           <w:tcPr>
             <w:tcW w:w="3120" w:type="dxa"/>
-            <w:vAlign w:val="top"/>
-          </w:tcPr>
-          <w:p>
-            <w:pPr>
-              <w:spacing w:before="40" w:after="40"/>
+            <w:shd w:val="clear" w:color="auto" w:fill="FFFFFF"/>
+            <w:vAlign w:val="top"/>
+          </w:tcPr>
+          <w:p>
+            <w:pPr>
+              <w:spacing w:before="30" w:after="30"/>
             </w:pPr>
             <w:r>
               <w:rPr>
@@ -3590,11 +7382,12 @@
         <w:tc>
           <w:tcPr>
             <w:tcW w:w="3120" w:type="dxa"/>
-            <w:vAlign w:val="top"/>
-          </w:tcPr>
-          <w:p>
-            <w:pPr>
-              <w:spacing w:before="40" w:after="40"/>
+            <w:shd w:val="clear" w:color="auto" w:fill="FFFFFF"/>
+            <w:vAlign w:val="top"/>
+          </w:tcPr>
+          <w:p>
+            <w:pPr>
+              <w:spacing w:before="30" w:after="30"/>
             </w:pPr>
             <w:r>
               <w:rPr>
@@ -3608,11 +7401,12 @@
         <w:tc>
           <w:tcPr>
             <w:tcW w:w="3120" w:type="dxa"/>
-            <w:vAlign w:val="top"/>
-          </w:tcPr>
-          <w:p>
-            <w:pPr>
-              <w:spacing w:before="40" w:after="40"/>
+            <w:shd w:val="clear" w:color="auto" w:fill="FFFFFF"/>
+            <w:vAlign w:val="top"/>
+          </w:tcPr>
+          <w:p>
+            <w:pPr>
+              <w:spacing w:before="30" w:after="30"/>
             </w:pPr>
             <w:r>
               <w:rPr>
@@ -3628,11 +7422,12 @@
         <w:tc>
           <w:tcPr>
             <w:tcW w:w="3120" w:type="dxa"/>
-            <w:vAlign w:val="top"/>
-          </w:tcPr>
-          <w:p>
-            <w:pPr>
-              <w:spacing w:before="40" w:after="40"/>
+            <w:shd w:val="clear" w:color="auto" w:fill="EAF1F8"/>
+            <w:vAlign w:val="top"/>
+          </w:tcPr>
+          <w:p>
+            <w:pPr>
+              <w:spacing w:before="30" w:after="30"/>
             </w:pPr>
             <w:r>
               <w:rPr>
@@ -3646,11 +7441,12 @@
         <w:tc>
           <w:tcPr>
             <w:tcW w:w="3120" w:type="dxa"/>
-            <w:vAlign w:val="top"/>
-          </w:tcPr>
-          <w:p>
-            <w:pPr>
-              <w:spacing w:before="40" w:after="40"/>
+            <w:shd w:val="clear" w:color="auto" w:fill="EAF1F8"/>
+            <w:vAlign w:val="top"/>
+          </w:tcPr>
+          <w:p>
+            <w:pPr>
+              <w:spacing w:before="30" w:after="30"/>
             </w:pPr>
             <w:r>
               <w:rPr>
@@ -3664,11 +7460,12 @@
         <w:tc>
           <w:tcPr>
             <w:tcW w:w="3120" w:type="dxa"/>
-            <w:vAlign w:val="top"/>
-          </w:tcPr>
-          <w:p>
-            <w:pPr>
-              <w:spacing w:before="40" w:after="40"/>
+            <w:shd w:val="clear" w:color="auto" w:fill="EAF1F8"/>
+            <w:vAlign w:val="top"/>
+          </w:tcPr>
+          <w:p>
+            <w:pPr>
+              <w:spacing w:before="30" w:after="30"/>
             </w:pPr>
             <w:r>
               <w:rPr>
@@ -3684,11 +7481,12 @@
         <w:tc>
           <w:tcPr>
             <w:tcW w:w="3120" w:type="dxa"/>
-            <w:vAlign w:val="top"/>
-          </w:tcPr>
-          <w:p>
-            <w:pPr>
-              <w:spacing w:before="40" w:after="40"/>
+            <w:shd w:val="clear" w:color="auto" w:fill="FFFFFF"/>
+            <w:vAlign w:val="top"/>
+          </w:tcPr>
+          <w:p>
+            <w:pPr>
+              <w:spacing w:before="30" w:after="30"/>
             </w:pPr>
             <w:r>
               <w:rPr>
@@ -3702,11 +7500,12 @@
         <w:tc>
           <w:tcPr>
             <w:tcW w:w="3120" w:type="dxa"/>
-            <w:vAlign w:val="top"/>
-          </w:tcPr>
-          <w:p>
-            <w:pPr>
-              <w:spacing w:before="40" w:after="40"/>
+            <w:shd w:val="clear" w:color="auto" w:fill="FFFFFF"/>
+            <w:vAlign w:val="top"/>
+          </w:tcPr>
+          <w:p>
+            <w:pPr>
+              <w:spacing w:before="30" w:after="30"/>
             </w:pPr>
             <w:r>
               <w:rPr>
@@ -3720,11 +7519,12 @@
         <w:tc>
           <w:tcPr>
             <w:tcW w:w="3120" w:type="dxa"/>
-            <w:vAlign w:val="top"/>
-          </w:tcPr>
-          <w:p>
-            <w:pPr>
-              <w:spacing w:before="40" w:after="40"/>
+            <w:shd w:val="clear" w:color="auto" w:fill="FFFFFF"/>
+            <w:vAlign w:val="top"/>
+          </w:tcPr>
+          <w:p>
+            <w:pPr>
+              <w:spacing w:before="30" w:after="30"/>
             </w:pPr>
             <w:r>
               <w:rPr>
@@ -3740,11 +7540,12 @@
         <w:tc>
           <w:tcPr>
             <w:tcW w:w="3120" w:type="dxa"/>
-            <w:vAlign w:val="top"/>
-          </w:tcPr>
-          <w:p>
-            <w:pPr>
-              <w:spacing w:before="40" w:after="40"/>
+            <w:shd w:val="clear" w:color="auto" w:fill="EAF1F8"/>
+            <w:vAlign w:val="top"/>
+          </w:tcPr>
+          <w:p>
+            <w:pPr>
+              <w:spacing w:before="30" w:after="30"/>
             </w:pPr>
             <w:r>
               <w:rPr>
@@ -3758,11 +7559,12 @@
         <w:tc>
           <w:tcPr>
             <w:tcW w:w="3120" w:type="dxa"/>
-            <w:vAlign w:val="top"/>
-          </w:tcPr>
-          <w:p>
-            <w:pPr>
-              <w:spacing w:before="40" w:after="40"/>
+            <w:shd w:val="clear" w:color="auto" w:fill="EAF1F8"/>
+            <w:vAlign w:val="top"/>
+          </w:tcPr>
+          <w:p>
+            <w:pPr>
+              <w:spacing w:before="30" w:after="30"/>
             </w:pPr>
             <w:r>
               <w:rPr>
@@ -3776,11 +7578,12 @@
         <w:tc>
           <w:tcPr>
             <w:tcW w:w="3120" w:type="dxa"/>
-            <w:vAlign w:val="top"/>
-          </w:tcPr>
-          <w:p>
-            <w:pPr>
-              <w:spacing w:before="40" w:after="40"/>
+            <w:shd w:val="clear" w:color="auto" w:fill="EAF1F8"/>
+            <w:vAlign w:val="top"/>
+          </w:tcPr>
+          <w:p>
+            <w:pPr>
+              <w:spacing w:before="30" w:after="30"/>
             </w:pPr>
             <w:r>
               <w:rPr>
@@ -3796,11 +7599,12 @@
         <w:tc>
           <w:tcPr>
             <w:tcW w:w="3120" w:type="dxa"/>
-            <w:vAlign w:val="top"/>
-          </w:tcPr>
-          <w:p>
-            <w:pPr>
-              <w:spacing w:before="40" w:after="40"/>
+            <w:shd w:val="clear" w:color="auto" w:fill="FFFFFF"/>
+            <w:vAlign w:val="top"/>
+          </w:tcPr>
+          <w:p>
+            <w:pPr>
+              <w:spacing w:before="30" w:after="30"/>
             </w:pPr>
             <w:r>
               <w:rPr>
@@ -3814,11 +7618,12 @@
         <w:tc>
           <w:tcPr>
             <w:tcW w:w="3120" w:type="dxa"/>
-            <w:vAlign w:val="top"/>
-          </w:tcPr>
-          <w:p>
-            <w:pPr>
-              <w:spacing w:before="40" w:after="40"/>
+            <w:shd w:val="clear" w:color="auto" w:fill="FFFFFF"/>
+            <w:vAlign w:val="top"/>
+          </w:tcPr>
+          <w:p>
+            <w:pPr>
+              <w:spacing w:before="30" w:after="30"/>
             </w:pPr>
             <w:r>
               <w:rPr>
@@ -3832,11 +7637,12 @@
         <w:tc>
           <w:tcPr>
             <w:tcW w:w="3120" w:type="dxa"/>
-            <w:vAlign w:val="top"/>
-          </w:tcPr>
-          <w:p>
-            <w:pPr>
-              <w:spacing w:before="40" w:after="40"/>
+            <w:shd w:val="clear" w:color="auto" w:fill="FFFFFF"/>
+            <w:vAlign w:val="top"/>
+          </w:tcPr>
+          <w:p>
+            <w:pPr>
+              <w:spacing w:before="30" w:after="30"/>
             </w:pPr>
             <w:r>
               <w:rPr>
@@ -3852,11 +7658,12 @@
         <w:tc>
           <w:tcPr>
             <w:tcW w:w="3120" w:type="dxa"/>
-            <w:vAlign w:val="top"/>
-          </w:tcPr>
-          <w:p>
-            <w:pPr>
-              <w:spacing w:before="40" w:after="40"/>
+            <w:shd w:val="clear" w:color="auto" w:fill="EAF1F8"/>
+            <w:vAlign w:val="top"/>
+          </w:tcPr>
+          <w:p>
+            <w:pPr>
+              <w:spacing w:before="30" w:after="30"/>
             </w:pPr>
             <w:r>
               <w:rPr>
@@ -3870,11 +7677,12 @@
         <w:tc>
           <w:tcPr>
             <w:tcW w:w="3120" w:type="dxa"/>
-            <w:vAlign w:val="top"/>
-          </w:tcPr>
-          <w:p>
-            <w:pPr>
-              <w:spacing w:before="40" w:after="40"/>
+            <w:shd w:val="clear" w:color="auto" w:fill="EAF1F8"/>
+            <w:vAlign w:val="top"/>
+          </w:tcPr>
+          <w:p>
+            <w:pPr>
+              <w:spacing w:before="30" w:after="30"/>
             </w:pPr>
             <w:r>
               <w:rPr>
@@ -3888,11 +7696,12 @@
         <w:tc>
           <w:tcPr>
             <w:tcW w:w="3120" w:type="dxa"/>
-            <w:vAlign w:val="top"/>
-          </w:tcPr>
-          <w:p>
-            <w:pPr>
-              <w:spacing w:before="40" w:after="40"/>
+            <w:shd w:val="clear" w:color="auto" w:fill="EAF1F8"/>
+            <w:vAlign w:val="top"/>
+          </w:tcPr>
+          <w:p>
+            <w:pPr>
+              <w:spacing w:before="30" w:after="30"/>
             </w:pPr>
             <w:r>
               <w:rPr>
@@ -3908,11 +7717,12 @@
         <w:tc>
           <w:tcPr>
             <w:tcW w:w="3120" w:type="dxa"/>
-            <w:vAlign w:val="top"/>
-          </w:tcPr>
-          <w:p>
-            <w:pPr>
-              <w:spacing w:before="40" w:after="40"/>
+            <w:shd w:val="clear" w:color="auto" w:fill="FFFFFF"/>
+            <w:vAlign w:val="top"/>
+          </w:tcPr>
+          <w:p>
+            <w:pPr>
+              <w:spacing w:before="30" w:after="30"/>
             </w:pPr>
             <w:r>
               <w:rPr>
@@ -3926,11 +7736,12 @@
         <w:tc>
           <w:tcPr>
             <w:tcW w:w="3120" w:type="dxa"/>
-            <w:vAlign w:val="top"/>
-          </w:tcPr>
-          <w:p>
-            <w:pPr>
-              <w:spacing w:before="40" w:after="40"/>
+            <w:shd w:val="clear" w:color="auto" w:fill="FFFFFF"/>
+            <w:vAlign w:val="top"/>
+          </w:tcPr>
+          <w:p>
+            <w:pPr>
+              <w:spacing w:before="30" w:after="30"/>
             </w:pPr>
             <w:r>
               <w:rPr>
@@ -3944,11 +7755,12 @@
         <w:tc>
           <w:tcPr>
             <w:tcW w:w="3120" w:type="dxa"/>
-            <w:vAlign w:val="top"/>
-          </w:tcPr>
-          <w:p>
-            <w:pPr>
-              <w:spacing w:before="40" w:after="40"/>
+            <w:shd w:val="clear" w:color="auto" w:fill="FFFFFF"/>
+            <w:vAlign w:val="top"/>
+          </w:tcPr>
+          <w:p>
+            <w:pPr>
+              <w:spacing w:before="30" w:after="30"/>
             </w:pPr>
             <w:r>
               <w:rPr>
@@ -3963,7 +7775,7 @@
     </w:tbl>
     <w:p>
       <w:pPr>
-        <w:spacing w:before="0" w:after="60"/>
+        <w:spacing w:before="0" w:after="80"/>
       </w:pPr>
       <w:r>
         <w:t xml:space="preserve"/>
@@ -17715,37 +21527,46 @@
     </w:p>
     <w:tbl>
       <w:tblPr>
-        <w:tblStyle w:val="TableGrid"/>
         <w:tblW w:w="9360" w:type="dxa"/>
         <w:tblBorders>
-          <w:top w:val="single" w:sz="4" w:color="AAAAAA"/>
-          <w:left w:val="single" w:sz="4" w:color="AAAAAA"/>
-          <w:bottom w:val="single" w:sz="4" w:color="AAAAAA"/>
-          <w:right w:val="single" w:sz="4" w:color="AAAAAA"/>
-          <w:insideH w:val="single" w:sz="4" w:color="CCCCCC"/>
-          <w:insideV w:val="single" w:sz="4" w:color="CCCCCC"/>
+          <w:top w:val="single" w:sz="8" w:color="1F4E79"/>
+          <w:left w:val="single" w:sz="4" w:color="BFD3E6"/>
+          <w:bottom w:val="single" w:sz="8" w:color="1F4E79"/>
+          <w:right w:val="single" w:sz="4" w:color="BFD3E6"/>
+          <w:insideH w:val="single" w:sz="4" w:color="BFD3E6"/>
+          <w:insideV w:val="single" w:sz="4" w:color="BFD3E6"/>
         </w:tblBorders>
+        <w:tblCellMar>
+          <w:top w:w="80" w:type="dxa"/>
+          <w:left w:w="110" w:type="dxa"/>
+          <w:bottom w:w="80" w:type="dxa"/>
+          <w:right w:w="110" w:type="dxa"/>
+        </w:tblCellMar>
       </w:tblPr>
       <w:tblGrid>
         <w:gridCol w:w="4680"/>
         <w:gridCol w:w="4680"/>
       </w:tblGrid>
       <w:tr>
+        <w:trPr>
+          <w:tblHeader/>
+        </w:trPr>
         <w:tc>
           <w:tcPr>
             <w:tcW w:w="4680" w:type="dxa"/>
-            <w:shd w:val="clear" w:color="auto" w:fill="E8EDF5"/>
-            <w:vAlign w:val="top"/>
-          </w:tcPr>
-          <w:p>
-            <w:pPr>
-              <w:spacing w:before="40" w:after="40"/>
+            <w:shd w:val="clear" w:color="auto" w:fill="1F4E79"/>
+            <w:vAlign w:val="top"/>
+          </w:tcPr>
+          <w:p>
+            <w:pPr>
+              <w:spacing w:before="30" w:after="30"/>
             </w:pPr>
             <w:r>
               <w:rPr>
                 <w:b/>
                 <w:sz w:val="19"/>
                 <w:szCs w:val="19"/>
+                <w:color w:val="FFFFFF"/>
               </w:rPr>
               <w:t xml:space="preserve">Percentage</w:t>
             </w:r>
@@ -17754,18 +21575,19 @@
         <w:tc>
           <w:tcPr>
             <w:tcW w:w="4680" w:type="dxa"/>
-            <w:shd w:val="clear" w:color="auto" w:fill="E8EDF5"/>
-            <w:vAlign w:val="top"/>
-          </w:tcPr>
-          <w:p>
-            <w:pPr>
-              <w:spacing w:before="40" w:after="40"/>
+            <w:shd w:val="clear" w:color="auto" w:fill="1F4E79"/>
+            <w:vAlign w:val="top"/>
+          </w:tcPr>
+          <w:p>
+            <w:pPr>
+              <w:spacing w:before="30" w:after="30"/>
             </w:pPr>
             <w:r>
               <w:rPr>
                 <w:b/>
                 <w:sz w:val="19"/>
                 <w:szCs w:val="19"/>
+                <w:color w:val="FFFFFF"/>
               </w:rPr>
               <w:t xml:space="preserve">Grade</w:t>
             </w:r>
@@ -17776,11 +21598,12 @@
         <w:tc>
           <w:tcPr>
             <w:tcW w:w="4680" w:type="dxa"/>
-            <w:vAlign w:val="top"/>
-          </w:tcPr>
-          <w:p>
-            <w:pPr>
-              <w:spacing w:before="40" w:after="40"/>
+            <w:shd w:val="clear" w:color="auto" w:fill="FFFFFF"/>
+            <w:vAlign w:val="top"/>
+          </w:tcPr>
+          <w:p>
+            <w:pPr>
+              <w:spacing w:before="30" w:after="30"/>
             </w:pPr>
             <w:r>
               <w:rPr>
@@ -17794,11 +21617,12 @@
         <w:tc>
           <w:tcPr>
             <w:tcW w:w="4680" w:type="dxa"/>
-            <w:vAlign w:val="top"/>
-          </w:tcPr>
-          <w:p>
-            <w:pPr>
-              <w:spacing w:before="40" w:after="40"/>
+            <w:shd w:val="clear" w:color="auto" w:fill="FFFFFF"/>
+            <w:vAlign w:val="top"/>
+          </w:tcPr>
+          <w:p>
+            <w:pPr>
+              <w:spacing w:before="30" w:after="30"/>
             </w:pPr>
             <w:r>
               <w:rPr>
@@ -17814,11 +21638,12 @@
         <w:tc>
           <w:tcPr>
             <w:tcW w:w="4680" w:type="dxa"/>
-            <w:vAlign w:val="top"/>
-          </w:tcPr>
-          <w:p>
-            <w:pPr>
-              <w:spacing w:before="40" w:after="40"/>
+            <w:shd w:val="clear" w:color="auto" w:fill="EAF1F8"/>
+            <w:vAlign w:val="top"/>
+          </w:tcPr>
+          <w:p>
+            <w:pPr>
+              <w:spacing w:before="30" w:after="30"/>
             </w:pPr>
             <w:r>
               <w:rPr>
@@ -17832,11 +21657,12 @@
         <w:tc>
           <w:tcPr>
             <w:tcW w:w="4680" w:type="dxa"/>
-            <w:vAlign w:val="top"/>
-          </w:tcPr>
-          <w:p>
-            <w:pPr>
-              <w:spacing w:before="40" w:after="40"/>
+            <w:shd w:val="clear" w:color="auto" w:fill="EAF1F8"/>
+            <w:vAlign w:val="top"/>
+          </w:tcPr>
+          <w:p>
+            <w:pPr>
+              <w:spacing w:before="30" w:after="30"/>
             </w:pPr>
             <w:r>
               <w:rPr>
@@ -17852,11 +21678,12 @@
         <w:tc>
           <w:tcPr>
             <w:tcW w:w="4680" w:type="dxa"/>
-            <w:vAlign w:val="top"/>
-          </w:tcPr>
-          <w:p>
-            <w:pPr>
-              <w:spacing w:before="40" w:after="40"/>
+            <w:shd w:val="clear" w:color="auto" w:fill="FFFFFF"/>
+            <w:vAlign w:val="top"/>
+          </w:tcPr>
+          <w:p>
+            <w:pPr>
+              <w:spacing w:before="30" w:after="30"/>
             </w:pPr>
             <w:r>
               <w:rPr>
@@ -17870,11 +21697,12 @@
         <w:tc>
           <w:tcPr>
             <w:tcW w:w="4680" w:type="dxa"/>
-            <w:vAlign w:val="top"/>
-          </w:tcPr>
-          <w:p>
-            <w:pPr>
-              <w:spacing w:before="40" w:after="40"/>
+            <w:shd w:val="clear" w:color="auto" w:fill="FFFFFF"/>
+            <w:vAlign w:val="top"/>
+          </w:tcPr>
+          <w:p>
+            <w:pPr>
+              <w:spacing w:before="30" w:after="30"/>
             </w:pPr>
             <w:r>
               <w:rPr>
@@ -17890,11 +21718,12 @@
         <w:tc>
           <w:tcPr>
             <w:tcW w:w="4680" w:type="dxa"/>
-            <w:vAlign w:val="top"/>
-          </w:tcPr>
-          <w:p>
-            <w:pPr>
-              <w:spacing w:before="40" w:after="40"/>
+            <w:shd w:val="clear" w:color="auto" w:fill="EAF1F8"/>
+            <w:vAlign w:val="top"/>
+          </w:tcPr>
+          <w:p>
+            <w:pPr>
+              <w:spacing w:before="30" w:after="30"/>
             </w:pPr>
             <w:r>
               <w:rPr>
@@ -17908,11 +21737,12 @@
         <w:tc>
           <w:tcPr>
             <w:tcW w:w="4680" w:type="dxa"/>
-            <w:vAlign w:val="top"/>
-          </w:tcPr>
-          <w:p>
-            <w:pPr>
-              <w:spacing w:before="40" w:after="40"/>
+            <w:shd w:val="clear" w:color="auto" w:fill="EAF1F8"/>
+            <w:vAlign w:val="top"/>
+          </w:tcPr>
+          <w:p>
+            <w:pPr>
+              <w:spacing w:before="30" w:after="30"/>
             </w:pPr>
             <w:r>
               <w:rPr>
@@ -17928,11 +21758,12 @@
         <w:tc>
           <w:tcPr>
             <w:tcW w:w="4680" w:type="dxa"/>
-            <w:vAlign w:val="top"/>
-          </w:tcPr>
-          <w:p>
-            <w:pPr>
-              <w:spacing w:before="40" w:after="40"/>
+            <w:shd w:val="clear" w:color="auto" w:fill="FFFFFF"/>
+            <w:vAlign w:val="top"/>
+          </w:tcPr>
+          <w:p>
+            <w:pPr>
+              <w:spacing w:before="30" w:after="30"/>
             </w:pPr>
             <w:r>
               <w:rPr>
@@ -17946,11 +21777,12 @@
         <w:tc>
           <w:tcPr>
             <w:tcW w:w="4680" w:type="dxa"/>
-            <w:vAlign w:val="top"/>
-          </w:tcPr>
-          <w:p>
-            <w:pPr>
-              <w:spacing w:before="40" w:after="40"/>
+            <w:shd w:val="clear" w:color="auto" w:fill="FFFFFF"/>
+            <w:vAlign w:val="top"/>
+          </w:tcPr>
+          <w:p>
+            <w:pPr>
+              <w:spacing w:before="30" w:after="30"/>
             </w:pPr>
             <w:r>
               <w:rPr>
@@ -17965,7 +21797,7 @@
     </w:tbl>
     <w:p>
       <w:pPr>
-        <w:spacing w:before="0" w:after="60"/>
+        <w:spacing w:before="0" w:after="80"/>
       </w:pPr>
       <w:r>
         <w:t xml:space="preserve"/>
@@ -20949,7 +24781,7 @@
   <w:docDefaults>
     <w:rPrDefault>
       <w:rPr>
-        <w:rFonts w:ascii="Calibri" w:hAnsi="Calibri" w:cs="Calibri"/>
+        <w:rFonts w:ascii="Arial Narrow" w:hAnsi="Arial Narrow" w:cs="Arial Narrow"/>
         <w:sz w:val="22"/>
         <w:szCs w:val="22"/>
       </w:rPr>
